--- a/步骤.docx
+++ b/步骤.docx
@@ -42,11 +42,7 @@
         <w:jc w:val="center"/>
       </w:pPr>
       <w:r>
-        <w:rPr>
-          <w:rFonts w:ascii="Aptos" w:hAnsi="Aptos" w:eastAsia="Microsoft YaHei"/>
-          <w:sz w:val="23"/>
-        </w:rPr>
-        <w:t>本路线图将项目拆分为 11 轮。每一轮只新增一个可验证能力，并在进入下一轮前保存代码、测试、配置和实验结果。最终目标是完成一个可运行、可评估、能解释检索证据并遵守心理健康安全边界的轻量级 RAG 系统。</w:t>
+        <w:t>本路线图将项目拆分为 14 轮。先完成可验证的基础 RAG，再依次增加 HTTP 服务、可观测工作流和受约束 Agent。每一轮只新增一个可测试能力，并保存代码、配置、实验条件与真实结果。最终交付是一个可复现、可评估、可引用、可服务化并遵守心理健康安全边界的系统。</w:t>
       </w:r>
     </w:p>
     <w:p>
@@ -55,14 +51,9 @@
         <w:jc w:val="center"/>
       </w:pPr>
       <w:r>
-        <w:rPr>
-          <w:rFonts w:ascii="Aptos" w:hAnsi="Aptos" w:eastAsia="Microsoft YaHei"/>
-          <w:color w:val="505050"/>
-          <w:sz w:val="20"/>
-        </w:rPr>
         <w:t>适用范围  学习实践与面试演示</w:t>
         <w:br/>
-        <w:t>技术主线  Python  LangChain  中文 Embedding  FAISS  Streamlit</w:t>
+        <w:t>技术主线  Python  LangChain  中文 Embedding  FAISS  FastAPI  LangGraph  Streamlit</w:t>
       </w:r>
     </w:p>
     <w:p>
@@ -174,7 +165,7 @@
         </w:trPr>
         <w:tc>
           <w:tcPr>
-            <w:tcW w:type="dxa" w:w="792"/>
+            <w:tcW w:type="dxa" w:w="709"/>
             <w:shd w:fill="1F4E78"/>
             <w:tcMar>
               <w:top w:w="110" w:type="dxa"/>
@@ -183,9 +174,18 @@
               <w:end w:w="130" w:type="dxa"/>
             </w:tcMar>
             <w:vAlign w:val="center"/>
+            <w:tcBorders>
+              <w:top w:val="single" w:sz="4" w:color="D9D9D9"/>
+              <w:left w:val="single" w:sz="4" w:color="D9D9D9"/>
+              <w:bottom w:val="single" w:sz="4" w:color="D9D9D9"/>
+              <w:right w:val="single" w:sz="4" w:color="D9D9D9"/>
+              <w:insideH w:val="single" w:sz="4" w:color="D9D9D9"/>
+              <w:insideV w:val="single" w:sz="4" w:color="D9D9D9"/>
+            </w:tcBorders>
           </w:tcPr>
           <w:p>
             <w:pPr>
+              <w:spacing w:after="40" w:before="40"/>
               <w:jc w:val="center"/>
             </w:pPr>
             <w:r>
@@ -193,7 +193,7 @@
                 <w:rFonts w:ascii="Aptos" w:hAnsi="Aptos" w:eastAsia="Microsoft YaHei"/>
                 <w:b/>
                 <w:color w:val="FFFFFF"/>
-                <w:sz w:val="19"/>
+                <w:sz w:val="18"/>
               </w:rPr>
               <w:t>轮次</w:t>
             </w:r>
@@ -201,7 +201,7 @@
         </w:tc>
         <w:tc>
           <w:tcPr>
-            <w:tcW w:type="dxa" w:w="3384"/>
+            <w:tcW w:type="dxa" w:w="2324"/>
             <w:shd w:fill="1F4E78"/>
             <w:tcMar>
               <w:top w:w="110" w:type="dxa"/>
@@ -210,17 +210,26 @@
               <w:end w:w="130" w:type="dxa"/>
             </w:tcMar>
             <w:vAlign w:val="center"/>
+            <w:tcBorders>
+              <w:top w:val="single" w:sz="4" w:color="D9D9D9"/>
+              <w:left w:val="single" w:sz="4" w:color="D9D9D9"/>
+              <w:bottom w:val="single" w:sz="4" w:color="D9D9D9"/>
+              <w:right w:val="single" w:sz="4" w:color="D9D9D9"/>
+              <w:insideH w:val="single" w:sz="4" w:color="D9D9D9"/>
+              <w:insideV w:val="single" w:sz="4" w:color="D9D9D9"/>
+            </w:tcBorders>
           </w:tcPr>
           <w:p>
             <w:pPr>
-              <w:jc w:val="center"/>
+              <w:spacing w:after="40" w:before="40"/>
+              <w:jc w:val="left"/>
             </w:pPr>
             <w:r>
               <w:rPr>
                 <w:rFonts w:ascii="Aptos" w:hAnsi="Aptos" w:eastAsia="Microsoft YaHei"/>
                 <w:b/>
                 <w:color w:val="FFFFFF"/>
-                <w:sz w:val="19"/>
+                <w:sz w:val="18"/>
               </w:rPr>
               <w:t>主题</w:t>
             </w:r>
@@ -228,7 +237,7 @@
         </w:tc>
         <w:tc>
           <w:tcPr>
-            <w:tcW w:type="dxa" w:w="5112"/>
+            <w:tcW w:type="dxa" w:w="5102"/>
             <w:shd w:fill="1F4E78"/>
             <w:tcMar>
               <w:top w:w="110" w:type="dxa"/>
@@ -237,17 +246,26 @@
               <w:end w:w="130" w:type="dxa"/>
             </w:tcMar>
             <w:vAlign w:val="center"/>
+            <w:tcBorders>
+              <w:top w:val="single" w:sz="4" w:color="D9D9D9"/>
+              <w:left w:val="single" w:sz="4" w:color="D9D9D9"/>
+              <w:bottom w:val="single" w:sz="4" w:color="D9D9D9"/>
+              <w:right w:val="single" w:sz="4" w:color="D9D9D9"/>
+              <w:insideH w:val="single" w:sz="4" w:color="D9D9D9"/>
+              <w:insideV w:val="single" w:sz="4" w:color="D9D9D9"/>
+            </w:tcBorders>
           </w:tcPr>
           <w:p>
             <w:pPr>
-              <w:jc w:val="center"/>
+              <w:spacing w:after="40" w:before="40"/>
+              <w:jc w:val="left"/>
             </w:pPr>
             <w:r>
               <w:rPr>
                 <w:rFonts w:ascii="Aptos" w:hAnsi="Aptos" w:eastAsia="Microsoft YaHei"/>
                 <w:b/>
                 <w:color w:val="FFFFFF"/>
-                <w:sz w:val="19"/>
+                <w:sz w:val="18"/>
               </w:rPr>
               <w:t>本轮核心目的</w:t>
             </w:r>
@@ -255,7 +273,7 @@
         </w:tc>
         <w:tc>
           <w:tcPr>
-            <w:tcW w:type="dxa" w:w="1080"/>
+            <w:tcW w:type="dxa" w:w="1134"/>
             <w:shd w:fill="1F4E78"/>
             <w:tcMar>
               <w:top w:w="110" w:type="dxa"/>
@@ -264,9 +282,18 @@
               <w:end w:w="130" w:type="dxa"/>
             </w:tcMar>
             <w:vAlign w:val="center"/>
+            <w:tcBorders>
+              <w:top w:val="single" w:sz="4" w:color="D9D9D9"/>
+              <w:left w:val="single" w:sz="4" w:color="D9D9D9"/>
+              <w:bottom w:val="single" w:sz="4" w:color="D9D9D9"/>
+              <w:right w:val="single" w:sz="4" w:color="D9D9D9"/>
+              <w:insideH w:val="single" w:sz="4" w:color="D9D9D9"/>
+              <w:insideV w:val="single" w:sz="4" w:color="D9D9D9"/>
+            </w:tcBorders>
           </w:tcPr>
           <w:p>
             <w:pPr>
+              <w:spacing w:after="40" w:before="40"/>
               <w:jc w:val="center"/>
             </w:pPr>
             <w:r>
@@ -274,7 +301,7 @@
                 <w:rFonts w:ascii="Aptos" w:hAnsi="Aptos" w:eastAsia="Microsoft YaHei"/>
                 <w:b/>
                 <w:color w:val="FFFFFF"/>
-                <w:sz w:val="19"/>
+                <w:sz w:val="18"/>
               </w:rPr>
               <w:t>状态</w:t>
             </w:r>
@@ -282,29 +309,29 @@
         </w:tc>
       </w:tr>
       <w:tr>
-        <w:trPr>
-          <w:cantSplit/>
-        </w:trPr>
         <w:tc>
           <w:tcPr>
-            <w:tcW w:type="dxa" w:w="792"/>
-            <w:tcMar>
-              <w:top w:w="110" w:type="dxa"/>
-              <w:start w:w="130" w:type="dxa"/>
-              <w:bottom w:w="110" w:type="dxa"/>
-              <w:end w:w="130" w:type="dxa"/>
-            </w:tcMar>
+            <w:tcW w:type="dxa" w:w="709"/>
             <w:vAlign w:val="center"/>
+            <w:tcBorders>
+              <w:top w:val="single" w:sz="4" w:color="D9D9D9"/>
+              <w:left w:val="single" w:sz="4" w:color="D9D9D9"/>
+              <w:bottom w:val="single" w:sz="4" w:color="D9D9D9"/>
+              <w:right w:val="single" w:sz="4" w:color="D9D9D9"/>
+              <w:insideH w:val="single" w:sz="4" w:color="D9D9D9"/>
+              <w:insideV w:val="single" w:sz="4" w:color="D9D9D9"/>
+            </w:tcBorders>
+            <w:shd w:fill="FFFFFF"/>
           </w:tcPr>
           <w:p>
             <w:pPr>
-              <w:spacing w:after="0"/>
+              <w:spacing w:after="40" w:before="40"/>
               <w:jc w:val="center"/>
             </w:pPr>
             <w:r>
               <w:rPr>
-                <w:rFonts w:ascii="Aptos" w:hAnsi="Aptos" w:eastAsia="Microsoft YaHei"/>
                 <w:b w:val="0"/>
+                <w:color w:val="000000"/>
                 <w:sz w:val="18"/>
               </w:rPr>
               <w:t>0</w:t>
@@ -313,24 +340,27 @@
         </w:tc>
         <w:tc>
           <w:tcPr>
-            <w:tcW w:type="dxa" w:w="3384"/>
-            <w:tcMar>
-              <w:top w:w="110" w:type="dxa"/>
-              <w:start w:w="130" w:type="dxa"/>
-              <w:bottom w:w="110" w:type="dxa"/>
-              <w:end w:w="130" w:type="dxa"/>
-            </w:tcMar>
+            <w:tcW w:type="dxa" w:w="2324"/>
             <w:vAlign w:val="center"/>
+            <w:tcBorders>
+              <w:top w:val="single" w:sz="4" w:color="D9D9D9"/>
+              <w:left w:val="single" w:sz="4" w:color="D9D9D9"/>
+              <w:bottom w:val="single" w:sz="4" w:color="D9D9D9"/>
+              <w:right w:val="single" w:sz="4" w:color="D9D9D9"/>
+              <w:insideH w:val="single" w:sz="4" w:color="D9D9D9"/>
+              <w:insideV w:val="single" w:sz="4" w:color="D9D9D9"/>
+            </w:tcBorders>
+            <w:shd w:fill="FFFFFF"/>
           </w:tcPr>
           <w:p>
             <w:pPr>
-              <w:spacing w:after="0"/>
+              <w:spacing w:after="40" w:before="40"/>
               <w:jc w:val="left"/>
             </w:pPr>
             <w:r>
               <w:rPr>
-                <w:rFonts w:ascii="Aptos" w:hAnsi="Aptos" w:eastAsia="Microsoft YaHei"/>
-                <w:b/>
+                <w:b w:val="0"/>
+                <w:color w:val="000000"/>
                 <w:sz w:val="18"/>
               </w:rPr>
               <w:t>工程初始化与环境固定</w:t>
@@ -339,50 +369,56 @@
         </w:tc>
         <w:tc>
           <w:tcPr>
-            <w:tcW w:type="dxa" w:w="5112"/>
-            <w:tcMar>
-              <w:top w:w="110" w:type="dxa"/>
-              <w:start w:w="130" w:type="dxa"/>
-              <w:bottom w:w="110" w:type="dxa"/>
-              <w:end w:w="130" w:type="dxa"/>
-            </w:tcMar>
+            <w:tcW w:type="dxa" w:w="5102"/>
             <w:vAlign w:val="center"/>
+            <w:tcBorders>
+              <w:top w:val="single" w:sz="4" w:color="D9D9D9"/>
+              <w:left w:val="single" w:sz="4" w:color="D9D9D9"/>
+              <w:bottom w:val="single" w:sz="4" w:color="D9D9D9"/>
+              <w:right w:val="single" w:sz="4" w:color="D9D9D9"/>
+              <w:insideH w:val="single" w:sz="4" w:color="D9D9D9"/>
+              <w:insideV w:val="single" w:sz="4" w:color="D9D9D9"/>
+            </w:tcBorders>
+            <w:shd w:fill="FFFFFF"/>
           </w:tcPr>
           <w:p>
             <w:pPr>
-              <w:spacing w:after="0"/>
+              <w:spacing w:after="40" w:before="40"/>
               <w:jc w:val="left"/>
             </w:pPr>
             <w:r>
               <w:rPr>
-                <w:rFonts w:ascii="Aptos" w:hAnsi="Aptos" w:eastAsia="Microsoft YaHei"/>
                 <w:b w:val="0"/>
+                <w:color w:val="000000"/>
                 <w:sz w:val="18"/>
               </w:rPr>
-              <w:t>建立可复现、可测试、可提交的开发基础，避免后续问题混入环境差异。</w:t>
+              <w:t>建立可复现、可测试、可提交的开发基础。</w:t>
             </w:r>
           </w:p>
         </w:tc>
         <w:tc>
           <w:tcPr>
-            <w:tcW w:type="dxa" w:w="1080"/>
-            <w:tcMar>
-              <w:top w:w="110" w:type="dxa"/>
-              <w:start w:w="130" w:type="dxa"/>
-              <w:bottom w:w="110" w:type="dxa"/>
-              <w:end w:w="130" w:type="dxa"/>
-            </w:tcMar>
+            <w:tcW w:type="dxa" w:w="1134"/>
             <w:vAlign w:val="center"/>
+            <w:tcBorders>
+              <w:top w:val="single" w:sz="4" w:color="D9D9D9"/>
+              <w:left w:val="single" w:sz="4" w:color="D9D9D9"/>
+              <w:bottom w:val="single" w:sz="4" w:color="D9D9D9"/>
+              <w:right w:val="single" w:sz="4" w:color="D9D9D9"/>
+              <w:insideH w:val="single" w:sz="4" w:color="D9D9D9"/>
+              <w:insideV w:val="single" w:sz="4" w:color="D9D9D9"/>
+            </w:tcBorders>
+            <w:shd w:fill="FFFFFF"/>
           </w:tcPr>
           <w:p>
             <w:pPr>
-              <w:spacing w:after="0"/>
+              <w:spacing w:after="40" w:before="40"/>
               <w:jc w:val="center"/>
             </w:pPr>
             <w:r>
               <w:rPr>
-                <w:rFonts w:ascii="Aptos" w:hAnsi="Aptos" w:eastAsia="Microsoft YaHei"/>
                 <w:b w:val="0"/>
+                <w:color w:val="000000"/>
                 <w:sz w:val="18"/>
               </w:rPr>
               <w:t>已完成</w:t>
@@ -391,30 +427,29 @@
         </w:tc>
       </w:tr>
       <w:tr>
-        <w:trPr>
-          <w:cantSplit/>
-        </w:trPr>
         <w:tc>
           <w:tcPr>
-            <w:tcW w:type="dxa" w:w="792"/>
-            <w:tcMar>
-              <w:top w:w="110" w:type="dxa"/>
-              <w:start w:w="130" w:type="dxa"/>
-              <w:bottom w:w="110" w:type="dxa"/>
-              <w:end w:w="130" w:type="dxa"/>
-            </w:tcMar>
+            <w:tcW w:type="dxa" w:w="709"/>
             <w:vAlign w:val="center"/>
+            <w:tcBorders>
+              <w:top w:val="single" w:sz="4" w:color="D9D9D9"/>
+              <w:left w:val="single" w:sz="4" w:color="D9D9D9"/>
+              <w:bottom w:val="single" w:sz="4" w:color="D9D9D9"/>
+              <w:right w:val="single" w:sz="4" w:color="D9D9D9"/>
+              <w:insideH w:val="single" w:sz="4" w:color="D9D9D9"/>
+              <w:insideV w:val="single" w:sz="4" w:color="D9D9D9"/>
+            </w:tcBorders>
             <w:shd w:fill="EAF2F8"/>
           </w:tcPr>
           <w:p>
             <w:pPr>
-              <w:spacing w:after="0"/>
+              <w:spacing w:after="40" w:before="40"/>
               <w:jc w:val="center"/>
             </w:pPr>
             <w:r>
               <w:rPr>
-                <w:rFonts w:ascii="Aptos" w:hAnsi="Aptos" w:eastAsia="Microsoft YaHei"/>
                 <w:b w:val="0"/>
+                <w:color w:val="000000"/>
                 <w:sz w:val="18"/>
               </w:rPr>
               <w:t>1</w:t>
@@ -423,25 +458,27 @@
         </w:tc>
         <w:tc>
           <w:tcPr>
-            <w:tcW w:type="dxa" w:w="3384"/>
-            <w:tcMar>
-              <w:top w:w="110" w:type="dxa"/>
-              <w:start w:w="130" w:type="dxa"/>
-              <w:bottom w:w="110" w:type="dxa"/>
-              <w:end w:w="130" w:type="dxa"/>
-            </w:tcMar>
+            <w:tcW w:type="dxa" w:w="2324"/>
             <w:vAlign w:val="center"/>
+            <w:tcBorders>
+              <w:top w:val="single" w:sz="4" w:color="D9D9D9"/>
+              <w:left w:val="single" w:sz="4" w:color="D9D9D9"/>
+              <w:bottom w:val="single" w:sz="4" w:color="D9D9D9"/>
+              <w:right w:val="single" w:sz="4" w:color="D9D9D9"/>
+              <w:insideH w:val="single" w:sz="4" w:color="D9D9D9"/>
+              <w:insideV w:val="single" w:sz="4" w:color="D9D9D9"/>
+            </w:tcBorders>
             <w:shd w:fill="EAF2F8"/>
           </w:tcPr>
           <w:p>
             <w:pPr>
-              <w:spacing w:after="0"/>
+              <w:spacing w:after="40" w:before="40"/>
               <w:jc w:val="left"/>
             </w:pPr>
             <w:r>
               <w:rPr>
-                <w:rFonts w:ascii="Aptos" w:hAnsi="Aptos" w:eastAsia="Microsoft YaHei"/>
-                <w:b/>
+                <w:b w:val="0"/>
+                <w:color w:val="000000"/>
                 <w:sz w:val="18"/>
               </w:rPr>
               <w:t>文本文档读取与元数据规范</w:t>
@@ -450,83 +487,87 @@
         </w:tc>
         <w:tc>
           <w:tcPr>
-            <w:tcW w:type="dxa" w:w="5112"/>
-            <w:tcMar>
-              <w:top w:w="110" w:type="dxa"/>
-              <w:start w:w="130" w:type="dxa"/>
-              <w:bottom w:w="110" w:type="dxa"/>
-              <w:end w:w="130" w:type="dxa"/>
-            </w:tcMar>
+            <w:tcW w:type="dxa" w:w="5102"/>
             <w:vAlign w:val="center"/>
+            <w:tcBorders>
+              <w:top w:val="single" w:sz="4" w:color="D9D9D9"/>
+              <w:left w:val="single" w:sz="4" w:color="D9D9D9"/>
+              <w:bottom w:val="single" w:sz="4" w:color="D9D9D9"/>
+              <w:right w:val="single" w:sz="4" w:color="D9D9D9"/>
+              <w:insideH w:val="single" w:sz="4" w:color="D9D9D9"/>
+              <w:insideV w:val="single" w:sz="4" w:color="D9D9D9"/>
+            </w:tcBorders>
             <w:shd w:fill="EAF2F8"/>
           </w:tcPr>
           <w:p>
             <w:pPr>
-              <w:spacing w:after="0"/>
+              <w:spacing w:after="40" w:before="40"/>
               <w:jc w:val="left"/>
             </w:pPr>
             <w:r>
               <w:rPr>
-                <w:rFonts w:ascii="Aptos" w:hAnsi="Aptos" w:eastAsia="Microsoft YaHei"/>
                 <w:b w:val="0"/>
+                <w:color w:val="000000"/>
                 <w:sz w:val="18"/>
               </w:rPr>
-              <w:t>把 UTF-8 文本稳定转换成统一的 LangChain Document，为后续处理保留完整来源。</w:t>
+              <w:t>把资料转换为统一的 LangChain Document 并保留来源。</w:t>
             </w:r>
           </w:p>
         </w:tc>
         <w:tc>
           <w:tcPr>
-            <w:tcW w:type="dxa" w:w="1080"/>
-            <w:tcMar>
-              <w:top w:w="110" w:type="dxa"/>
-              <w:start w:w="130" w:type="dxa"/>
-              <w:bottom w:w="110" w:type="dxa"/>
-              <w:end w:w="130" w:type="dxa"/>
-            </w:tcMar>
+            <w:tcW w:type="dxa" w:w="1134"/>
             <w:vAlign w:val="center"/>
+            <w:tcBorders>
+              <w:top w:val="single" w:sz="4" w:color="D9D9D9"/>
+              <w:left w:val="single" w:sz="4" w:color="D9D9D9"/>
+              <w:bottom w:val="single" w:sz="4" w:color="D9D9D9"/>
+              <w:right w:val="single" w:sz="4" w:color="D9D9D9"/>
+              <w:insideH w:val="single" w:sz="4" w:color="D9D9D9"/>
+              <w:insideV w:val="single" w:sz="4" w:color="D9D9D9"/>
+            </w:tcBorders>
             <w:shd w:fill="EAF2F8"/>
           </w:tcPr>
           <w:p>
             <w:pPr>
-              <w:spacing w:after="0"/>
+              <w:spacing w:after="40" w:before="40"/>
               <w:jc w:val="center"/>
             </w:pPr>
             <w:r>
               <w:rPr>
-                <w:rFonts w:ascii="Aptos" w:hAnsi="Aptos" w:eastAsia="Microsoft YaHei"/>
                 <w:b w:val="0"/>
+                <w:color w:val="000000"/>
                 <w:sz w:val="18"/>
               </w:rPr>
-              <w:t>下一步</w:t>
+              <w:t>已完成</w:t>
             </w:r>
           </w:p>
         </w:tc>
       </w:tr>
       <w:tr>
-        <w:trPr>
-          <w:cantSplit/>
-        </w:trPr>
         <w:tc>
           <w:tcPr>
-            <w:tcW w:type="dxa" w:w="792"/>
-            <w:tcMar>
-              <w:top w:w="110" w:type="dxa"/>
-              <w:start w:w="130" w:type="dxa"/>
-              <w:bottom w:w="110" w:type="dxa"/>
-              <w:end w:w="130" w:type="dxa"/>
-            </w:tcMar>
+            <w:tcW w:type="dxa" w:w="709"/>
             <w:vAlign w:val="center"/>
+            <w:tcBorders>
+              <w:top w:val="single" w:sz="4" w:color="D9D9D9"/>
+              <w:left w:val="single" w:sz="4" w:color="D9D9D9"/>
+              <w:bottom w:val="single" w:sz="4" w:color="D9D9D9"/>
+              <w:right w:val="single" w:sz="4" w:color="D9D9D9"/>
+              <w:insideH w:val="single" w:sz="4" w:color="D9D9D9"/>
+              <w:insideV w:val="single" w:sz="4" w:color="D9D9D9"/>
+            </w:tcBorders>
+            <w:shd w:fill="FFFFFF"/>
           </w:tcPr>
           <w:p>
             <w:pPr>
-              <w:spacing w:after="0"/>
+              <w:spacing w:after="40" w:before="40"/>
               <w:jc w:val="center"/>
             </w:pPr>
             <w:r>
               <w:rPr>
-                <w:rFonts w:ascii="Aptos" w:hAnsi="Aptos" w:eastAsia="Microsoft YaHei"/>
                 <w:b w:val="0"/>
+                <w:color w:val="000000"/>
                 <w:sz w:val="18"/>
               </w:rPr>
               <w:t>2</w:t>
@@ -535,24 +576,27 @@
         </w:tc>
         <w:tc>
           <w:tcPr>
-            <w:tcW w:type="dxa" w:w="3384"/>
-            <w:tcMar>
-              <w:top w:w="110" w:type="dxa"/>
-              <w:start w:w="130" w:type="dxa"/>
-              <w:bottom w:w="110" w:type="dxa"/>
-              <w:end w:w="130" w:type="dxa"/>
-            </w:tcMar>
+            <w:tcW w:type="dxa" w:w="2324"/>
             <w:vAlign w:val="center"/>
+            <w:tcBorders>
+              <w:top w:val="single" w:sz="4" w:color="D9D9D9"/>
+              <w:left w:val="single" w:sz="4" w:color="D9D9D9"/>
+              <w:bottom w:val="single" w:sz="4" w:color="D9D9D9"/>
+              <w:right w:val="single" w:sz="4" w:color="D9D9D9"/>
+              <w:insideH w:val="single" w:sz="4" w:color="D9D9D9"/>
+              <w:insideV w:val="single" w:sz="4" w:color="D9D9D9"/>
+            </w:tcBorders>
+            <w:shd w:fill="FFFFFF"/>
           </w:tcPr>
           <w:p>
             <w:pPr>
-              <w:spacing w:after="0"/>
+              <w:spacing w:after="40" w:before="40"/>
               <w:jc w:val="left"/>
             </w:pPr>
             <w:r>
               <w:rPr>
-                <w:rFonts w:ascii="Aptos" w:hAnsi="Aptos" w:eastAsia="Microsoft YaHei"/>
-                <w:b/>
+                <w:b w:val="0"/>
+                <w:color w:val="000000"/>
                 <w:sz w:val="18"/>
               </w:rPr>
               <w:t>文本清洗与文档去重</w:t>
@@ -561,50 +605,292 @@
         </w:tc>
         <w:tc>
           <w:tcPr>
-            <w:tcW w:type="dxa" w:w="5112"/>
-            <w:tcMar>
-              <w:top w:w="110" w:type="dxa"/>
-              <w:start w:w="130" w:type="dxa"/>
-              <w:bottom w:w="110" w:type="dxa"/>
-              <w:end w:w="130" w:type="dxa"/>
-            </w:tcMar>
+            <w:tcW w:type="dxa" w:w="5102"/>
             <w:vAlign w:val="center"/>
+            <w:tcBorders>
+              <w:top w:val="single" w:sz="4" w:color="D9D9D9"/>
+              <w:left w:val="single" w:sz="4" w:color="D9D9D9"/>
+              <w:bottom w:val="single" w:sz="4" w:color="D9D9D9"/>
+              <w:right w:val="single" w:sz="4" w:color="D9D9D9"/>
+              <w:insideH w:val="single" w:sz="4" w:color="D9D9D9"/>
+              <w:insideV w:val="single" w:sz="4" w:color="D9D9D9"/>
+            </w:tcBorders>
+            <w:shd w:fill="FFFFFF"/>
           </w:tcPr>
           <w:p>
             <w:pPr>
-              <w:spacing w:after="0"/>
+              <w:spacing w:after="40" w:before="40"/>
               <w:jc w:val="left"/>
             </w:pPr>
             <w:r>
               <w:rPr>
-                <w:rFonts w:ascii="Aptos" w:hAnsi="Aptos" w:eastAsia="Microsoft YaHei"/>
                 <w:b w:val="0"/>
+                <w:color w:val="000000"/>
                 <w:sz w:val="18"/>
               </w:rPr>
-              <w:t>清除无意义噪声，保留语义和段落结构，并避免重复资料污染索引。</w:t>
+              <w:t>减少格式噪声和重复内容，同时保护原始语义。</w:t>
             </w:r>
           </w:p>
         </w:tc>
         <w:tc>
           <w:tcPr>
-            <w:tcW w:type="dxa" w:w="1080"/>
-            <w:tcMar>
-              <w:top w:w="110" w:type="dxa"/>
-              <w:start w:w="130" w:type="dxa"/>
-              <w:bottom w:w="110" w:type="dxa"/>
-              <w:end w:w="130" w:type="dxa"/>
-            </w:tcMar>
+            <w:tcW w:type="dxa" w:w="1134"/>
             <w:vAlign w:val="center"/>
+            <w:tcBorders>
+              <w:top w:val="single" w:sz="4" w:color="D9D9D9"/>
+              <w:left w:val="single" w:sz="4" w:color="D9D9D9"/>
+              <w:bottom w:val="single" w:sz="4" w:color="D9D9D9"/>
+              <w:right w:val="single" w:sz="4" w:color="D9D9D9"/>
+              <w:insideH w:val="single" w:sz="4" w:color="D9D9D9"/>
+              <w:insideV w:val="single" w:sz="4" w:color="D9D9D9"/>
+            </w:tcBorders>
+            <w:shd w:fill="FFFFFF"/>
           </w:tcPr>
           <w:p>
             <w:pPr>
-              <w:spacing w:after="0"/>
+              <w:spacing w:after="40" w:before="40"/>
               <w:jc w:val="center"/>
             </w:pPr>
             <w:r>
               <w:rPr>
-                <w:rFonts w:ascii="Aptos" w:hAnsi="Aptos" w:eastAsia="Microsoft YaHei"/>
                 <w:b w:val="0"/>
+                <w:color w:val="000000"/>
+                <w:sz w:val="18"/>
+              </w:rPr>
+              <w:t>已完成</w:t>
+            </w:r>
+          </w:p>
+        </w:tc>
+      </w:tr>
+      <w:tr>
+        <w:tc>
+          <w:tcPr>
+            <w:tcW w:type="dxa" w:w="709"/>
+            <w:vAlign w:val="center"/>
+            <w:tcBorders>
+              <w:top w:val="single" w:sz="4" w:color="D9D9D9"/>
+              <w:left w:val="single" w:sz="4" w:color="D9D9D9"/>
+              <w:bottom w:val="single" w:sz="4" w:color="D9D9D9"/>
+              <w:right w:val="single" w:sz="4" w:color="D9D9D9"/>
+              <w:insideH w:val="single" w:sz="4" w:color="D9D9D9"/>
+              <w:insideV w:val="single" w:sz="4" w:color="D9D9D9"/>
+            </w:tcBorders>
+            <w:shd w:fill="EAF2F8"/>
+          </w:tcPr>
+          <w:p>
+            <w:pPr>
+              <w:spacing w:after="40" w:before="40"/>
+              <w:jc w:val="center"/>
+            </w:pPr>
+            <w:r>
+              <w:rPr>
+                <w:b w:val="0"/>
+                <w:color w:val="000000"/>
+                <w:sz w:val="18"/>
+              </w:rPr>
+              <w:t>3</w:t>
+            </w:r>
+          </w:p>
+        </w:tc>
+        <w:tc>
+          <w:tcPr>
+            <w:tcW w:type="dxa" w:w="2324"/>
+            <w:vAlign w:val="center"/>
+            <w:tcBorders>
+              <w:top w:val="single" w:sz="4" w:color="D9D9D9"/>
+              <w:left w:val="single" w:sz="4" w:color="D9D9D9"/>
+              <w:bottom w:val="single" w:sz="4" w:color="D9D9D9"/>
+              <w:right w:val="single" w:sz="4" w:color="D9D9D9"/>
+              <w:insideH w:val="single" w:sz="4" w:color="D9D9D9"/>
+              <w:insideV w:val="single" w:sz="4" w:color="D9D9D9"/>
+            </w:tcBorders>
+            <w:shd w:fill="EAF2F8"/>
+          </w:tcPr>
+          <w:p>
+            <w:pPr>
+              <w:spacing w:after="40" w:before="40"/>
+              <w:jc w:val="left"/>
+            </w:pPr>
+            <w:r>
+              <w:rPr>
+                <w:b w:val="0"/>
+                <w:color w:val="000000"/>
+                <w:sz w:val="18"/>
+              </w:rPr>
+              <w:t>权威语料审核 分块与质量校验</w:t>
+            </w:r>
+          </w:p>
+        </w:tc>
+        <w:tc>
+          <w:tcPr>
+            <w:tcW w:type="dxa" w:w="5102"/>
+            <w:vAlign w:val="center"/>
+            <w:tcBorders>
+              <w:top w:val="single" w:sz="4" w:color="D9D9D9"/>
+              <w:left w:val="single" w:sz="4" w:color="D9D9D9"/>
+              <w:bottom w:val="single" w:sz="4" w:color="D9D9D9"/>
+              <w:right w:val="single" w:sz="4" w:color="D9D9D9"/>
+              <w:insideH w:val="single" w:sz="4" w:color="D9D9D9"/>
+              <w:insideV w:val="single" w:sz="4" w:color="D9D9D9"/>
+            </w:tcBorders>
+            <w:shd w:fill="EAF2F8"/>
+          </w:tcPr>
+          <w:p>
+            <w:pPr>
+              <w:spacing w:after="40" w:before="40"/>
+              <w:jc w:val="left"/>
+            </w:pPr>
+            <w:r>
+              <w:rPr>
+                <w:b w:val="0"/>
+                <w:color w:val="000000"/>
+                <w:sz w:val="18"/>
+              </w:rPr>
+              <w:t>形成分层、可追溯、适合检索的心理健康知识库。</w:t>
+            </w:r>
+          </w:p>
+        </w:tc>
+        <w:tc>
+          <w:tcPr>
+            <w:tcW w:type="dxa" w:w="1134"/>
+            <w:vAlign w:val="center"/>
+            <w:tcBorders>
+              <w:top w:val="single" w:sz="4" w:color="D9D9D9"/>
+              <w:left w:val="single" w:sz="4" w:color="D9D9D9"/>
+              <w:bottom w:val="single" w:sz="4" w:color="D9D9D9"/>
+              <w:right w:val="single" w:sz="4" w:color="D9D9D9"/>
+              <w:insideH w:val="single" w:sz="4" w:color="D9D9D9"/>
+              <w:insideV w:val="single" w:sz="4" w:color="D9D9D9"/>
+            </w:tcBorders>
+            <w:shd w:fill="EAF2F8"/>
+          </w:tcPr>
+          <w:p>
+            <w:pPr>
+              <w:spacing w:after="40" w:before="40"/>
+              <w:jc w:val="center"/>
+            </w:pPr>
+            <w:r>
+              <w:rPr>
+                <w:b w:val="0"/>
+                <w:color w:val="000000"/>
+                <w:sz w:val="18"/>
+              </w:rPr>
+              <w:t>进行中</w:t>
+            </w:r>
+          </w:p>
+        </w:tc>
+      </w:tr>
+      <w:tr>
+        <w:tc>
+          <w:tcPr>
+            <w:tcW w:type="dxa" w:w="709"/>
+            <w:vAlign w:val="center"/>
+            <w:tcBorders>
+              <w:top w:val="single" w:sz="4" w:color="D9D9D9"/>
+              <w:left w:val="single" w:sz="4" w:color="D9D9D9"/>
+              <w:bottom w:val="single" w:sz="4" w:color="D9D9D9"/>
+              <w:right w:val="single" w:sz="4" w:color="D9D9D9"/>
+              <w:insideH w:val="single" w:sz="4" w:color="D9D9D9"/>
+              <w:insideV w:val="single" w:sz="4" w:color="D9D9D9"/>
+            </w:tcBorders>
+            <w:shd w:fill="FFFFFF"/>
+          </w:tcPr>
+          <w:p>
+            <w:pPr>
+              <w:spacing w:after="40" w:before="40"/>
+              <w:jc w:val="center"/>
+            </w:pPr>
+            <w:r>
+              <w:rPr>
+                <w:b w:val="0"/>
+                <w:color w:val="000000"/>
+                <w:sz w:val="18"/>
+              </w:rPr>
+              <w:t>4</w:t>
+            </w:r>
+          </w:p>
+        </w:tc>
+        <w:tc>
+          <w:tcPr>
+            <w:tcW w:type="dxa" w:w="2324"/>
+            <w:vAlign w:val="center"/>
+            <w:tcBorders>
+              <w:top w:val="single" w:sz="4" w:color="D9D9D9"/>
+              <w:left w:val="single" w:sz="4" w:color="D9D9D9"/>
+              <w:bottom w:val="single" w:sz="4" w:color="D9D9D9"/>
+              <w:right w:val="single" w:sz="4" w:color="D9D9D9"/>
+              <w:insideH w:val="single" w:sz="4" w:color="D9D9D9"/>
+              <w:insideV w:val="single" w:sz="4" w:color="D9D9D9"/>
+            </w:tcBorders>
+            <w:shd w:fill="FFFFFF"/>
+          </w:tcPr>
+          <w:p>
+            <w:pPr>
+              <w:spacing w:after="40" w:before="40"/>
+              <w:jc w:val="left"/>
+            </w:pPr>
+            <w:r>
+              <w:rPr>
+                <w:b w:val="0"/>
+                <w:color w:val="000000"/>
+                <w:sz w:val="18"/>
+              </w:rPr>
+              <w:t>中文向量表示与 FAISS 索引</w:t>
+            </w:r>
+          </w:p>
+        </w:tc>
+        <w:tc>
+          <w:tcPr>
+            <w:tcW w:type="dxa" w:w="5102"/>
+            <w:vAlign w:val="center"/>
+            <w:tcBorders>
+              <w:top w:val="single" w:sz="4" w:color="D9D9D9"/>
+              <w:left w:val="single" w:sz="4" w:color="D9D9D9"/>
+              <w:bottom w:val="single" w:sz="4" w:color="D9D9D9"/>
+              <w:right w:val="single" w:sz="4" w:color="D9D9D9"/>
+              <w:insideH w:val="single" w:sz="4" w:color="D9D9D9"/>
+              <w:insideV w:val="single" w:sz="4" w:color="D9D9D9"/>
+            </w:tcBorders>
+            <w:shd w:fill="FFFFFF"/>
+          </w:tcPr>
+          <w:p>
+            <w:pPr>
+              <w:spacing w:after="40" w:before="40"/>
+              <w:jc w:val="left"/>
+            </w:pPr>
+            <w:r>
+              <w:rPr>
+                <w:b w:val="0"/>
+                <w:color w:val="000000"/>
+                <w:sz w:val="18"/>
+              </w:rPr>
+              <w:t>建立可重建、可保存和可查询的语义索引。</w:t>
+            </w:r>
+          </w:p>
+        </w:tc>
+        <w:tc>
+          <w:tcPr>
+            <w:tcW w:type="dxa" w:w="1134"/>
+            <w:vAlign w:val="center"/>
+            <w:tcBorders>
+              <w:top w:val="single" w:sz="4" w:color="D9D9D9"/>
+              <w:left w:val="single" w:sz="4" w:color="D9D9D9"/>
+              <w:bottom w:val="single" w:sz="4" w:color="D9D9D9"/>
+              <w:right w:val="single" w:sz="4" w:color="D9D9D9"/>
+              <w:insideH w:val="single" w:sz="4" w:color="D9D9D9"/>
+              <w:insideV w:val="single" w:sz="4" w:color="D9D9D9"/>
+            </w:tcBorders>
+            <w:shd w:fill="FFFFFF"/>
+          </w:tcPr>
+          <w:p>
+            <w:pPr>
+              <w:spacing w:after="40" w:before="40"/>
+              <w:jc w:val="center"/>
+            </w:pPr>
+            <w:r>
+              <w:rPr>
+                <w:b w:val="0"/>
+                <w:color w:val="000000"/>
                 <w:sz w:val="18"/>
               </w:rPr>
               <w:t>待实施</w:t>
@@ -613,111 +899,116 @@
         </w:tc>
       </w:tr>
       <w:tr>
-        <w:trPr>
-          <w:cantSplit/>
-        </w:trPr>
         <w:tc>
           <w:tcPr>
-            <w:tcW w:type="dxa" w:w="792"/>
-            <w:tcMar>
-              <w:top w:w="110" w:type="dxa"/>
-              <w:start w:w="130" w:type="dxa"/>
-              <w:bottom w:w="110" w:type="dxa"/>
-              <w:end w:w="130" w:type="dxa"/>
-            </w:tcMar>
+            <w:tcW w:type="dxa" w:w="709"/>
             <w:vAlign w:val="center"/>
+            <w:tcBorders>
+              <w:top w:val="single" w:sz="4" w:color="D9D9D9"/>
+              <w:left w:val="single" w:sz="4" w:color="D9D9D9"/>
+              <w:bottom w:val="single" w:sz="4" w:color="D9D9D9"/>
+              <w:right w:val="single" w:sz="4" w:color="D9D9D9"/>
+              <w:insideH w:val="single" w:sz="4" w:color="D9D9D9"/>
+              <w:insideV w:val="single" w:sz="4" w:color="D9D9D9"/>
+            </w:tcBorders>
             <w:shd w:fill="EAF2F8"/>
           </w:tcPr>
           <w:p>
             <w:pPr>
-              <w:spacing w:after="0"/>
+              <w:spacing w:after="40" w:before="40"/>
               <w:jc w:val="center"/>
             </w:pPr>
             <w:r>
               <w:rPr>
-                <w:rFonts w:ascii="Aptos" w:hAnsi="Aptos" w:eastAsia="Microsoft YaHei"/>
                 <w:b w:val="0"/>
+                <w:color w:val="000000"/>
                 <w:sz w:val="18"/>
               </w:rPr>
-              <w:t>3</w:t>
+              <w:t>5</w:t>
             </w:r>
           </w:p>
         </w:tc>
         <w:tc>
           <w:tcPr>
-            <w:tcW w:type="dxa" w:w="3384"/>
-            <w:tcMar>
-              <w:top w:w="110" w:type="dxa"/>
-              <w:start w:w="130" w:type="dxa"/>
-              <w:bottom w:w="110" w:type="dxa"/>
-              <w:end w:w="130" w:type="dxa"/>
-            </w:tcMar>
+            <w:tcW w:type="dxa" w:w="2324"/>
             <w:vAlign w:val="center"/>
+            <w:tcBorders>
+              <w:top w:val="single" w:sz="4" w:color="D9D9D9"/>
+              <w:left w:val="single" w:sz="4" w:color="D9D9D9"/>
+              <w:bottom w:val="single" w:sz="4" w:color="D9D9D9"/>
+              <w:right w:val="single" w:sz="4" w:color="D9D9D9"/>
+              <w:insideH w:val="single" w:sz="4" w:color="D9D9D9"/>
+              <w:insideV w:val="single" w:sz="4" w:color="D9D9D9"/>
+            </w:tcBorders>
             <w:shd w:fill="EAF2F8"/>
           </w:tcPr>
           <w:p>
             <w:pPr>
-              <w:spacing w:after="0"/>
+              <w:spacing w:after="40" w:before="40"/>
               <w:jc w:val="left"/>
             </w:pPr>
             <w:r>
               <w:rPr>
-                <w:rFonts w:ascii="Aptos" w:hAnsi="Aptos" w:eastAsia="Microsoft YaHei"/>
-                <w:b/>
+                <w:b w:val="0"/>
+                <w:color w:val="000000"/>
                 <w:sz w:val="18"/>
               </w:rPr>
-              <w:t>分块策略与片段元数据</w:t>
+              <w:t>基础检索与检索测试集</w:t>
             </w:r>
           </w:p>
         </w:tc>
         <w:tc>
           <w:tcPr>
-            <w:tcW w:type="dxa" w:w="5112"/>
-            <w:tcMar>
-              <w:top w:w="110" w:type="dxa"/>
-              <w:start w:w="130" w:type="dxa"/>
-              <w:bottom w:w="110" w:type="dxa"/>
-              <w:end w:w="130" w:type="dxa"/>
-            </w:tcMar>
+            <w:tcW w:type="dxa" w:w="5102"/>
             <w:vAlign w:val="center"/>
+            <w:tcBorders>
+              <w:top w:val="single" w:sz="4" w:color="D9D9D9"/>
+              <w:left w:val="single" w:sz="4" w:color="D9D9D9"/>
+              <w:bottom w:val="single" w:sz="4" w:color="D9D9D9"/>
+              <w:right w:val="single" w:sz="4" w:color="D9D9D9"/>
+              <w:insideH w:val="single" w:sz="4" w:color="D9D9D9"/>
+              <w:insideV w:val="single" w:sz="4" w:color="D9D9D9"/>
+            </w:tcBorders>
             <w:shd w:fill="EAF2F8"/>
           </w:tcPr>
           <w:p>
             <w:pPr>
-              <w:spacing w:after="0"/>
+              <w:spacing w:after="40" w:before="40"/>
               <w:jc w:val="left"/>
             </w:pPr>
             <w:r>
               <w:rPr>
-                <w:rFonts w:ascii="Aptos" w:hAnsi="Aptos" w:eastAsia="Microsoft YaHei"/>
                 <w:b w:val="0"/>
+                <w:color w:val="000000"/>
                 <w:sz w:val="18"/>
               </w:rPr>
-              <w:t>把长文档切成适合 Embedding 和检索的片段，同时保持语义连续和来源可追踪。</w:t>
+              <w:t>用固定问题集建立可量化的检索基线。</w:t>
             </w:r>
           </w:p>
         </w:tc>
         <w:tc>
           <w:tcPr>
-            <w:tcW w:type="dxa" w:w="1080"/>
-            <w:tcMar>
-              <w:top w:w="110" w:type="dxa"/>
-              <w:start w:w="130" w:type="dxa"/>
-              <w:bottom w:w="110" w:type="dxa"/>
-              <w:end w:w="130" w:type="dxa"/>
-            </w:tcMar>
+            <w:tcW w:type="dxa" w:w="1134"/>
             <w:vAlign w:val="center"/>
+            <w:tcBorders>
+              <w:top w:val="single" w:sz="4" w:color="D9D9D9"/>
+              <w:left w:val="single" w:sz="4" w:color="D9D9D9"/>
+              <w:bottom w:val="single" w:sz="4" w:color="D9D9D9"/>
+              <w:right w:val="single" w:sz="4" w:color="D9D9D9"/>
+              <w:insideH w:val="single" w:sz="4" w:color="D9D9D9"/>
+              <w:insideV w:val="single" w:sz="4" w:color="D9D9D9"/>
+            </w:tcBorders>
             <w:shd w:fill="EAF2F8"/>
           </w:tcPr>
           <w:p>
             <w:pPr>
-              <w:spacing w:after="0"/>
+              <w:spacing w:after="40" w:before="40"/>
               <w:jc w:val="center"/>
             </w:pPr>
             <w:r>
               <w:rPr>
-                <w:rFonts w:ascii="Aptos" w:hAnsi="Aptos" w:eastAsia="Microsoft YaHei"/>
                 <w:b w:val="0"/>
+                <w:color w:val="000000"/>
                 <w:sz w:val="18"/>
               </w:rPr>
               <w:t>待实施</w:t>
@@ -726,107 +1017,116 @@
         </w:tc>
       </w:tr>
       <w:tr>
-        <w:trPr>
-          <w:cantSplit/>
-        </w:trPr>
         <w:tc>
           <w:tcPr>
-            <w:tcW w:type="dxa" w:w="792"/>
-            <w:tcMar>
-              <w:top w:w="110" w:type="dxa"/>
-              <w:start w:w="130" w:type="dxa"/>
-              <w:bottom w:w="110" w:type="dxa"/>
-              <w:end w:w="130" w:type="dxa"/>
-            </w:tcMar>
+            <w:tcW w:type="dxa" w:w="709"/>
             <w:vAlign w:val="center"/>
+            <w:tcBorders>
+              <w:top w:val="single" w:sz="4" w:color="D9D9D9"/>
+              <w:left w:val="single" w:sz="4" w:color="D9D9D9"/>
+              <w:bottom w:val="single" w:sz="4" w:color="D9D9D9"/>
+              <w:right w:val="single" w:sz="4" w:color="D9D9D9"/>
+              <w:insideH w:val="single" w:sz="4" w:color="D9D9D9"/>
+              <w:insideV w:val="single" w:sz="4" w:color="D9D9D9"/>
+            </w:tcBorders>
+            <w:shd w:fill="FFFFFF"/>
           </w:tcPr>
           <w:p>
             <w:pPr>
-              <w:spacing w:after="0"/>
+              <w:spacing w:after="40" w:before="40"/>
               <w:jc w:val="center"/>
             </w:pPr>
             <w:r>
               <w:rPr>
-                <w:rFonts w:ascii="Aptos" w:hAnsi="Aptos" w:eastAsia="Microsoft YaHei"/>
                 <w:b w:val="0"/>
+                <w:color w:val="000000"/>
                 <w:sz w:val="18"/>
               </w:rPr>
-              <w:t>4</w:t>
+              <w:t>6</w:t>
             </w:r>
           </w:p>
         </w:tc>
         <w:tc>
           <w:tcPr>
-            <w:tcW w:type="dxa" w:w="3384"/>
-            <w:tcMar>
-              <w:top w:w="110" w:type="dxa"/>
-              <w:start w:w="130" w:type="dxa"/>
-              <w:bottom w:w="110" w:type="dxa"/>
-              <w:end w:w="130" w:type="dxa"/>
-            </w:tcMar>
+            <w:tcW w:type="dxa" w:w="2324"/>
             <w:vAlign w:val="center"/>
+            <w:tcBorders>
+              <w:top w:val="single" w:sz="4" w:color="D9D9D9"/>
+              <w:left w:val="single" w:sz="4" w:color="D9D9D9"/>
+              <w:bottom w:val="single" w:sz="4" w:color="D9D9D9"/>
+              <w:right w:val="single" w:sz="4" w:color="D9D9D9"/>
+              <w:insideH w:val="single" w:sz="4" w:color="D9D9D9"/>
+              <w:insideV w:val="single" w:sz="4" w:color="D9D9D9"/>
+            </w:tcBorders>
+            <w:shd w:fill="FFFFFF"/>
           </w:tcPr>
           <w:p>
             <w:pPr>
-              <w:spacing w:after="0"/>
+              <w:spacing w:after="40" w:before="40"/>
               <w:jc w:val="left"/>
             </w:pPr>
             <w:r>
               <w:rPr>
-                <w:rFonts w:ascii="Aptos" w:hAnsi="Aptos" w:eastAsia="Microsoft YaHei"/>
-                <w:b/>
+                <w:b w:val="0"/>
+                <w:color w:val="000000"/>
                 <w:sz w:val="18"/>
               </w:rPr>
-              <w:t>中文向量表示与 FAISS 索引</w:t>
+              <w:t>受证据约束的答案生成</w:t>
             </w:r>
           </w:p>
         </w:tc>
         <w:tc>
           <w:tcPr>
-            <w:tcW w:type="dxa" w:w="5112"/>
-            <w:tcMar>
-              <w:top w:w="110" w:type="dxa"/>
-              <w:start w:w="130" w:type="dxa"/>
-              <w:bottom w:w="110" w:type="dxa"/>
-              <w:end w:w="130" w:type="dxa"/>
-            </w:tcMar>
+            <w:tcW w:type="dxa" w:w="5102"/>
             <w:vAlign w:val="center"/>
+            <w:tcBorders>
+              <w:top w:val="single" w:sz="4" w:color="D9D9D9"/>
+              <w:left w:val="single" w:sz="4" w:color="D9D9D9"/>
+              <w:bottom w:val="single" w:sz="4" w:color="D9D9D9"/>
+              <w:right w:val="single" w:sz="4" w:color="D9D9D9"/>
+              <w:insideH w:val="single" w:sz="4" w:color="D9D9D9"/>
+              <w:insideV w:val="single" w:sz="4" w:color="D9D9D9"/>
+            </w:tcBorders>
+            <w:shd w:fill="FFFFFF"/>
           </w:tcPr>
           <w:p>
             <w:pPr>
-              <w:spacing w:after="0"/>
+              <w:spacing w:after="40" w:before="40"/>
               <w:jc w:val="left"/>
             </w:pPr>
             <w:r>
               <w:rPr>
-                <w:rFonts w:ascii="Aptos" w:hAnsi="Aptos" w:eastAsia="Microsoft YaHei"/>
                 <w:b w:val="0"/>
+                <w:color w:val="000000"/>
                 <w:sz w:val="18"/>
               </w:rPr>
-              <w:t>把文本片段编码为向量，建立可保存、可加载、可查询的语义索引。</w:t>
+              <w:t>实现有依据回答、来源引用与证据不足拒答。</w:t>
             </w:r>
           </w:p>
         </w:tc>
         <w:tc>
           <w:tcPr>
-            <w:tcW w:type="dxa" w:w="1080"/>
-            <w:tcMar>
-              <w:top w:w="110" w:type="dxa"/>
-              <w:start w:w="130" w:type="dxa"/>
-              <w:bottom w:w="110" w:type="dxa"/>
-              <w:end w:w="130" w:type="dxa"/>
-            </w:tcMar>
+            <w:tcW w:type="dxa" w:w="1134"/>
             <w:vAlign w:val="center"/>
+            <w:tcBorders>
+              <w:top w:val="single" w:sz="4" w:color="D9D9D9"/>
+              <w:left w:val="single" w:sz="4" w:color="D9D9D9"/>
+              <w:bottom w:val="single" w:sz="4" w:color="D9D9D9"/>
+              <w:right w:val="single" w:sz="4" w:color="D9D9D9"/>
+              <w:insideH w:val="single" w:sz="4" w:color="D9D9D9"/>
+              <w:insideV w:val="single" w:sz="4" w:color="D9D9D9"/>
+            </w:tcBorders>
+            <w:shd w:fill="FFFFFF"/>
           </w:tcPr>
           <w:p>
             <w:pPr>
-              <w:spacing w:after="0"/>
+              <w:spacing w:after="40" w:before="40"/>
               <w:jc w:val="center"/>
             </w:pPr>
             <w:r>
               <w:rPr>
-                <w:rFonts w:ascii="Aptos" w:hAnsi="Aptos" w:eastAsia="Microsoft YaHei"/>
                 <w:b w:val="0"/>
+                <w:color w:val="000000"/>
                 <w:sz w:val="18"/>
               </w:rPr>
               <w:t>待实施</w:t>
@@ -835,111 +1135,116 @@
         </w:tc>
       </w:tr>
       <w:tr>
-        <w:trPr>
-          <w:cantSplit/>
-        </w:trPr>
         <w:tc>
           <w:tcPr>
-            <w:tcW w:type="dxa" w:w="792"/>
-            <w:tcMar>
-              <w:top w:w="110" w:type="dxa"/>
-              <w:start w:w="130" w:type="dxa"/>
-              <w:bottom w:w="110" w:type="dxa"/>
-              <w:end w:w="130" w:type="dxa"/>
-            </w:tcMar>
+            <w:tcW w:type="dxa" w:w="709"/>
             <w:vAlign w:val="center"/>
+            <w:tcBorders>
+              <w:top w:val="single" w:sz="4" w:color="D9D9D9"/>
+              <w:left w:val="single" w:sz="4" w:color="D9D9D9"/>
+              <w:bottom w:val="single" w:sz="4" w:color="D9D9D9"/>
+              <w:right w:val="single" w:sz="4" w:color="D9D9D9"/>
+              <w:insideH w:val="single" w:sz="4" w:color="D9D9D9"/>
+              <w:insideV w:val="single" w:sz="4" w:color="D9D9D9"/>
+            </w:tcBorders>
             <w:shd w:fill="EAF2F8"/>
           </w:tcPr>
           <w:p>
             <w:pPr>
-              <w:spacing w:after="0"/>
+              <w:spacing w:after="40" w:before="40"/>
               <w:jc w:val="center"/>
             </w:pPr>
             <w:r>
               <w:rPr>
-                <w:rFonts w:ascii="Aptos" w:hAnsi="Aptos" w:eastAsia="Microsoft YaHei"/>
                 <w:b w:val="0"/>
+                <w:color w:val="000000"/>
                 <w:sz w:val="18"/>
               </w:rPr>
-              <w:t>5</w:t>
+              <w:t>7</w:t>
             </w:r>
           </w:p>
         </w:tc>
         <w:tc>
           <w:tcPr>
-            <w:tcW w:type="dxa" w:w="3384"/>
-            <w:tcMar>
-              <w:top w:w="110" w:type="dxa"/>
-              <w:start w:w="130" w:type="dxa"/>
-              <w:bottom w:w="110" w:type="dxa"/>
-              <w:end w:w="130" w:type="dxa"/>
-            </w:tcMar>
+            <w:tcW w:type="dxa" w:w="2324"/>
             <w:vAlign w:val="center"/>
+            <w:tcBorders>
+              <w:top w:val="single" w:sz="4" w:color="D9D9D9"/>
+              <w:left w:val="single" w:sz="4" w:color="D9D9D9"/>
+              <w:bottom w:val="single" w:sz="4" w:color="D9D9D9"/>
+              <w:right w:val="single" w:sz="4" w:color="D9D9D9"/>
+              <w:insideH w:val="single" w:sz="4" w:color="D9D9D9"/>
+              <w:insideV w:val="single" w:sz="4" w:color="D9D9D9"/>
+            </w:tcBorders>
             <w:shd w:fill="EAF2F8"/>
           </w:tcPr>
           <w:p>
             <w:pPr>
-              <w:spacing w:after="0"/>
+              <w:spacing w:after="40" w:before="40"/>
               <w:jc w:val="left"/>
             </w:pPr>
             <w:r>
               <w:rPr>
-                <w:rFonts w:ascii="Aptos" w:hAnsi="Aptos" w:eastAsia="Microsoft YaHei"/>
-                <w:b/>
+                <w:b w:val="0"/>
+                <w:color w:val="000000"/>
                 <w:sz w:val="18"/>
               </w:rPr>
-              <w:t>基础检索与检索测试集</w:t>
+              <w:t>心理健康安全边界与危机响应</w:t>
             </w:r>
           </w:p>
         </w:tc>
         <w:tc>
           <w:tcPr>
-            <w:tcW w:type="dxa" w:w="5112"/>
-            <w:tcMar>
-              <w:top w:w="110" w:type="dxa"/>
-              <w:start w:w="130" w:type="dxa"/>
-              <w:bottom w:w="110" w:type="dxa"/>
-              <w:end w:w="130" w:type="dxa"/>
-            </w:tcMar>
+            <w:tcW w:type="dxa" w:w="5102"/>
             <w:vAlign w:val="center"/>
+            <w:tcBorders>
+              <w:top w:val="single" w:sz="4" w:color="D9D9D9"/>
+              <w:left w:val="single" w:sz="4" w:color="D9D9D9"/>
+              <w:bottom w:val="single" w:sz="4" w:color="D9D9D9"/>
+              <w:right w:val="single" w:sz="4" w:color="D9D9D9"/>
+              <w:insideH w:val="single" w:sz="4" w:color="D9D9D9"/>
+              <w:insideV w:val="single" w:sz="4" w:color="D9D9D9"/>
+            </w:tcBorders>
             <w:shd w:fill="EAF2F8"/>
           </w:tcPr>
           <w:p>
             <w:pPr>
-              <w:spacing w:after="0"/>
+              <w:spacing w:after="40" w:before="40"/>
               <w:jc w:val="left"/>
             </w:pPr>
             <w:r>
               <w:rPr>
-                <w:rFonts w:ascii="Aptos" w:hAnsi="Aptos" w:eastAsia="Microsoft YaHei"/>
                 <w:b w:val="0"/>
+                <w:color w:val="000000"/>
                 <w:sz w:val="18"/>
               </w:rPr>
-              <w:t>在接入 LLM 前证明检索器能稳定找到正确证据，并建立可量化的基线。</w:t>
+              <w:t>把高风险请求路由到显式、可测试的安全流程。</w:t>
             </w:r>
           </w:p>
         </w:tc>
         <w:tc>
           <w:tcPr>
-            <w:tcW w:type="dxa" w:w="1080"/>
-            <w:tcMar>
-              <w:top w:w="110" w:type="dxa"/>
-              <w:start w:w="130" w:type="dxa"/>
-              <w:bottom w:w="110" w:type="dxa"/>
-              <w:end w:w="130" w:type="dxa"/>
-            </w:tcMar>
+            <w:tcW w:type="dxa" w:w="1134"/>
             <w:vAlign w:val="center"/>
+            <w:tcBorders>
+              <w:top w:val="single" w:sz="4" w:color="D9D9D9"/>
+              <w:left w:val="single" w:sz="4" w:color="D9D9D9"/>
+              <w:bottom w:val="single" w:sz="4" w:color="D9D9D9"/>
+              <w:right w:val="single" w:sz="4" w:color="D9D9D9"/>
+              <w:insideH w:val="single" w:sz="4" w:color="D9D9D9"/>
+              <w:insideV w:val="single" w:sz="4" w:color="D9D9D9"/>
+            </w:tcBorders>
             <w:shd w:fill="EAF2F8"/>
           </w:tcPr>
           <w:p>
             <w:pPr>
-              <w:spacing w:after="0"/>
+              <w:spacing w:after="40" w:before="40"/>
               <w:jc w:val="center"/>
             </w:pPr>
             <w:r>
               <w:rPr>
-                <w:rFonts w:ascii="Aptos" w:hAnsi="Aptos" w:eastAsia="Microsoft YaHei"/>
                 <w:b w:val="0"/>
+                <w:color w:val="000000"/>
                 <w:sz w:val="18"/>
               </w:rPr>
               <w:t>待实施</w:t>
@@ -948,107 +1253,116 @@
         </w:tc>
       </w:tr>
       <w:tr>
-        <w:trPr>
-          <w:cantSplit/>
-        </w:trPr>
         <w:tc>
           <w:tcPr>
-            <w:tcW w:type="dxa" w:w="792"/>
-            <w:tcMar>
-              <w:top w:w="110" w:type="dxa"/>
-              <w:start w:w="130" w:type="dxa"/>
-              <w:bottom w:w="110" w:type="dxa"/>
-              <w:end w:w="130" w:type="dxa"/>
-            </w:tcMar>
+            <w:tcW w:type="dxa" w:w="709"/>
             <w:vAlign w:val="center"/>
+            <w:tcBorders>
+              <w:top w:val="single" w:sz="4" w:color="D9D9D9"/>
+              <w:left w:val="single" w:sz="4" w:color="D9D9D9"/>
+              <w:bottom w:val="single" w:sz="4" w:color="D9D9D9"/>
+              <w:right w:val="single" w:sz="4" w:color="D9D9D9"/>
+              <w:insideH w:val="single" w:sz="4" w:color="D9D9D9"/>
+              <w:insideV w:val="single" w:sz="4" w:color="D9D9D9"/>
+            </w:tcBorders>
+            <w:shd w:fill="FFFFFF"/>
           </w:tcPr>
           <w:p>
             <w:pPr>
-              <w:spacing w:after="0"/>
+              <w:spacing w:after="40" w:before="40"/>
               <w:jc w:val="center"/>
             </w:pPr>
             <w:r>
               <w:rPr>
-                <w:rFonts w:ascii="Aptos" w:hAnsi="Aptos" w:eastAsia="Microsoft YaHei"/>
                 <w:b w:val="0"/>
+                <w:color w:val="000000"/>
                 <w:sz w:val="18"/>
               </w:rPr>
-              <w:t>6</w:t>
+              <w:t>8</w:t>
             </w:r>
           </w:p>
         </w:tc>
         <w:tc>
           <w:tcPr>
-            <w:tcW w:type="dxa" w:w="3384"/>
-            <w:tcMar>
-              <w:top w:w="110" w:type="dxa"/>
-              <w:start w:w="130" w:type="dxa"/>
-              <w:bottom w:w="110" w:type="dxa"/>
-              <w:end w:w="130" w:type="dxa"/>
-            </w:tcMar>
+            <w:tcW w:type="dxa" w:w="2324"/>
             <w:vAlign w:val="center"/>
+            <w:tcBorders>
+              <w:top w:val="single" w:sz="4" w:color="D9D9D9"/>
+              <w:left w:val="single" w:sz="4" w:color="D9D9D9"/>
+              <w:bottom w:val="single" w:sz="4" w:color="D9D9D9"/>
+              <w:right w:val="single" w:sz="4" w:color="D9D9D9"/>
+              <w:insideH w:val="single" w:sz="4" w:color="D9D9D9"/>
+              <w:insideV w:val="single" w:sz="4" w:color="D9D9D9"/>
+            </w:tcBorders>
+            <w:shd w:fill="FFFFFF"/>
           </w:tcPr>
           <w:p>
             <w:pPr>
-              <w:spacing w:after="0"/>
+              <w:spacing w:after="40" w:before="40"/>
               <w:jc w:val="left"/>
             </w:pPr>
             <w:r>
               <w:rPr>
-                <w:rFonts w:ascii="Aptos" w:hAnsi="Aptos" w:eastAsia="Microsoft YaHei"/>
-                <w:b/>
+                <w:b w:val="0"/>
+                <w:color w:val="000000"/>
                 <w:sz w:val="18"/>
               </w:rPr>
-              <w:t>受证据约束的答案生成</w:t>
+              <w:t>BM25 混合检索与重排</w:t>
             </w:r>
           </w:p>
         </w:tc>
         <w:tc>
           <w:tcPr>
-            <w:tcW w:type="dxa" w:w="5112"/>
-            <w:tcMar>
-              <w:top w:w="110" w:type="dxa"/>
-              <w:start w:w="130" w:type="dxa"/>
-              <w:bottom w:w="110" w:type="dxa"/>
-              <w:end w:w="130" w:type="dxa"/>
-            </w:tcMar>
+            <w:tcW w:type="dxa" w:w="5102"/>
             <w:vAlign w:val="center"/>
+            <w:tcBorders>
+              <w:top w:val="single" w:sz="4" w:color="D9D9D9"/>
+              <w:left w:val="single" w:sz="4" w:color="D9D9D9"/>
+              <w:bottom w:val="single" w:sz="4" w:color="D9D9D9"/>
+              <w:right w:val="single" w:sz="4" w:color="D9D9D9"/>
+              <w:insideH w:val="single" w:sz="4" w:color="D9D9D9"/>
+              <w:insideV w:val="single" w:sz="4" w:color="D9D9D9"/>
+            </w:tcBorders>
+            <w:shd w:fill="FFFFFF"/>
           </w:tcPr>
           <w:p>
             <w:pPr>
-              <w:spacing w:after="0"/>
+              <w:spacing w:after="40" w:before="40"/>
               <w:jc w:val="left"/>
             </w:pPr>
             <w:r>
               <w:rPr>
-                <w:rFonts w:ascii="Aptos" w:hAnsi="Aptos" w:eastAsia="Microsoft YaHei"/>
                 <w:b w:val="0"/>
+                <w:color w:val="000000"/>
                 <w:sz w:val="18"/>
               </w:rPr>
-              <w:t>让 LLM 只依据检索证据回答，并输出可核查引用和无依据拒答。</w:t>
+              <w:t>提高精确词匹配、召回覆盖和证据排序质量。</w:t>
             </w:r>
           </w:p>
         </w:tc>
         <w:tc>
           <w:tcPr>
-            <w:tcW w:type="dxa" w:w="1080"/>
-            <w:tcMar>
-              <w:top w:w="110" w:type="dxa"/>
-              <w:start w:w="130" w:type="dxa"/>
-              <w:bottom w:w="110" w:type="dxa"/>
-              <w:end w:w="130" w:type="dxa"/>
-            </w:tcMar>
+            <w:tcW w:type="dxa" w:w="1134"/>
             <w:vAlign w:val="center"/>
+            <w:tcBorders>
+              <w:top w:val="single" w:sz="4" w:color="D9D9D9"/>
+              <w:left w:val="single" w:sz="4" w:color="D9D9D9"/>
+              <w:bottom w:val="single" w:sz="4" w:color="D9D9D9"/>
+              <w:right w:val="single" w:sz="4" w:color="D9D9D9"/>
+              <w:insideH w:val="single" w:sz="4" w:color="D9D9D9"/>
+              <w:insideV w:val="single" w:sz="4" w:color="D9D9D9"/>
+            </w:tcBorders>
+            <w:shd w:fill="FFFFFF"/>
           </w:tcPr>
           <w:p>
             <w:pPr>
-              <w:spacing w:after="0"/>
+              <w:spacing w:after="40" w:before="40"/>
               <w:jc w:val="center"/>
             </w:pPr>
             <w:r>
               <w:rPr>
-                <w:rFonts w:ascii="Aptos" w:hAnsi="Aptos" w:eastAsia="Microsoft YaHei"/>
                 <w:b w:val="0"/>
+                <w:color w:val="000000"/>
                 <w:sz w:val="18"/>
               </w:rPr>
               <w:t>待实施</w:t>
@@ -1057,111 +1371,116 @@
         </w:tc>
       </w:tr>
       <w:tr>
-        <w:trPr>
-          <w:cantSplit/>
-        </w:trPr>
         <w:tc>
           <w:tcPr>
-            <w:tcW w:type="dxa" w:w="792"/>
-            <w:tcMar>
-              <w:top w:w="110" w:type="dxa"/>
-              <w:start w:w="130" w:type="dxa"/>
-              <w:bottom w:w="110" w:type="dxa"/>
-              <w:end w:w="130" w:type="dxa"/>
-            </w:tcMar>
+            <w:tcW w:type="dxa" w:w="709"/>
             <w:vAlign w:val="center"/>
+            <w:tcBorders>
+              <w:top w:val="single" w:sz="4" w:color="D9D9D9"/>
+              <w:left w:val="single" w:sz="4" w:color="D9D9D9"/>
+              <w:bottom w:val="single" w:sz="4" w:color="D9D9D9"/>
+              <w:right w:val="single" w:sz="4" w:color="D9D9D9"/>
+              <w:insideH w:val="single" w:sz="4" w:color="D9D9D9"/>
+              <w:insideV w:val="single" w:sz="4" w:color="D9D9D9"/>
+            </w:tcBorders>
             <w:shd w:fill="EAF2F8"/>
           </w:tcPr>
           <w:p>
             <w:pPr>
-              <w:spacing w:after="0"/>
+              <w:spacing w:after="40" w:before="40"/>
               <w:jc w:val="center"/>
             </w:pPr>
             <w:r>
               <w:rPr>
-                <w:rFonts w:ascii="Aptos" w:hAnsi="Aptos" w:eastAsia="Microsoft YaHei"/>
                 <w:b w:val="0"/>
+                <w:color w:val="000000"/>
                 <w:sz w:val="18"/>
               </w:rPr>
-              <w:t>7</w:t>
+              <w:t>9</w:t>
             </w:r>
           </w:p>
         </w:tc>
         <w:tc>
           <w:tcPr>
-            <w:tcW w:type="dxa" w:w="3384"/>
-            <w:tcMar>
-              <w:top w:w="110" w:type="dxa"/>
-              <w:start w:w="130" w:type="dxa"/>
-              <w:bottom w:w="110" w:type="dxa"/>
-              <w:end w:w="130" w:type="dxa"/>
-            </w:tcMar>
+            <w:tcW w:type="dxa" w:w="2324"/>
             <w:vAlign w:val="center"/>
+            <w:tcBorders>
+              <w:top w:val="single" w:sz="4" w:color="D9D9D9"/>
+              <w:left w:val="single" w:sz="4" w:color="D9D9D9"/>
+              <w:bottom w:val="single" w:sz="4" w:color="D9D9D9"/>
+              <w:right w:val="single" w:sz="4" w:color="D9D9D9"/>
+              <w:insideH w:val="single" w:sz="4" w:color="D9D9D9"/>
+              <w:insideV w:val="single" w:sz="4" w:color="D9D9D9"/>
+            </w:tcBorders>
             <w:shd w:fill="EAF2F8"/>
           </w:tcPr>
           <w:p>
             <w:pPr>
-              <w:spacing w:after="0"/>
+              <w:spacing w:after="40" w:before="40"/>
               <w:jc w:val="left"/>
             </w:pPr>
             <w:r>
               <w:rPr>
-                <w:rFonts w:ascii="Aptos" w:hAnsi="Aptos" w:eastAsia="Microsoft YaHei"/>
-                <w:b/>
+                <w:b w:val="0"/>
+                <w:color w:val="000000"/>
                 <w:sz w:val="18"/>
               </w:rPr>
-              <w:t>心理健康安全边界与危机响应</w:t>
+              <w:t>端到端评估与实验管理</w:t>
             </w:r>
           </w:p>
         </w:tc>
         <w:tc>
           <w:tcPr>
-            <w:tcW w:type="dxa" w:w="5112"/>
-            <w:tcMar>
-              <w:top w:w="110" w:type="dxa"/>
-              <w:start w:w="130" w:type="dxa"/>
-              <w:bottom w:w="110" w:type="dxa"/>
-              <w:end w:w="130" w:type="dxa"/>
-            </w:tcMar>
+            <w:tcW w:type="dxa" w:w="5102"/>
             <w:vAlign w:val="center"/>
+            <w:tcBorders>
+              <w:top w:val="single" w:sz="4" w:color="D9D9D9"/>
+              <w:left w:val="single" w:sz="4" w:color="D9D9D9"/>
+              <w:bottom w:val="single" w:sz="4" w:color="D9D9D9"/>
+              <w:right w:val="single" w:sz="4" w:color="D9D9D9"/>
+              <w:insideH w:val="single" w:sz="4" w:color="D9D9D9"/>
+              <w:insideV w:val="single" w:sz="4" w:color="D9D9D9"/>
+            </w:tcBorders>
             <w:shd w:fill="EAF2F8"/>
           </w:tcPr>
           <w:p>
             <w:pPr>
-              <w:spacing w:after="0"/>
+              <w:spacing w:after="40" w:before="40"/>
               <w:jc w:val="left"/>
             </w:pPr>
             <w:r>
               <w:rPr>
-                <w:rFonts w:ascii="Aptos" w:hAnsi="Aptos" w:eastAsia="Microsoft YaHei"/>
                 <w:b w:val="0"/>
+                <w:color w:val="000000"/>
                 <w:sz w:val="18"/>
               </w:rPr>
-              <w:t>确保系统保持科普定位，并对自伤、自杀或其他紧急危险信号采用专门响应。</w:t>
+              <w:t>评估检索、答案、忠实度、引用、安全和延迟。</w:t>
             </w:r>
           </w:p>
         </w:tc>
         <w:tc>
           <w:tcPr>
-            <w:tcW w:type="dxa" w:w="1080"/>
-            <w:tcMar>
-              <w:top w:w="110" w:type="dxa"/>
-              <w:start w:w="130" w:type="dxa"/>
-              <w:bottom w:w="110" w:type="dxa"/>
-              <w:end w:w="130" w:type="dxa"/>
-            </w:tcMar>
+            <w:tcW w:type="dxa" w:w="1134"/>
             <w:vAlign w:val="center"/>
+            <w:tcBorders>
+              <w:top w:val="single" w:sz="4" w:color="D9D9D9"/>
+              <w:left w:val="single" w:sz="4" w:color="D9D9D9"/>
+              <w:bottom w:val="single" w:sz="4" w:color="D9D9D9"/>
+              <w:right w:val="single" w:sz="4" w:color="D9D9D9"/>
+              <w:insideH w:val="single" w:sz="4" w:color="D9D9D9"/>
+              <w:insideV w:val="single" w:sz="4" w:color="D9D9D9"/>
+            </w:tcBorders>
             <w:shd w:fill="EAF2F8"/>
           </w:tcPr>
           <w:p>
             <w:pPr>
-              <w:spacing w:after="0"/>
+              <w:spacing w:after="40" w:before="40"/>
               <w:jc w:val="center"/>
             </w:pPr>
             <w:r>
               <w:rPr>
-                <w:rFonts w:ascii="Aptos" w:hAnsi="Aptos" w:eastAsia="Microsoft YaHei"/>
                 <w:b w:val="0"/>
+                <w:color w:val="000000"/>
                 <w:sz w:val="18"/>
               </w:rPr>
               <w:t>待实施</w:t>
@@ -1170,107 +1489,116 @@
         </w:tc>
       </w:tr>
       <w:tr>
-        <w:trPr>
-          <w:cantSplit/>
-        </w:trPr>
         <w:tc>
           <w:tcPr>
-            <w:tcW w:type="dxa" w:w="792"/>
-            <w:tcMar>
-              <w:top w:w="110" w:type="dxa"/>
-              <w:start w:w="130" w:type="dxa"/>
-              <w:bottom w:w="110" w:type="dxa"/>
-              <w:end w:w="130" w:type="dxa"/>
-            </w:tcMar>
+            <w:tcW w:type="dxa" w:w="709"/>
             <w:vAlign w:val="center"/>
+            <w:tcBorders>
+              <w:top w:val="single" w:sz="4" w:color="D9D9D9"/>
+              <w:left w:val="single" w:sz="4" w:color="D9D9D9"/>
+              <w:bottom w:val="single" w:sz="4" w:color="D9D9D9"/>
+              <w:right w:val="single" w:sz="4" w:color="D9D9D9"/>
+              <w:insideH w:val="single" w:sz="4" w:color="D9D9D9"/>
+              <w:insideV w:val="single" w:sz="4" w:color="D9D9D9"/>
+            </w:tcBorders>
+            <w:shd w:fill="FFFFFF"/>
           </w:tcPr>
           <w:p>
             <w:pPr>
-              <w:spacing w:after="0"/>
+              <w:spacing w:after="40" w:before="40"/>
               <w:jc w:val="center"/>
             </w:pPr>
             <w:r>
               <w:rPr>
-                <w:rFonts w:ascii="Aptos" w:hAnsi="Aptos" w:eastAsia="Microsoft YaHei"/>
                 <w:b w:val="0"/>
+                <w:color w:val="000000"/>
                 <w:sz w:val="18"/>
               </w:rPr>
-              <w:t>8</w:t>
+              <w:t>10</w:t>
             </w:r>
           </w:p>
         </w:tc>
         <w:tc>
           <w:tcPr>
-            <w:tcW w:type="dxa" w:w="3384"/>
-            <w:tcMar>
-              <w:top w:w="110" w:type="dxa"/>
-              <w:start w:w="130" w:type="dxa"/>
-              <w:bottom w:w="110" w:type="dxa"/>
-              <w:end w:w="130" w:type="dxa"/>
-            </w:tcMar>
+            <w:tcW w:type="dxa" w:w="2324"/>
             <w:vAlign w:val="center"/>
+            <w:tcBorders>
+              <w:top w:val="single" w:sz="4" w:color="D9D9D9"/>
+              <w:left w:val="single" w:sz="4" w:color="D9D9D9"/>
+              <w:bottom w:val="single" w:sz="4" w:color="D9D9D9"/>
+              <w:right w:val="single" w:sz="4" w:color="D9D9D9"/>
+              <w:insideH w:val="single" w:sz="4" w:color="D9D9D9"/>
+              <w:insideV w:val="single" w:sz="4" w:color="D9D9D9"/>
+            </w:tcBorders>
+            <w:shd w:fill="FFFFFF"/>
           </w:tcPr>
           <w:p>
             <w:pPr>
-              <w:spacing w:after="0"/>
+              <w:spacing w:after="40" w:before="40"/>
               <w:jc w:val="left"/>
             </w:pPr>
             <w:r>
               <w:rPr>
-                <w:rFonts w:ascii="Aptos" w:hAnsi="Aptos" w:eastAsia="Microsoft YaHei"/>
-                <w:b/>
+                <w:b w:val="0"/>
+                <w:color w:val="000000"/>
                 <w:sz w:val="18"/>
               </w:rPr>
-              <w:t>BM25 混合检索与重排</w:t>
+              <w:t>FastAPI HTTP 服务</w:t>
             </w:r>
           </w:p>
         </w:tc>
         <w:tc>
           <w:tcPr>
-            <w:tcW w:type="dxa" w:w="5112"/>
-            <w:tcMar>
-              <w:top w:w="110" w:type="dxa"/>
-              <w:start w:w="130" w:type="dxa"/>
-              <w:bottom w:w="110" w:type="dxa"/>
-              <w:end w:w="130" w:type="dxa"/>
-            </w:tcMar>
+            <w:tcW w:type="dxa" w:w="5102"/>
             <w:vAlign w:val="center"/>
+            <w:tcBorders>
+              <w:top w:val="single" w:sz="4" w:color="D9D9D9"/>
+              <w:left w:val="single" w:sz="4" w:color="D9D9D9"/>
+              <w:bottom w:val="single" w:sz="4" w:color="D9D9D9"/>
+              <w:right w:val="single" w:sz="4" w:color="D9D9D9"/>
+              <w:insideH w:val="single" w:sz="4" w:color="D9D9D9"/>
+              <w:insideV w:val="single" w:sz="4" w:color="D9D9D9"/>
+            </w:tcBorders>
+            <w:shd w:fill="FFFFFF"/>
           </w:tcPr>
           <w:p>
             <w:pPr>
-              <w:spacing w:after="0"/>
+              <w:spacing w:after="40" w:before="40"/>
               <w:jc w:val="left"/>
             </w:pPr>
             <w:r>
               <w:rPr>
-                <w:rFonts w:ascii="Aptos" w:hAnsi="Aptos" w:eastAsia="Microsoft YaHei"/>
                 <w:b w:val="0"/>
+                <w:color w:val="000000"/>
                 <w:sz w:val="18"/>
               </w:rPr>
-              <w:t>补足纯向量检索对专有名词、精确词汇和细粒度排序的不足。</w:t>
+              <w:t>把稳定 RAG 封装成有契约、可测试的服务接口。</w:t>
             </w:r>
           </w:p>
         </w:tc>
         <w:tc>
           <w:tcPr>
-            <w:tcW w:type="dxa" w:w="1080"/>
-            <w:tcMar>
-              <w:top w:w="110" w:type="dxa"/>
-              <w:start w:w="130" w:type="dxa"/>
-              <w:bottom w:w="110" w:type="dxa"/>
-              <w:end w:w="130" w:type="dxa"/>
-            </w:tcMar>
+            <w:tcW w:type="dxa" w:w="1134"/>
             <w:vAlign w:val="center"/>
+            <w:tcBorders>
+              <w:top w:val="single" w:sz="4" w:color="D9D9D9"/>
+              <w:left w:val="single" w:sz="4" w:color="D9D9D9"/>
+              <w:bottom w:val="single" w:sz="4" w:color="D9D9D9"/>
+              <w:right w:val="single" w:sz="4" w:color="D9D9D9"/>
+              <w:insideH w:val="single" w:sz="4" w:color="D9D9D9"/>
+              <w:insideV w:val="single" w:sz="4" w:color="D9D9D9"/>
+            </w:tcBorders>
+            <w:shd w:fill="FFFFFF"/>
           </w:tcPr>
           <w:p>
             <w:pPr>
-              <w:spacing w:after="0"/>
+              <w:spacing w:after="40" w:before="40"/>
               <w:jc w:val="center"/>
             </w:pPr>
             <w:r>
               <w:rPr>
-                <w:rFonts w:ascii="Aptos" w:hAnsi="Aptos" w:eastAsia="Microsoft YaHei"/>
                 <w:b w:val="0"/>
+                <w:color w:val="000000"/>
                 <w:sz w:val="18"/>
               </w:rPr>
               <w:t>待实施</w:t>
@@ -1279,111 +1607,116 @@
         </w:tc>
       </w:tr>
       <w:tr>
-        <w:trPr>
-          <w:cantSplit/>
-        </w:trPr>
         <w:tc>
           <w:tcPr>
-            <w:tcW w:type="dxa" w:w="792"/>
-            <w:tcMar>
-              <w:top w:w="110" w:type="dxa"/>
-              <w:start w:w="130" w:type="dxa"/>
-              <w:bottom w:w="110" w:type="dxa"/>
-              <w:end w:w="130" w:type="dxa"/>
-            </w:tcMar>
+            <w:tcW w:type="dxa" w:w="709"/>
             <w:vAlign w:val="center"/>
+            <w:tcBorders>
+              <w:top w:val="single" w:sz="4" w:color="D9D9D9"/>
+              <w:left w:val="single" w:sz="4" w:color="D9D9D9"/>
+              <w:bottom w:val="single" w:sz="4" w:color="D9D9D9"/>
+              <w:right w:val="single" w:sz="4" w:color="D9D9D9"/>
+              <w:insideH w:val="single" w:sz="4" w:color="D9D9D9"/>
+              <w:insideV w:val="single" w:sz="4" w:color="D9D9D9"/>
+            </w:tcBorders>
             <w:shd w:fill="EAF2F8"/>
           </w:tcPr>
           <w:p>
             <w:pPr>
-              <w:spacing w:after="0"/>
+              <w:spacing w:after="40" w:before="40"/>
               <w:jc w:val="center"/>
             </w:pPr>
             <w:r>
               <w:rPr>
-                <w:rFonts w:ascii="Aptos" w:hAnsi="Aptos" w:eastAsia="Microsoft YaHei"/>
                 <w:b w:val="0"/>
+                <w:color w:val="000000"/>
                 <w:sz w:val="18"/>
               </w:rPr>
-              <w:t>9</w:t>
+              <w:t>11</w:t>
             </w:r>
           </w:p>
         </w:tc>
         <w:tc>
           <w:tcPr>
-            <w:tcW w:type="dxa" w:w="3384"/>
-            <w:tcMar>
-              <w:top w:w="110" w:type="dxa"/>
-              <w:start w:w="130" w:type="dxa"/>
-              <w:bottom w:w="110" w:type="dxa"/>
-              <w:end w:w="130" w:type="dxa"/>
-            </w:tcMar>
+            <w:tcW w:type="dxa" w:w="2324"/>
             <w:vAlign w:val="center"/>
+            <w:tcBorders>
+              <w:top w:val="single" w:sz="4" w:color="D9D9D9"/>
+              <w:left w:val="single" w:sz="4" w:color="D9D9D9"/>
+              <w:bottom w:val="single" w:sz="4" w:color="D9D9D9"/>
+              <w:right w:val="single" w:sz="4" w:color="D9D9D9"/>
+              <w:insideH w:val="single" w:sz="4" w:color="D9D9D9"/>
+              <w:insideV w:val="single" w:sz="4" w:color="D9D9D9"/>
+            </w:tcBorders>
             <w:shd w:fill="EAF2F8"/>
           </w:tcPr>
           <w:p>
             <w:pPr>
-              <w:spacing w:after="0"/>
+              <w:spacing w:after="40" w:before="40"/>
               <w:jc w:val="left"/>
             </w:pPr>
             <w:r>
               <w:rPr>
-                <w:rFonts w:ascii="Aptos" w:hAnsi="Aptos" w:eastAsia="Microsoft YaHei"/>
-                <w:b/>
+                <w:b w:val="0"/>
+                <w:color w:val="000000"/>
                 <w:sz w:val="18"/>
               </w:rPr>
-              <w:t>端到端评估与实验管理</w:t>
+              <w:t>LangGraph 可观测工作流</w:t>
             </w:r>
           </w:p>
         </w:tc>
         <w:tc>
           <w:tcPr>
-            <w:tcW w:type="dxa" w:w="5112"/>
-            <w:tcMar>
-              <w:top w:w="110" w:type="dxa"/>
-              <w:start w:w="130" w:type="dxa"/>
-              <w:bottom w:w="110" w:type="dxa"/>
-              <w:end w:w="130" w:type="dxa"/>
-            </w:tcMar>
+            <w:tcW w:type="dxa" w:w="5102"/>
             <w:vAlign w:val="center"/>
+            <w:tcBorders>
+              <w:top w:val="single" w:sz="4" w:color="D9D9D9"/>
+              <w:left w:val="single" w:sz="4" w:color="D9D9D9"/>
+              <w:bottom w:val="single" w:sz="4" w:color="D9D9D9"/>
+              <w:right w:val="single" w:sz="4" w:color="D9D9D9"/>
+              <w:insideH w:val="single" w:sz="4" w:color="D9D9D9"/>
+              <w:insideV w:val="single" w:sz="4" w:color="D9D9D9"/>
+            </w:tcBorders>
             <w:shd w:fill="EAF2F8"/>
           </w:tcPr>
           <w:p>
             <w:pPr>
-              <w:spacing w:after="0"/>
+              <w:spacing w:after="40" w:before="40"/>
               <w:jc w:val="left"/>
             </w:pPr>
             <w:r>
               <w:rPr>
-                <w:rFonts w:ascii="Aptos" w:hAnsi="Aptos" w:eastAsia="Microsoft YaHei"/>
                 <w:b w:val="0"/>
+                <w:color w:val="000000"/>
                 <w:sz w:val="18"/>
               </w:rPr>
-              <w:t>用固定数据和指标评估检索、答案、忠实度、引用、安全性与延迟。</w:t>
+              <w:t>编排风险路由、检索、重试、拒答和引用校验。</w:t>
             </w:r>
           </w:p>
         </w:tc>
         <w:tc>
           <w:tcPr>
-            <w:tcW w:type="dxa" w:w="1080"/>
-            <w:tcMar>
-              <w:top w:w="110" w:type="dxa"/>
-              <w:start w:w="130" w:type="dxa"/>
-              <w:bottom w:w="110" w:type="dxa"/>
-              <w:end w:w="130" w:type="dxa"/>
-            </w:tcMar>
+            <w:tcW w:type="dxa" w:w="1134"/>
             <w:vAlign w:val="center"/>
+            <w:tcBorders>
+              <w:top w:val="single" w:sz="4" w:color="D9D9D9"/>
+              <w:left w:val="single" w:sz="4" w:color="D9D9D9"/>
+              <w:bottom w:val="single" w:sz="4" w:color="D9D9D9"/>
+              <w:right w:val="single" w:sz="4" w:color="D9D9D9"/>
+              <w:insideH w:val="single" w:sz="4" w:color="D9D9D9"/>
+              <w:insideV w:val="single" w:sz="4" w:color="D9D9D9"/>
+            </w:tcBorders>
             <w:shd w:fill="EAF2F8"/>
           </w:tcPr>
           <w:p>
             <w:pPr>
-              <w:spacing w:after="0"/>
+              <w:spacing w:after="40" w:before="40"/>
               <w:jc w:val="center"/>
             </w:pPr>
             <w:r>
               <w:rPr>
-                <w:rFonts w:ascii="Aptos" w:hAnsi="Aptos" w:eastAsia="Microsoft YaHei"/>
                 <w:b w:val="0"/>
+                <w:color w:val="000000"/>
                 <w:sz w:val="18"/>
               </w:rPr>
               <w:t>待实施</w:t>
@@ -1392,55 +1725,176 @@
         </w:tc>
       </w:tr>
       <w:tr>
-        <w:trPr>
-          <w:cantSplit/>
-        </w:trPr>
         <w:tc>
           <w:tcPr>
-            <w:tcW w:type="dxa" w:w="792"/>
-            <w:tcMar>
-              <w:top w:w="110" w:type="dxa"/>
-              <w:start w:w="130" w:type="dxa"/>
-              <w:bottom w:w="110" w:type="dxa"/>
-              <w:end w:w="130" w:type="dxa"/>
-            </w:tcMar>
+            <w:tcW w:type="dxa" w:w="709"/>
             <w:vAlign w:val="center"/>
+            <w:tcBorders>
+              <w:top w:val="single" w:sz="4" w:color="D9D9D9"/>
+              <w:left w:val="single" w:sz="4" w:color="D9D9D9"/>
+              <w:bottom w:val="single" w:sz="4" w:color="D9D9D9"/>
+              <w:right w:val="single" w:sz="4" w:color="D9D9D9"/>
+              <w:insideH w:val="single" w:sz="4" w:color="D9D9D9"/>
+              <w:insideV w:val="single" w:sz="4" w:color="D9D9D9"/>
+            </w:tcBorders>
+            <w:shd w:fill="FFFFFF"/>
           </w:tcPr>
           <w:p>
             <w:pPr>
-              <w:spacing w:after="0"/>
+              <w:spacing w:after="40" w:before="40"/>
               <w:jc w:val="center"/>
             </w:pPr>
             <w:r>
               <w:rPr>
-                <w:rFonts w:ascii="Aptos" w:hAnsi="Aptos" w:eastAsia="Microsoft YaHei"/>
                 <w:b w:val="0"/>
+                <w:color w:val="000000"/>
                 <w:sz w:val="18"/>
               </w:rPr>
-              <w:t>10</w:t>
+              <w:t>12</w:t>
             </w:r>
           </w:p>
         </w:tc>
         <w:tc>
           <w:tcPr>
-            <w:tcW w:type="dxa" w:w="3384"/>
-            <w:tcMar>
-              <w:top w:w="110" w:type="dxa"/>
-              <w:start w:w="130" w:type="dxa"/>
-              <w:bottom w:w="110" w:type="dxa"/>
-              <w:end w:w="130" w:type="dxa"/>
-            </w:tcMar>
+            <w:tcW w:type="dxa" w:w="2324"/>
             <w:vAlign w:val="center"/>
+            <w:tcBorders>
+              <w:top w:val="single" w:sz="4" w:color="D9D9D9"/>
+              <w:left w:val="single" w:sz="4" w:color="D9D9D9"/>
+              <w:bottom w:val="single" w:sz="4" w:color="D9D9D9"/>
+              <w:right w:val="single" w:sz="4" w:color="D9D9D9"/>
+              <w:insideH w:val="single" w:sz="4" w:color="D9D9D9"/>
+              <w:insideV w:val="single" w:sz="4" w:color="D9D9D9"/>
+            </w:tcBorders>
+            <w:shd w:fill="FFFFFF"/>
           </w:tcPr>
           <w:p>
             <w:pPr>
-              <w:spacing w:after="0"/>
+              <w:spacing w:after="40" w:before="40"/>
               <w:jc w:val="left"/>
             </w:pPr>
             <w:r>
               <w:rPr>
-                <w:rFonts w:ascii="Aptos" w:hAnsi="Aptos" w:eastAsia="Microsoft YaHei"/>
-                <w:b/>
+                <w:b w:val="0"/>
+                <w:color w:val="000000"/>
+                <w:sz w:val="18"/>
+              </w:rPr>
+              <w:t>受约束 Agent</w:t>
+            </w:r>
+          </w:p>
+        </w:tc>
+        <w:tc>
+          <w:tcPr>
+            <w:tcW w:type="dxa" w:w="5102"/>
+            <w:vAlign w:val="center"/>
+            <w:tcBorders>
+              <w:top w:val="single" w:sz="4" w:color="D9D9D9"/>
+              <w:left w:val="single" w:sz="4" w:color="D9D9D9"/>
+              <w:bottom w:val="single" w:sz="4" w:color="D9D9D9"/>
+              <w:right w:val="single" w:sz="4" w:color="D9D9D9"/>
+              <w:insideH w:val="single" w:sz="4" w:color="D9D9D9"/>
+              <w:insideV w:val="single" w:sz="4" w:color="D9D9D9"/>
+            </w:tcBorders>
+            <w:shd w:fill="FFFFFF"/>
+          </w:tcPr>
+          <w:p>
+            <w:pPr>
+              <w:spacing w:after="40" w:before="40"/>
+              <w:jc w:val="left"/>
+            </w:pPr>
+            <w:r>
+              <w:rPr>
+                <w:b w:val="0"/>
+                <w:color w:val="000000"/>
+                <w:sz w:val="18"/>
+              </w:rPr>
+              <w:t>让模型在白名单工具和显式边界内选择检索动作。</w:t>
+            </w:r>
+          </w:p>
+        </w:tc>
+        <w:tc>
+          <w:tcPr>
+            <w:tcW w:type="dxa" w:w="1134"/>
+            <w:vAlign w:val="center"/>
+            <w:tcBorders>
+              <w:top w:val="single" w:sz="4" w:color="D9D9D9"/>
+              <w:left w:val="single" w:sz="4" w:color="D9D9D9"/>
+              <w:bottom w:val="single" w:sz="4" w:color="D9D9D9"/>
+              <w:right w:val="single" w:sz="4" w:color="D9D9D9"/>
+              <w:insideH w:val="single" w:sz="4" w:color="D9D9D9"/>
+              <w:insideV w:val="single" w:sz="4" w:color="D9D9D9"/>
+            </w:tcBorders>
+            <w:shd w:fill="FFFFFF"/>
+          </w:tcPr>
+          <w:p>
+            <w:pPr>
+              <w:spacing w:after="40" w:before="40"/>
+              <w:jc w:val="center"/>
+            </w:pPr>
+            <w:r>
+              <w:rPr>
+                <w:b w:val="0"/>
+                <w:color w:val="000000"/>
+                <w:sz w:val="18"/>
+              </w:rPr>
+              <w:t>待实施</w:t>
+            </w:r>
+          </w:p>
+        </w:tc>
+      </w:tr>
+      <w:tr>
+        <w:tc>
+          <w:tcPr>
+            <w:tcW w:type="dxa" w:w="709"/>
+            <w:vAlign w:val="center"/>
+            <w:tcBorders>
+              <w:top w:val="single" w:sz="4" w:color="D9D9D9"/>
+              <w:left w:val="single" w:sz="4" w:color="D9D9D9"/>
+              <w:bottom w:val="single" w:sz="4" w:color="D9D9D9"/>
+              <w:right w:val="single" w:sz="4" w:color="D9D9D9"/>
+              <w:insideH w:val="single" w:sz="4" w:color="D9D9D9"/>
+              <w:insideV w:val="single" w:sz="4" w:color="D9D9D9"/>
+            </w:tcBorders>
+            <w:shd w:fill="EAF2F8"/>
+          </w:tcPr>
+          <w:p>
+            <w:pPr>
+              <w:spacing w:after="40" w:before="40"/>
+              <w:jc w:val="center"/>
+            </w:pPr>
+            <w:r>
+              <w:rPr>
+                <w:b w:val="0"/>
+                <w:color w:val="000000"/>
+                <w:sz w:val="18"/>
+              </w:rPr>
+              <w:t>13</w:t>
+            </w:r>
+          </w:p>
+        </w:tc>
+        <w:tc>
+          <w:tcPr>
+            <w:tcW w:type="dxa" w:w="2324"/>
+            <w:vAlign w:val="center"/>
+            <w:tcBorders>
+              <w:top w:val="single" w:sz="4" w:color="D9D9D9"/>
+              <w:left w:val="single" w:sz="4" w:color="D9D9D9"/>
+              <w:bottom w:val="single" w:sz="4" w:color="D9D9D9"/>
+              <w:right w:val="single" w:sz="4" w:color="D9D9D9"/>
+              <w:insideH w:val="single" w:sz="4" w:color="D9D9D9"/>
+              <w:insideV w:val="single" w:sz="4" w:color="D9D9D9"/>
+            </w:tcBorders>
+            <w:shd w:fill="EAF2F8"/>
+          </w:tcPr>
+          <w:p>
+            <w:pPr>
+              <w:spacing w:after="40" w:before="40"/>
+              <w:jc w:val="left"/>
+            </w:pPr>
+            <w:r>
+              <w:rPr>
+                <w:b w:val="0"/>
+                <w:color w:val="000000"/>
                 <w:sz w:val="18"/>
               </w:rPr>
               <w:t>Streamlit 演示与项目交付</w:t>
@@ -1449,50 +1903,56 @@
         </w:tc>
         <w:tc>
           <w:tcPr>
-            <w:tcW w:type="dxa" w:w="5112"/>
-            <w:tcMar>
-              <w:top w:w="110" w:type="dxa"/>
-              <w:start w:w="130" w:type="dxa"/>
-              <w:bottom w:w="110" w:type="dxa"/>
-              <w:end w:w="130" w:type="dxa"/>
-            </w:tcMar>
+            <w:tcW w:type="dxa" w:w="5102"/>
             <w:vAlign w:val="center"/>
+            <w:tcBorders>
+              <w:top w:val="single" w:sz="4" w:color="D9D9D9"/>
+              <w:left w:val="single" w:sz="4" w:color="D9D9D9"/>
+              <w:bottom w:val="single" w:sz="4" w:color="D9D9D9"/>
+              <w:right w:val="single" w:sz="4" w:color="D9D9D9"/>
+              <w:insideH w:val="single" w:sz="4" w:color="D9D9D9"/>
+              <w:insideV w:val="single" w:sz="4" w:color="D9D9D9"/>
+            </w:tcBorders>
+            <w:shd w:fill="EAF2F8"/>
           </w:tcPr>
           <w:p>
             <w:pPr>
-              <w:spacing w:after="0"/>
+              <w:spacing w:after="40" w:before="40"/>
               <w:jc w:val="left"/>
             </w:pPr>
             <w:r>
               <w:rPr>
-                <w:rFonts w:ascii="Aptos" w:hAnsi="Aptos" w:eastAsia="Microsoft YaHei"/>
                 <w:b w:val="0"/>
+                <w:color w:val="000000"/>
                 <w:sz w:val="18"/>
               </w:rPr>
-              <w:t>把已验证的 RAG 能力组织成可演示、可运行、可讲解的完整项目。</w:t>
+              <w:t>通过 HTTP API 展示完整链路并完成复现交付。</w:t>
             </w:r>
           </w:p>
         </w:tc>
         <w:tc>
           <w:tcPr>
-            <w:tcW w:type="dxa" w:w="1080"/>
-            <w:tcMar>
-              <w:top w:w="110" w:type="dxa"/>
-              <w:start w:w="130" w:type="dxa"/>
-              <w:bottom w:w="110" w:type="dxa"/>
-              <w:end w:w="130" w:type="dxa"/>
-            </w:tcMar>
+            <w:tcW w:type="dxa" w:w="1134"/>
             <w:vAlign w:val="center"/>
+            <w:tcBorders>
+              <w:top w:val="single" w:sz="4" w:color="D9D9D9"/>
+              <w:left w:val="single" w:sz="4" w:color="D9D9D9"/>
+              <w:bottom w:val="single" w:sz="4" w:color="D9D9D9"/>
+              <w:right w:val="single" w:sz="4" w:color="D9D9D9"/>
+              <w:insideH w:val="single" w:sz="4" w:color="D9D9D9"/>
+              <w:insideV w:val="single" w:sz="4" w:color="D9D9D9"/>
+            </w:tcBorders>
+            <w:shd w:fill="EAF2F8"/>
           </w:tcPr>
           <w:p>
             <w:pPr>
-              <w:spacing w:after="0"/>
+              <w:spacing w:after="40" w:before="40"/>
               <w:jc w:val="center"/>
             </w:pPr>
             <w:r>
               <w:rPr>
-                <w:rFonts w:ascii="Aptos" w:hAnsi="Aptos" w:eastAsia="Microsoft YaHei"/>
                 <w:b w:val="0"/>
+                <w:color w:val="000000"/>
                 <w:sz w:val="18"/>
               </w:rPr>
               <w:t>待实施</w:t>
@@ -2018,13 +2478,7 @@
         <w:spacing w:after="200"/>
       </w:pPr>
       <w:r>
-        <w:rPr>
-          <w:rFonts w:ascii="Aptos" w:hAnsi="Aptos" w:eastAsia="Microsoft YaHei"/>
-          <w:b/>
-          <w:color w:val="9C5C00"/>
-          <w:sz w:val="20"/>
-        </w:rPr>
-        <w:t>状态  下一步</w:t>
+        <w:t>状态  已完成</w:t>
       </w:r>
     </w:p>
     <w:p>
@@ -2438,6 +2892,908 @@
         <w:spacing w:after="200"/>
       </w:pPr>
       <w:r>
+        <w:t>状态  已完成</w:t>
+      </w:r>
+    </w:p>
+    <w:p>
+      <w:pPr>
+        <w:pStyle w:val="Heading2"/>
+      </w:pPr>
+      <w:r>
+        <w:t>本轮目的</w:t>
+      </w:r>
+    </w:p>
+    <w:p>
+      <w:pPr>
+        <w:spacing w:after="120" w:line="288" w:lineRule="auto"/>
+      </w:pPr>
+      <w:r>
+        <w:rPr>
+          <w:rFonts w:ascii="Aptos" w:hAnsi="Aptos" w:eastAsia="Microsoft YaHei"/>
+          <w:b/>
+          <w:sz w:val="21"/>
+        </w:rPr>
+      </w:r>
+      <w:r>
+        <w:rPr>
+          <w:rFonts w:ascii="Aptos" w:hAnsi="Aptos" w:eastAsia="Microsoft YaHei"/>
+          <w:sz w:val="21"/>
+        </w:rPr>
+        <w:t>清除无意义噪声，保留语义和段落结构，并避免重复资料污染索引。</w:t>
+      </w:r>
+    </w:p>
+    <w:p>
+      <w:pPr>
+        <w:pStyle w:val="Heading2"/>
+      </w:pPr>
+      <w:r>
+        <w:t>核心原理</w:t>
+      </w:r>
+    </w:p>
+    <w:p>
+      <w:pPr>
+        <w:spacing w:after="120" w:line="288" w:lineRule="auto"/>
+      </w:pPr>
+      <w:r>
+        <w:rPr>
+          <w:rFonts w:ascii="Aptos" w:hAnsi="Aptos" w:eastAsia="Microsoft YaHei"/>
+          <w:b/>
+          <w:sz w:val="21"/>
+        </w:rPr>
+      </w:r>
+      <w:r>
+        <w:rPr>
+          <w:rFonts w:ascii="Aptos" w:hAnsi="Aptos" w:eastAsia="Microsoft YaHei"/>
+          <w:sz w:val="21"/>
+        </w:rPr>
+        <w:t>清洗的目标不是把文本变得越短越好，而是删除不会帮助检索的噪声。去重应区分完全重复与规范化后重复，并记录处理前后统计，确保变换可解释。</w:t>
+      </w:r>
+    </w:p>
+    <w:p>
+      <w:pPr>
+        <w:pStyle w:val="Heading2"/>
+      </w:pPr>
+      <w:r>
+        <w:t>输入与前置条件</w:t>
+      </w:r>
+    </w:p>
+    <w:p>
+      <w:pPr>
+        <w:pStyle w:val="ListBullet"/>
+        <w:spacing w:after="60" w:line="276" w:lineRule="auto"/>
+      </w:pPr>
+      <w:r>
+        <w:rPr>
+          <w:rFonts w:ascii="Aptos" w:hAnsi="Aptos" w:eastAsia="Microsoft YaHei"/>
+          <w:sz w:val="21"/>
+        </w:rPr>
+        <w:t>第 1 轮生成的 Document</w:t>
+      </w:r>
+    </w:p>
+    <w:p>
+      <w:pPr>
+        <w:pStyle w:val="ListBullet"/>
+        <w:spacing w:after="60" w:line="276" w:lineRule="auto"/>
+      </w:pPr>
+      <w:r>
+        <w:t>状态  已完成</w:t>
+      </w:r>
+    </w:p>
+    <w:p>
+      <w:pPr>
+        <w:pStyle w:val="Heading2"/>
+      </w:pPr>
+      <w:r>
+        <w:t>详细实施步骤</w:t>
+      </w:r>
+    </w:p>
+    <w:p>
+      <w:pPr>
+        <w:spacing w:after="100" w:line="288" w:lineRule="auto"/>
+        <w:ind w:left="216" w:hanging="216"/>
+        <w:keepLines/>
+      </w:pPr>
+      <w:r>
+        <w:rPr>
+          <w:rFonts w:ascii="Aptos" w:hAnsi="Aptos" w:eastAsia="Microsoft YaHei"/>
+          <w:b/>
+          <w:sz w:val="21"/>
+        </w:rPr>
+        <w:t xml:space="preserve">1. 建立规范化规则  </w:t>
+      </w:r>
+      <w:r>
+        <w:rPr>
+          <w:rFonts w:ascii="Aptos" w:hAnsi="Aptos" w:eastAsia="Microsoft YaHei"/>
+          <w:sz w:val="21"/>
+        </w:rPr>
+        <w:t>操作：统一换行、清理不可见字符、压缩多余空白，但保留自然段。 目的：减少格式差异对检索和哈希的干扰。</w:t>
+      </w:r>
+    </w:p>
+    <w:p>
+      <w:pPr>
+        <w:spacing w:after="100" w:line="288" w:lineRule="auto"/>
+        <w:ind w:left="216" w:hanging="216"/>
+        <w:keepLines/>
+      </w:pPr>
+      <w:r>
+        <w:rPr>
+          <w:rFonts w:ascii="Aptos" w:hAnsi="Aptos" w:eastAsia="Microsoft YaHei"/>
+          <w:b/>
+          <w:sz w:val="21"/>
+        </w:rPr>
+        <w:t xml:space="preserve">2. 保护重要内容  </w:t>
+      </w:r>
+      <w:r>
+        <w:rPr>
+          <w:rFonts w:ascii="Aptos" w:hAnsi="Aptos" w:eastAsia="Microsoft YaHei"/>
+          <w:sz w:val="21"/>
+        </w:rPr>
+        <w:t>操作：保留标题、列表、数字、否定词、风险提示和来源信息。 目的：避免清洗改变医学科普含义。</w:t>
+      </w:r>
+    </w:p>
+    <w:p>
+      <w:pPr>
+        <w:spacing w:after="100" w:line="288" w:lineRule="auto"/>
+        <w:ind w:left="216" w:hanging="216"/>
+        <w:keepLines/>
+      </w:pPr>
+      <w:r>
+        <w:rPr>
+          <w:rFonts w:ascii="Aptos" w:hAnsi="Aptos" w:eastAsia="Microsoft YaHei"/>
+          <w:b/>
+          <w:sz w:val="21"/>
+        </w:rPr>
+        <w:t xml:space="preserve">3. 执行完全去重  </w:t>
+      </w:r>
+      <w:r>
+        <w:rPr>
+          <w:rFonts w:ascii="Aptos" w:hAnsi="Aptos" w:eastAsia="Microsoft YaHei"/>
+          <w:sz w:val="21"/>
+        </w:rPr>
+        <w:t>操作：用原文哈希识别内容完全相同的文档。 目的：删除明确的重复副本。</w:t>
+      </w:r>
+    </w:p>
+    <w:p>
+      <w:pPr>
+        <w:spacing w:after="100" w:line="288" w:lineRule="auto"/>
+        <w:ind w:left="216" w:hanging="216"/>
+        <w:keepLines/>
+      </w:pPr>
+      <w:r>
+        <w:rPr>
+          <w:rFonts w:ascii="Aptos" w:hAnsi="Aptos" w:eastAsia="Microsoft YaHei"/>
+          <w:b/>
+          <w:sz w:val="21"/>
+        </w:rPr>
+        <w:t xml:space="preserve">4. 执行规范化去重  </w:t>
+      </w:r>
+      <w:r>
+        <w:rPr>
+          <w:rFonts w:ascii="Aptos" w:hAnsi="Aptos" w:eastAsia="Microsoft YaHei"/>
+          <w:sz w:val="21"/>
+        </w:rPr>
+        <w:t>操作：对规范化文本计算哈希，识别只有空白或排版差异的副本。 目的：减少低价值重复。</w:t>
+      </w:r>
+    </w:p>
+    <w:p>
+      <w:pPr>
+        <w:spacing w:after="100" w:line="288" w:lineRule="auto"/>
+        <w:ind w:left="216" w:hanging="216"/>
+        <w:keepLines/>
+      </w:pPr>
+      <w:r>
+        <w:rPr>
+          <w:rFonts w:ascii="Aptos" w:hAnsi="Aptos" w:eastAsia="Microsoft YaHei"/>
+          <w:b/>
+          <w:sz w:val="21"/>
+        </w:rPr>
+        <w:t xml:space="preserve">5. 记录处理报告  </w:t>
+      </w:r>
+      <w:r>
+        <w:rPr>
+          <w:rFonts w:ascii="Aptos" w:hAnsi="Aptos" w:eastAsia="Microsoft YaHei"/>
+          <w:sz w:val="21"/>
+        </w:rPr>
+        <w:t>操作：统计输入数、输出数、重复数、字符变化和被跳过文件。 目的：让数据处理过程可审计。</w:t>
+      </w:r>
+    </w:p>
+    <w:p>
+      <w:pPr>
+        <w:pStyle w:val="Heading2"/>
+      </w:pPr>
+      <w:r>
+        <w:t>本轮产物</w:t>
+      </w:r>
+    </w:p>
+    <w:p>
+      <w:pPr>
+        <w:pStyle w:val="ListBullet"/>
+        <w:spacing w:after="60" w:line="276" w:lineRule="auto"/>
+      </w:pPr>
+      <w:r>
+        <w:rPr>
+          <w:rFonts w:ascii="Aptos" w:hAnsi="Aptos" w:eastAsia="Microsoft YaHei"/>
+          <w:sz w:val="21"/>
+        </w:rPr>
+        <w:t>clean_document 函数</w:t>
+      </w:r>
+    </w:p>
+    <w:p>
+      <w:pPr>
+        <w:pStyle w:val="ListBullet"/>
+        <w:spacing w:after="60" w:line="276" w:lineRule="auto"/>
+      </w:pPr>
+      <w:r>
+        <w:rPr>
+          <w:rFonts w:ascii="Aptos" w:hAnsi="Aptos" w:eastAsia="Microsoft YaHei"/>
+          <w:sz w:val="21"/>
+        </w:rPr>
+        <w:t>deduplicate_documents 函数</w:t>
+      </w:r>
+    </w:p>
+    <w:p>
+      <w:pPr>
+        <w:pStyle w:val="ListBullet"/>
+        <w:spacing w:after="60" w:line="276" w:lineRule="auto"/>
+      </w:pPr>
+      <w:r>
+        <w:rPr>
+          <w:rFonts w:ascii="Aptos" w:hAnsi="Aptos" w:eastAsia="Microsoft YaHei"/>
+          <w:sz w:val="21"/>
+        </w:rPr>
+        <w:t>清洗与去重测试</w:t>
+      </w:r>
+    </w:p>
+    <w:p>
+      <w:pPr>
+        <w:pStyle w:val="ListBullet"/>
+        <w:spacing w:after="60" w:line="276" w:lineRule="auto"/>
+      </w:pPr>
+      <w:r>
+        <w:rPr>
+          <w:rFonts w:ascii="Aptos" w:hAnsi="Aptos" w:eastAsia="Microsoft YaHei"/>
+          <w:sz w:val="21"/>
+        </w:rPr>
+        <w:t>处理统计结构</w:t>
+      </w:r>
+    </w:p>
+    <w:p>
+      <w:pPr>
+        <w:pStyle w:val="Heading2"/>
+      </w:pPr>
+      <w:r>
+        <w:t>验收与测试</w:t>
+      </w:r>
+    </w:p>
+    <w:p>
+      <w:pPr>
+        <w:pStyle w:val="ListBullet"/>
+        <w:spacing w:after="60" w:line="276" w:lineRule="auto"/>
+      </w:pPr>
+      <w:r>
+        <w:rPr>
+          <w:rFonts w:ascii="Aptos" w:hAnsi="Aptos" w:eastAsia="Microsoft YaHei"/>
+          <w:sz w:val="21"/>
+        </w:rPr>
+        <w:t>清洗结果保持段落结构</w:t>
+      </w:r>
+    </w:p>
+    <w:p>
+      <w:pPr>
+        <w:pStyle w:val="ListBullet"/>
+        <w:spacing w:after="60" w:line="276" w:lineRule="auto"/>
+      </w:pPr>
+      <w:r>
+        <w:rPr>
+          <w:rFonts w:ascii="Aptos" w:hAnsi="Aptos" w:eastAsia="Microsoft YaHei"/>
+          <w:sz w:val="21"/>
+        </w:rPr>
+        <w:t>否定词和数字不丢失</w:t>
+      </w:r>
+    </w:p>
+    <w:p>
+      <w:pPr>
+        <w:pStyle w:val="ListBullet"/>
+        <w:spacing w:after="60" w:line="276" w:lineRule="auto"/>
+      </w:pPr>
+      <w:r>
+        <w:rPr>
+          <w:rFonts w:ascii="Aptos" w:hAnsi="Aptos" w:eastAsia="Microsoft YaHei"/>
+          <w:sz w:val="21"/>
+        </w:rPr>
+        <w:t>完全重复被移除</w:t>
+      </w:r>
+    </w:p>
+    <w:p>
+      <w:pPr>
+        <w:pStyle w:val="ListBullet"/>
+        <w:spacing w:after="60" w:line="276" w:lineRule="auto"/>
+      </w:pPr>
+      <w:r>
+        <w:rPr>
+          <w:rFonts w:ascii="Aptos" w:hAnsi="Aptos" w:eastAsia="Microsoft YaHei"/>
+          <w:sz w:val="21"/>
+        </w:rPr>
+        <w:t>不同正文不被误删</w:t>
+      </w:r>
+    </w:p>
+    <w:p>
+      <w:pPr>
+        <w:pStyle w:val="ListBullet"/>
+        <w:spacing w:after="60" w:line="276" w:lineRule="auto"/>
+      </w:pPr>
+      <w:r>
+        <w:rPr>
+          <w:rFonts w:ascii="Aptos" w:hAnsi="Aptos" w:eastAsia="Microsoft YaHei"/>
+          <w:sz w:val="21"/>
+        </w:rPr>
+        <w:t>原始 metadata 得到保留</w:t>
+      </w:r>
+    </w:p>
+    <w:p>
+      <w:pPr>
+        <w:pStyle w:val="Heading2"/>
+      </w:pPr>
+      <w:r>
+        <w:t>关键取舍</w:t>
+      </w:r>
+    </w:p>
+    <w:p>
+      <w:pPr>
+        <w:pStyle w:val="ListBullet"/>
+        <w:spacing w:after="60" w:line="276" w:lineRule="auto"/>
+      </w:pPr>
+      <w:r>
+        <w:rPr>
+          <w:rFonts w:ascii="Aptos" w:hAnsi="Aptos" w:eastAsia="Microsoft YaHei"/>
+          <w:sz w:val="21"/>
+        </w:rPr>
+        <w:t>不使用 LLM 做基础清洗，避免成本和不可重复结果。</w:t>
+      </w:r>
+    </w:p>
+    <w:p>
+      <w:pPr>
+        <w:pStyle w:val="ListBullet"/>
+        <w:spacing w:after="60" w:line="276" w:lineRule="auto"/>
+      </w:pPr>
+      <w:r>
+        <w:rPr>
+          <w:rFonts w:ascii="Aptos" w:hAnsi="Aptos" w:eastAsia="Microsoft YaHei"/>
+          <w:sz w:val="21"/>
+        </w:rPr>
+        <w:t>不在初版实施模糊语义去重，防止误删表达相近但结论不同的资料。</w:t>
+      </w:r>
+    </w:p>
+    <w:p>
+      <w:pPr>
+        <w:pStyle w:val="ListBullet"/>
+        <w:spacing w:after="60" w:line="276" w:lineRule="auto"/>
+      </w:pPr>
+      <w:r>
+        <w:rPr>
+          <w:rFonts w:ascii="Aptos" w:hAnsi="Aptos" w:eastAsia="Microsoft YaHei"/>
+          <w:sz w:val="21"/>
+        </w:rPr>
+        <w:t>保留 raw 数据只读，清洗结果写入 processed 目录。</w:t>
+      </w:r>
+    </w:p>
+    <w:p>
+      <w:pPr>
+        <w:pStyle w:val="Heading2"/>
+      </w:pPr>
+      <w:r>
+        <w:t>理解检查</w:t>
+      </w:r>
+    </w:p>
+    <w:p>
+      <w:pPr>
+        <w:spacing w:after="80"/>
+      </w:pPr>
+      <w:r>
+        <w:rPr>
+          <w:rFonts w:ascii="Aptos" w:hAnsi="Aptos" w:eastAsia="Microsoft YaHei"/>
+          <w:sz w:val="21"/>
+        </w:rPr>
+        <w:t>1. 为什么删除页眉页脚可能同时带来收益和风险？</w:t>
+      </w:r>
+    </w:p>
+    <w:p>
+      <w:pPr>
+        <w:spacing w:after="80"/>
+      </w:pPr>
+      <w:r>
+        <w:rPr>
+          <w:rFonts w:ascii="Aptos" w:hAnsi="Aptos" w:eastAsia="Microsoft YaHei"/>
+          <w:sz w:val="21"/>
+        </w:rPr>
+        <w:t>2. 完全重复与语义重复应如何区别？</w:t>
+      </w:r>
+    </w:p>
+    <w:p>
+      <w:r>
+        <w:br w:type="page"/>
+      </w:r>
+    </w:p>
+    <w:p>
+      <w:pPr>
+        <w:pStyle w:val="Heading1"/>
+        <w:spacing w:after="80"/>
+      </w:pPr>
+      <w:r>
+        <w:t>第 3 轮  权威语料审核 分块与质量校验</w:t>
+      </w:r>
+    </w:p>
+    <w:p>
+      <w:pPr>
+        <w:spacing w:after="200"/>
+      </w:pPr>
+      <w:r>
+        <w:t>状态  进行中</w:t>
+      </w:r>
+    </w:p>
+    <w:p>
+      <w:pPr>
+        <w:pStyle w:val="Heading2"/>
+      </w:pPr>
+      <w:r>
+        <w:t>本轮目的</w:t>
+      </w:r>
+    </w:p>
+    <w:p>
+      <w:pPr>
+        <w:spacing w:after="120" w:line="288" w:lineRule="auto"/>
+      </w:pPr>
+      <w:r>
+        <w:rPr>
+          <w:rFonts w:ascii="Aptos" w:hAnsi="Aptos" w:eastAsia="Microsoft YaHei"/>
+          <w:b/>
+          <w:sz w:val="21"/>
+        </w:rPr>
+      </w:r>
+      <w:r>
+        <w:rPr>
+          <w:rFonts w:ascii="Aptos" w:hAnsi="Aptos" w:eastAsia="Microsoft YaHei"/>
+          <w:sz w:val="21"/>
+        </w:rPr>
+        <w:t>把长文档切成适合 Embedding 和检索的片段，同时保持语义连续和来源可追踪。</w:t>
+      </w:r>
+    </w:p>
+    <w:p>
+      <w:pPr>
+        <w:pStyle w:val="Heading2"/>
+      </w:pPr>
+      <w:r>
+        <w:t>核心原理</w:t>
+      </w:r>
+    </w:p>
+    <w:p>
+      <w:pPr>
+        <w:spacing w:after="120" w:line="288" w:lineRule="auto"/>
+      </w:pPr>
+      <w:r>
+        <w:rPr>
+          <w:rFonts w:ascii="Aptos" w:hAnsi="Aptos" w:eastAsia="Microsoft YaHei"/>
+          <w:b/>
+          <w:sz w:val="21"/>
+        </w:rPr>
+      </w:r>
+      <w:r>
+        <w:rPr>
+          <w:rFonts w:ascii="Aptos" w:hAnsi="Aptos" w:eastAsia="Microsoft YaHei"/>
+          <w:sz w:val="21"/>
+        </w:rPr>
+        <w:t>chunk 太大会混入多个主题并占用上下文，太小会丢失条件和解释。overlap 可以保护边界信息，但过大会制造重复结果，因此参数必须通过测试集比较。</w:t>
+      </w:r>
+    </w:p>
+    <w:p>
+      <w:pPr>
+        <w:pStyle w:val="Heading2"/>
+      </w:pPr>
+      <w:r>
+        <w:t>输入与前置条件</w:t>
+      </w:r>
+    </w:p>
+    <w:p>
+      <w:pPr>
+        <w:pStyle w:val="ListBullet"/>
+        <w:spacing w:after="60" w:line="276" w:lineRule="auto"/>
+      </w:pPr>
+      <w:r>
+        <w:rPr>
+          <w:rFonts w:ascii="Aptos" w:hAnsi="Aptos" w:eastAsia="Microsoft YaHei"/>
+          <w:sz w:val="21"/>
+        </w:rPr>
+        <w:t>清洗后的 Document</w:t>
+      </w:r>
+    </w:p>
+    <w:p>
+      <w:pPr>
+        <w:pStyle w:val="ListBullet"/>
+        <w:spacing w:after="60" w:line="276" w:lineRule="auto"/>
+      </w:pPr>
+      <w:r>
+        <w:rPr>
+          <w:rFonts w:ascii="Aptos" w:hAnsi="Aptos" w:eastAsia="Microsoft YaHei"/>
+          <w:sz w:val="21"/>
+        </w:rPr>
+        <w:t>chunk_size</w:t>
+      </w:r>
+    </w:p>
+    <w:p>
+      <w:pPr>
+        <w:pStyle w:val="ListBullet"/>
+        <w:spacing w:after="60" w:line="276" w:lineRule="auto"/>
+      </w:pPr>
+      <w:r>
+        <w:rPr>
+          <w:rFonts w:ascii="Aptos" w:hAnsi="Aptos" w:eastAsia="Microsoft YaHei"/>
+          <w:sz w:val="21"/>
+        </w:rPr>
+        <w:t>chunk_overlap</w:t>
+      </w:r>
+    </w:p>
+    <w:p>
+      <w:pPr>
+        <w:pStyle w:val="ListBullet"/>
+        <w:spacing w:after="60" w:line="276" w:lineRule="auto"/>
+      </w:pPr>
+      <w:r>
+        <w:rPr>
+          <w:rFonts w:ascii="Aptos" w:hAnsi="Aptos" w:eastAsia="Microsoft YaHei"/>
+          <w:sz w:val="21"/>
+        </w:rPr>
+        <w:t>分隔符优先级</w:t>
+      </w:r>
+    </w:p>
+    <w:p>
+      <w:pPr>
+        <w:pStyle w:val="Heading2"/>
+      </w:pPr>
+      <w:r>
+        <w:t>详细实施步骤</w:t>
+      </w:r>
+    </w:p>
+    <w:p>
+      <w:pPr>
+        <w:spacing w:after="100" w:line="288" w:lineRule="auto"/>
+        <w:ind w:left="216" w:hanging="216"/>
+        <w:keepLines/>
+      </w:pPr>
+      <w:r>
+        <w:rPr>
+          <w:rFonts w:ascii="Aptos" w:hAnsi="Aptos" w:eastAsia="Microsoft YaHei"/>
+          <w:b/>
+          <w:sz w:val="21"/>
+        </w:rPr>
+        <w:t xml:space="preserve">1. 选择分块器  </w:t>
+      </w:r>
+      <w:r>
+        <w:rPr>
+          <w:rFonts w:ascii="Aptos" w:hAnsi="Aptos" w:eastAsia="Microsoft YaHei"/>
+          <w:sz w:val="21"/>
+        </w:rPr>
+        <w:t>操作：从 RecursiveCharacterTextSplitter 开始，按段落、句子和字符逐级切分。 目的：获得简单、稳定、易解释的基线。</w:t>
+      </w:r>
+    </w:p>
+    <w:p>
+      <w:pPr>
+        <w:spacing w:after="100" w:line="288" w:lineRule="auto"/>
+        <w:ind w:left="216" w:hanging="216"/>
+        <w:keepLines/>
+      </w:pPr>
+      <w:r>
+        <w:rPr>
+          <w:rFonts w:ascii="Aptos" w:hAnsi="Aptos" w:eastAsia="Microsoft YaHei"/>
+          <w:b/>
+          <w:sz w:val="21"/>
+        </w:rPr>
+        <w:t xml:space="preserve">2. 设置初始参数  </w:t>
+      </w:r>
+      <w:r>
+        <w:rPr>
+          <w:rFonts w:ascii="Aptos" w:hAnsi="Aptos" w:eastAsia="Microsoft YaHei"/>
+          <w:sz w:val="21"/>
+        </w:rPr>
+        <w:t>操作：以 500 至 800 个中文字符和 80 至 120 字符重叠作为实验起点。 目的：提供可运行基线，而不是宣称最佳值。</w:t>
+      </w:r>
+    </w:p>
+    <w:p>
+      <w:pPr>
+        <w:spacing w:after="100" w:line="288" w:lineRule="auto"/>
+        <w:ind w:left="216" w:hanging="216"/>
+        <w:keepLines/>
+      </w:pPr>
+      <w:r>
+        <w:rPr>
+          <w:rFonts w:ascii="Aptos" w:hAnsi="Aptos" w:eastAsia="Microsoft YaHei"/>
+          <w:b/>
+          <w:sz w:val="21"/>
+        </w:rPr>
+        <w:t xml:space="preserve">3. 扩展片段元数据  </w:t>
+      </w:r>
+      <w:r>
+        <w:rPr>
+          <w:rFonts w:ascii="Aptos" w:hAnsi="Aptos" w:eastAsia="Microsoft YaHei"/>
+          <w:sz w:val="21"/>
+        </w:rPr>
+        <w:t>操作：增加 chunk_id、chunk_index、start_char、end_char 和 section。 目的：支持引用定位和失败分析。</w:t>
+      </w:r>
+    </w:p>
+    <w:p>
+      <w:pPr>
+        <w:spacing w:after="100" w:line="288" w:lineRule="auto"/>
+        <w:ind w:left="216" w:hanging="216"/>
+        <w:keepLines/>
+      </w:pPr>
+      <w:r>
+        <w:rPr>
+          <w:rFonts w:ascii="Aptos" w:hAnsi="Aptos" w:eastAsia="Microsoft YaHei"/>
+          <w:b/>
+          <w:sz w:val="21"/>
+        </w:rPr>
+        <w:t xml:space="preserve">4. 保证稳定编号  </w:t>
+      </w:r>
+      <w:r>
+        <w:rPr>
+          <w:rFonts w:ascii="Aptos" w:hAnsi="Aptos" w:eastAsia="Microsoft YaHei"/>
+          <w:sz w:val="21"/>
+        </w:rPr>
+        <w:t>操作：相同输入和配置应产生相同 chunk_id 与顺序。 目的：便于索引重建和评估对齐。</w:t>
+      </w:r>
+    </w:p>
+    <w:p>
+      <w:pPr>
+        <w:spacing w:after="100" w:line="288" w:lineRule="auto"/>
+        <w:ind w:left="216" w:hanging="216"/>
+        <w:keepLines/>
+      </w:pPr>
+      <w:r>
+        <w:rPr>
+          <w:rFonts w:ascii="Aptos" w:hAnsi="Aptos" w:eastAsia="Microsoft YaHei"/>
+          <w:b/>
+          <w:sz w:val="21"/>
+        </w:rPr>
+        <w:t xml:space="preserve">5. 建立边界测试  </w:t>
+      </w:r>
+      <w:r>
+        <w:rPr>
+          <w:rFonts w:ascii="Aptos" w:hAnsi="Aptos" w:eastAsia="Microsoft YaHei"/>
+          <w:sz w:val="21"/>
+        </w:rPr>
+        <w:t>操作：测试短文档、长段落、空段落、中文标点和跨段内容。 目的：发现截断与异常重复。</w:t>
+      </w:r>
+    </w:p>
+    <w:p>
+      <w:pPr>
+        <w:pStyle w:val="Heading2"/>
+      </w:pPr>
+      <w:r>
+        <w:t>本轮产物</w:t>
+      </w:r>
+    </w:p>
+    <w:p>
+      <w:pPr>
+        <w:pStyle w:val="ListBullet"/>
+        <w:spacing w:after="60" w:line="276" w:lineRule="auto"/>
+      </w:pPr>
+      <w:r>
+        <w:rPr>
+          <w:rFonts w:ascii="Aptos" w:hAnsi="Aptos" w:eastAsia="Microsoft YaHei"/>
+          <w:sz w:val="21"/>
+        </w:rPr>
+        <w:t>chunk_document 函数</w:t>
+      </w:r>
+    </w:p>
+    <w:p>
+      <w:pPr>
+        <w:pStyle w:val="ListBullet"/>
+        <w:spacing w:after="60" w:line="276" w:lineRule="auto"/>
+      </w:pPr>
+      <w:r>
+        <w:rPr>
+          <w:rFonts w:ascii="Aptos" w:hAnsi="Aptos" w:eastAsia="Microsoft YaHei"/>
+          <w:sz w:val="21"/>
+        </w:rPr>
+        <w:t>分块配置对象</w:t>
+      </w:r>
+    </w:p>
+    <w:p>
+      <w:pPr>
+        <w:pStyle w:val="ListBullet"/>
+        <w:spacing w:after="60" w:line="276" w:lineRule="auto"/>
+      </w:pPr>
+      <w:r>
+        <w:rPr>
+          <w:rFonts w:ascii="Aptos" w:hAnsi="Aptos" w:eastAsia="Microsoft YaHei"/>
+          <w:sz w:val="21"/>
+        </w:rPr>
+        <w:t>片段级元数据</w:t>
+      </w:r>
+    </w:p>
+    <w:p>
+      <w:pPr>
+        <w:pStyle w:val="ListBullet"/>
+        <w:spacing w:after="60" w:line="276" w:lineRule="auto"/>
+      </w:pPr>
+      <w:r>
+        <w:rPr>
+          <w:rFonts w:ascii="Aptos" w:hAnsi="Aptos" w:eastAsia="Microsoft YaHei"/>
+          <w:sz w:val="21"/>
+        </w:rPr>
+        <w:t>参数实验记录模板</w:t>
+      </w:r>
+    </w:p>
+    <w:p>
+      <w:pPr>
+        <w:pStyle w:val="Heading2"/>
+      </w:pPr>
+      <w:r>
+        <w:t>验收与测试</w:t>
+      </w:r>
+    </w:p>
+    <w:p>
+      <w:pPr>
+        <w:pStyle w:val="ListBullet"/>
+        <w:spacing w:after="60" w:line="276" w:lineRule="auto"/>
+      </w:pPr>
+      <w:r>
+        <w:rPr>
+          <w:rFonts w:ascii="Aptos" w:hAnsi="Aptos" w:eastAsia="Microsoft YaHei"/>
+          <w:sz w:val="21"/>
+        </w:rPr>
+        <w:t>片段不为空</w:t>
+      </w:r>
+    </w:p>
+    <w:p>
+      <w:pPr>
+        <w:pStyle w:val="ListBullet"/>
+        <w:spacing w:after="60" w:line="276" w:lineRule="auto"/>
+      </w:pPr>
+      <w:r>
+        <w:rPr>
+          <w:rFonts w:ascii="Aptos" w:hAnsi="Aptos" w:eastAsia="Microsoft YaHei"/>
+          <w:sz w:val="21"/>
+        </w:rPr>
+        <w:t>长度基本符合限制</w:t>
+      </w:r>
+    </w:p>
+    <w:p>
+      <w:pPr>
+        <w:pStyle w:val="ListBullet"/>
+        <w:spacing w:after="60" w:line="276" w:lineRule="auto"/>
+      </w:pPr>
+      <w:r>
+        <w:rPr>
+          <w:rFonts w:ascii="Aptos" w:hAnsi="Aptos" w:eastAsia="Microsoft YaHei"/>
+          <w:sz w:val="21"/>
+        </w:rPr>
+        <w:t>重叠符合配置</w:t>
+      </w:r>
+    </w:p>
+    <w:p>
+      <w:pPr>
+        <w:pStyle w:val="ListBullet"/>
+        <w:spacing w:after="60" w:line="276" w:lineRule="auto"/>
+      </w:pPr>
+      <w:r>
+        <w:rPr>
+          <w:rFonts w:ascii="Aptos" w:hAnsi="Aptos" w:eastAsia="Microsoft YaHei"/>
+          <w:sz w:val="21"/>
+        </w:rPr>
+        <w:t>正文顺序可恢复</w:t>
+      </w:r>
+    </w:p>
+    <w:p>
+      <w:pPr>
+        <w:pStyle w:val="ListBullet"/>
+        <w:spacing w:after="60" w:line="276" w:lineRule="auto"/>
+      </w:pPr>
+      <w:r>
+        <w:rPr>
+          <w:rFonts w:ascii="Aptos" w:hAnsi="Aptos" w:eastAsia="Microsoft YaHei"/>
+          <w:sz w:val="21"/>
+        </w:rPr>
+        <w:t>来源和 document_id 不丢失</w:t>
+      </w:r>
+    </w:p>
+    <w:p>
+      <w:pPr>
+        <w:pStyle w:val="Heading2"/>
+      </w:pPr>
+      <w:r>
+        <w:t>关键取舍</w:t>
+      </w:r>
+    </w:p>
+    <w:p>
+      <w:pPr>
+        <w:pStyle w:val="ListBullet"/>
+        <w:spacing w:after="60" w:line="276" w:lineRule="auto"/>
+      </w:pPr>
+      <w:r>
+        <w:rPr>
+          <w:rFonts w:ascii="Aptos" w:hAnsi="Aptos" w:eastAsia="Microsoft YaHei"/>
+          <w:sz w:val="21"/>
+        </w:rPr>
+        <w:t>先采用字符分块建立基线，再比较基于标题或语义的分块。</w:t>
+      </w:r>
+    </w:p>
+    <w:p>
+      <w:pPr>
+        <w:pStyle w:val="ListBullet"/>
+        <w:spacing w:after="60" w:line="276" w:lineRule="auto"/>
+      </w:pPr>
+      <w:r>
+        <w:rPr>
+          <w:rFonts w:ascii="Aptos" w:hAnsi="Aptos" w:eastAsia="Microsoft YaHei"/>
+          <w:sz w:val="21"/>
+        </w:rPr>
+        <w:t>初始参数只是实验条件，必须通过检索指标调整。</w:t>
+      </w:r>
+    </w:p>
+    <w:p>
+      <w:pPr>
+        <w:pStyle w:val="ListBullet"/>
+        <w:spacing w:after="60" w:line="276" w:lineRule="auto"/>
+      </w:pPr>
+      <w:r>
+        <w:rPr>
+          <w:rFonts w:ascii="Aptos" w:hAnsi="Aptos" w:eastAsia="Microsoft YaHei"/>
+          <w:sz w:val="21"/>
+        </w:rPr>
+        <w:t>不得只根据肉眼阅读少量片段宣布参数最优。</w:t>
+      </w:r>
+    </w:p>
+    <w:p>
+      <w:pPr>
+        <w:pStyle w:val="Heading2"/>
+      </w:pPr>
+      <w:r>
+        <w:t>理解检查</w:t>
+      </w:r>
+    </w:p>
+    <w:p>
+      <w:pPr>
+        <w:spacing w:after="80"/>
+      </w:pPr>
+      <w:r>
+        <w:rPr>
+          <w:rFonts w:ascii="Aptos" w:hAnsi="Aptos" w:eastAsia="Microsoft YaHei"/>
+          <w:sz w:val="21"/>
+        </w:rPr>
+        <w:t>1. chunk_size 如何影响召回率和答案完整性？</w:t>
+      </w:r>
+    </w:p>
+    <w:p>
+      <w:pPr>
+        <w:spacing w:after="80"/>
+      </w:pPr>
+      <w:r>
+        <w:rPr>
+          <w:rFonts w:ascii="Aptos" w:hAnsi="Aptos" w:eastAsia="Microsoft YaHei"/>
+          <w:sz w:val="21"/>
+        </w:rPr>
+        <w:t>2. 为什么 overlap 太大可能降低 Top K 的有效多样性？</w:t>
+      </w:r>
+    </w:p>
+    <w:p>
+      <w:r>
+        <w:br w:type="page"/>
+      </w:r>
+    </w:p>
+    <w:p>
+      <w:pPr>
+        <w:pStyle w:val="Heading1"/>
+        <w:spacing w:after="80"/>
+      </w:pPr>
+      <w:r>
+        <w:t>第 4 轮  中文向量表示与 FAISS 索引</w:t>
+      </w:r>
+    </w:p>
+    <w:p>
+      <w:pPr>
+        <w:spacing w:after="200"/>
+      </w:pPr>
+      <w:r>
         <w:rPr>
           <w:rFonts w:ascii="Aptos" w:hAnsi="Aptos" w:eastAsia="Microsoft YaHei"/>
           <w:b/>
@@ -2471,7 +3827,7 @@
           <w:rFonts w:ascii="Aptos" w:hAnsi="Aptos" w:eastAsia="Microsoft YaHei"/>
           <w:sz w:val="21"/>
         </w:rPr>
-        <w:t>清除无意义噪声，保留语义和段落结构，并避免重复资料污染索引。</w:t>
+        <w:t>把文本片段编码为向量，建立可保存、可加载、可查询的语义索引。</w:t>
       </w:r>
     </w:p>
     <w:p>
@@ -2498,7 +3854,7 @@
           <w:rFonts w:ascii="Aptos" w:hAnsi="Aptos" w:eastAsia="Microsoft YaHei"/>
           <w:sz w:val="21"/>
         </w:rPr>
-        <w:t>清洗的目标不是把文本变得越短越好，而是删除不会帮助检索的噪声。去重应区分完全重复与规范化后重复，并记录处理前后统计，确保变换可解释。</w:t>
+        <w:t>Embedding 将语义相近的文本映射到相近向量。向量归一化后，内积等价于余弦相似度。FAISS 负责高效保存和搜索向量，但它不会判断证据是否足以回答问题。</w:t>
       </w:r>
     </w:p>
     <w:p>
@@ -2519,7 +3875,7 @@
           <w:rFonts w:ascii="Aptos" w:hAnsi="Aptos" w:eastAsia="Microsoft YaHei"/>
           <w:sz w:val="21"/>
         </w:rPr>
-        <w:t>第 1 轮生成的 Document</w:t>
+        <w:t>已分块的 Documents</w:t>
       </w:r>
     </w:p>
     <w:p>
@@ -2532,7 +3888,33 @@
           <w:rFonts w:ascii="Aptos" w:hAnsi="Aptos" w:eastAsia="Microsoft YaHei"/>
           <w:sz w:val="21"/>
         </w:rPr>
-        <w:t>清洗规则配置</w:t>
+        <w:t>BAAI/bge-small-zh-v1.5</w:t>
+      </w:r>
+    </w:p>
+    <w:p>
+      <w:pPr>
+        <w:pStyle w:val="ListBullet"/>
+        <w:spacing w:after="60" w:line="276" w:lineRule="auto"/>
+      </w:pPr>
+      <w:r>
+        <w:rPr>
+          <w:rFonts w:ascii="Aptos" w:hAnsi="Aptos" w:eastAsia="Microsoft YaHei"/>
+          <w:sz w:val="21"/>
+        </w:rPr>
+        <w:t>Embedding 批大小</w:t>
+      </w:r>
+    </w:p>
+    <w:p>
+      <w:pPr>
+        <w:pStyle w:val="ListBullet"/>
+        <w:spacing w:after="60" w:line="276" w:lineRule="auto"/>
+      </w:pPr>
+      <w:r>
+        <w:rPr>
+          <w:rFonts w:ascii="Aptos" w:hAnsi="Aptos" w:eastAsia="Microsoft YaHei"/>
+          <w:sz w:val="21"/>
+        </w:rPr>
+        <w:t>归一化设置</w:t>
       </w:r>
     </w:p>
     <w:p>
@@ -2555,14 +3937,14 @@
           <w:b/>
           <w:sz w:val="21"/>
         </w:rPr>
-        <w:t xml:space="preserve">1. 建立规范化规则  </w:t>
-      </w:r>
-      <w:r>
-        <w:rPr>
-          <w:rFonts w:ascii="Aptos" w:hAnsi="Aptos" w:eastAsia="Microsoft YaHei"/>
-          <w:sz w:val="21"/>
-        </w:rPr>
-        <w:t>操作：统一换行、清理不可见字符、压缩多余空白，但保留自然段。 目的：减少格式差异对检索和哈希的干扰。</w:t>
+        <w:t xml:space="preserve">1. 确认模型下载  </w:t>
+      </w:r>
+      <w:r>
+        <w:rPr>
+          <w:rFonts w:ascii="Aptos" w:hAnsi="Aptos" w:eastAsia="Microsoft YaHei"/>
+          <w:sz w:val="21"/>
+        </w:rPr>
+        <w:t>操作：经用户确认后下载 bge-small-zh-v1.5，并记录模型版本或 revision。 目的：控制磁盘使用并保证实验可复现。</w:t>
       </w:r>
     </w:p>
     <w:p>
@@ -2577,14 +3959,14 @@
           <w:b/>
           <w:sz w:val="21"/>
         </w:rPr>
-        <w:t xml:space="preserve">2. 保护重要内容  </w:t>
-      </w:r>
-      <w:r>
-        <w:rPr>
-          <w:rFonts w:ascii="Aptos" w:hAnsi="Aptos" w:eastAsia="Microsoft YaHei"/>
-          <w:sz w:val="21"/>
-        </w:rPr>
-        <w:t>操作：保留标题、列表、数字、否定词、风险提示和来源信息。 目的：避免清洗改变医学科普含义。</w:t>
+        <w:t xml:space="preserve">2. 封装 Embedding  </w:t>
+      </w:r>
+      <w:r>
+        <w:rPr>
+          <w:rFonts w:ascii="Aptos" w:hAnsi="Aptos" w:eastAsia="Microsoft YaHei"/>
+          <w:sz w:val="21"/>
+        </w:rPr>
+        <w:t>操作：通过 langchain-huggingface 提供文档和查询编码接口。 目的：隔离模型细节，便于后续替换。</w:t>
       </w:r>
     </w:p>
     <w:p>
@@ -2599,14 +3981,14 @@
           <w:b/>
           <w:sz w:val="21"/>
         </w:rPr>
-        <w:t xml:space="preserve">3. 执行完全去重  </w:t>
-      </w:r>
-      <w:r>
-        <w:rPr>
-          <w:rFonts w:ascii="Aptos" w:hAnsi="Aptos" w:eastAsia="Microsoft YaHei"/>
-          <w:sz w:val="21"/>
-        </w:rPr>
-        <w:t>操作：用原文哈希识别内容完全相同的文档。 目的：删除明确的重复副本。</w:t>
+        <w:t xml:space="preserve">3. 确定向量策略  </w:t>
+      </w:r>
+      <w:r>
+        <w:rPr>
+          <w:rFonts w:ascii="Aptos" w:hAnsi="Aptos" w:eastAsia="Microsoft YaHei"/>
+          <w:sz w:val="21"/>
+        </w:rPr>
+        <w:t>操作：文档向量归一化，查询侧按模型说明决定是否加入中文检索指令。 目的：保证相似度计算与模型训练方式一致。</w:t>
       </w:r>
     </w:p>
     <w:p>
@@ -2621,14 +4003,14 @@
           <w:b/>
           <w:sz w:val="21"/>
         </w:rPr>
-        <w:t xml:space="preserve">4. 执行规范化去重  </w:t>
-      </w:r>
-      <w:r>
-        <w:rPr>
-          <w:rFonts w:ascii="Aptos" w:hAnsi="Aptos" w:eastAsia="Microsoft YaHei"/>
-          <w:sz w:val="21"/>
-        </w:rPr>
-        <w:t>操作：对规范化文本计算哈希，识别只有空白或排版差异的副本。 目的：减少低价值重复。</w:t>
+        <w:t xml:space="preserve">4. 建立 FAISS 索引  </w:t>
+      </w:r>
+      <w:r>
+        <w:rPr>
+          <w:rFonts w:ascii="Aptos" w:hAnsi="Aptos" w:eastAsia="Microsoft YaHei"/>
+          <w:sz w:val="21"/>
+        </w:rPr>
+        <w:t>操作：为每个 chunk 建立向量并维护向量到 chunk_id 的映射。 目的：支持 Top K 语义检索。</w:t>
       </w:r>
     </w:p>
     <w:p>
@@ -2643,14 +4025,14 @@
           <w:b/>
           <w:sz w:val="21"/>
         </w:rPr>
-        <w:t xml:space="preserve">5. 记录处理报告  </w:t>
-      </w:r>
-      <w:r>
-        <w:rPr>
-          <w:rFonts w:ascii="Aptos" w:hAnsi="Aptos" w:eastAsia="Microsoft YaHei"/>
-          <w:sz w:val="21"/>
-        </w:rPr>
-        <w:t>操作：统计输入数、输出数、重复数、字符变化和被跳过文件。 目的：让数据处理过程可审计。</w:t>
+        <w:t xml:space="preserve">5. 保存和加载索引  </w:t>
+      </w:r>
+      <w:r>
+        <w:rPr>
+          <w:rFonts w:ascii="Aptos" w:hAnsi="Aptos" w:eastAsia="Microsoft YaHei"/>
+          <w:sz w:val="21"/>
+        </w:rPr>
+        <w:t>操作：同时保存 FAISS 文件、文档映射和配置清单。 目的：避免每次运行都重复计算向量。</w:t>
       </w:r>
     </w:p>
     <w:p>
@@ -2671,7 +4053,7 @@
           <w:rFonts w:ascii="Aptos" w:hAnsi="Aptos" w:eastAsia="Microsoft YaHei"/>
           <w:sz w:val="21"/>
         </w:rPr>
-        <w:t>clean_document 函数</w:t>
+        <w:t>Embedding 配置与封装</w:t>
       </w:r>
     </w:p>
     <w:p>
@@ -2684,7 +4066,7 @@
           <w:rFonts w:ascii="Aptos" w:hAnsi="Aptos" w:eastAsia="Microsoft YaHei"/>
           <w:sz w:val="21"/>
         </w:rPr>
-        <w:t>deduplicate_documents 函数</w:t>
+        <w:t>FAISS 索引构建脚本</w:t>
       </w:r>
     </w:p>
     <w:p>
@@ -2697,7 +4079,7 @@
           <w:rFonts w:ascii="Aptos" w:hAnsi="Aptos" w:eastAsia="Microsoft YaHei"/>
           <w:sz w:val="21"/>
         </w:rPr>
-        <w:t>清洗与去重测试</w:t>
+        <w:t>索引目录</w:t>
       </w:r>
     </w:p>
     <w:p>
@@ -2710,7 +4092,7 @@
           <w:rFonts w:ascii="Aptos" w:hAnsi="Aptos" w:eastAsia="Microsoft YaHei"/>
           <w:sz w:val="21"/>
         </w:rPr>
-        <w:t>处理统计结构</w:t>
+        <w:t>索引 manifest</w:t>
       </w:r>
     </w:p>
     <w:p>
@@ -2731,7 +4113,7 @@
           <w:rFonts w:ascii="Aptos" w:hAnsi="Aptos" w:eastAsia="Microsoft YaHei"/>
           <w:sz w:val="21"/>
         </w:rPr>
-        <w:t>清洗结果保持段落结构</w:t>
+        <w:t>向量维度正确</w:t>
       </w:r>
     </w:p>
     <w:p>
@@ -2744,7 +4126,7 @@
           <w:rFonts w:ascii="Aptos" w:hAnsi="Aptos" w:eastAsia="Microsoft YaHei"/>
           <w:sz w:val="21"/>
         </w:rPr>
-        <w:t>否定词和数字不丢失</w:t>
+        <w:t>归一化后模长接近 1</w:t>
       </w:r>
     </w:p>
     <w:p>
@@ -2757,7 +4139,7 @@
           <w:rFonts w:ascii="Aptos" w:hAnsi="Aptos" w:eastAsia="Microsoft YaHei"/>
           <w:sz w:val="21"/>
         </w:rPr>
-        <w:t>完全重复被移除</w:t>
+        <w:t>索引条目数等于 chunk 数</w:t>
       </w:r>
     </w:p>
     <w:p>
@@ -2770,7 +4152,7 @@
           <w:rFonts w:ascii="Aptos" w:hAnsi="Aptos" w:eastAsia="Microsoft YaHei"/>
           <w:sz w:val="21"/>
         </w:rPr>
-        <w:t>不同正文不被误删</w:t>
+        <w:t>保存后可重新加载</w:t>
       </w:r>
     </w:p>
     <w:p>
@@ -2783,7 +4165,7 @@
           <w:rFonts w:ascii="Aptos" w:hAnsi="Aptos" w:eastAsia="Microsoft YaHei"/>
           <w:sz w:val="21"/>
         </w:rPr>
-        <w:t>原始 metadata 得到保留</w:t>
+        <w:t>固定查询返回预期片段</w:t>
       </w:r>
     </w:p>
     <w:p>
@@ -2804,7 +4186,7 @@
           <w:rFonts w:ascii="Aptos" w:hAnsi="Aptos" w:eastAsia="Microsoft YaHei"/>
           <w:sz w:val="21"/>
         </w:rPr>
-        <w:t>不使用 LLM 做基础清洗，避免成本和不可重复结果。</w:t>
+        <w:t>第一版使用 bge-small-zh-v1.5，优先速度、体积和可演示性。</w:t>
       </w:r>
     </w:p>
     <w:p>
@@ -2817,7 +4199,7 @@
           <w:rFonts w:ascii="Aptos" w:hAnsi="Aptos" w:eastAsia="Microsoft YaHei"/>
           <w:sz w:val="21"/>
         </w:rPr>
-        <w:t>不在初版实施模糊语义去重，防止误删表达相近但结论不同的资料。</w:t>
+        <w:t>FAISS 使用 CPU 版本，Embedding 可使用 CUDA。</w:t>
       </w:r>
     </w:p>
     <w:p>
@@ -2830,7 +4212,7 @@
           <w:rFonts w:ascii="Aptos" w:hAnsi="Aptos" w:eastAsia="Microsoft YaHei"/>
           <w:sz w:val="21"/>
         </w:rPr>
-        <w:t>保留 raw 数据只读，清洗结果写入 processed 目录。</w:t>
+        <w:t>索引 manifest 必须记录模型、分块配置、数据版本和创建时间。</w:t>
       </w:r>
     </w:p>
     <w:p>
@@ -2850,7 +4232,7 @@
           <w:rFonts w:ascii="Aptos" w:hAnsi="Aptos" w:eastAsia="Microsoft YaHei"/>
           <w:sz w:val="21"/>
         </w:rPr>
-        <w:t>1. 为什么删除页眉页脚可能同时带来收益和风险？</w:t>
+        <w:t>1. 为什么更换 Embedding 模型后必须重建索引？</w:t>
       </w:r>
     </w:p>
     <w:p>
@@ -2862,7 +4244,7 @@
           <w:rFonts w:ascii="Aptos" w:hAnsi="Aptos" w:eastAsia="Microsoft YaHei"/>
           <w:sz w:val="21"/>
         </w:rPr>
-        <w:t>2. 完全重复与语义重复应如何区别？</w:t>
+        <w:t>2. 向量归一化后为什么可以用内积表示余弦相似度？</w:t>
       </w:r>
     </w:p>
     <w:p>
@@ -2876,7 +4258,7 @@
         <w:spacing w:after="80"/>
       </w:pPr>
       <w:r>
-        <w:t>第 3 轮  分块策略与片段元数据</w:t>
+        <w:t>第 5 轮  基础检索与检索测试集</w:t>
       </w:r>
     </w:p>
     <w:p>
@@ -2917,7 +4299,7 @@
           <w:rFonts w:ascii="Aptos" w:hAnsi="Aptos" w:eastAsia="Microsoft YaHei"/>
           <w:sz w:val="21"/>
         </w:rPr>
-        <w:t>把长文档切成适合 Embedding 和检索的片段，同时保持语义连续和来源可追踪。</w:t>
+        <w:t>在接入 LLM 前证明检索器能稳定找到正确证据，并建立可量化的基线。</w:t>
       </w:r>
     </w:p>
     <w:p>
@@ -2944,7 +4326,7 @@
           <w:rFonts w:ascii="Aptos" w:hAnsi="Aptos" w:eastAsia="Microsoft YaHei"/>
           <w:sz w:val="21"/>
         </w:rPr>
-        <w:t>chunk 太大会混入多个主题并占用上下文，太小会丢失条件和解释。overlap 可以保护边界信息，但过大会制造重复结果，因此参数必须通过测试集比较。</w:t>
+        <w:t>最终答案错误可能来自检索，也可能来自生成。先单独评估检索，才能知道优化应落在哪一层。测试集需要人工标注相关 source_id 或 chunk_id，指标必须由真实运行产生。</w:t>
       </w:r>
     </w:p>
     <w:p>
@@ -2965,7 +4347,7 @@
           <w:rFonts w:ascii="Aptos" w:hAnsi="Aptos" w:eastAsia="Microsoft YaHei"/>
           <w:sz w:val="21"/>
         </w:rPr>
-        <w:t>清洗后的 Document</w:t>
+        <w:t>FAISS 索引</w:t>
       </w:r>
     </w:p>
     <w:p>
@@ -2978,7 +4360,7 @@
           <w:rFonts w:ascii="Aptos" w:hAnsi="Aptos" w:eastAsia="Microsoft YaHei"/>
           <w:sz w:val="21"/>
         </w:rPr>
-        <w:t>chunk_size</w:t>
+        <w:t>人工编写的问题</w:t>
       </w:r>
     </w:p>
     <w:p>
@@ -2991,7 +4373,7 @@
           <w:rFonts w:ascii="Aptos" w:hAnsi="Aptos" w:eastAsia="Microsoft YaHei"/>
           <w:sz w:val="21"/>
         </w:rPr>
-        <w:t>chunk_overlap</w:t>
+        <w:t>相关文档或片段标注</w:t>
       </w:r>
     </w:p>
     <w:p>
@@ -3004,7 +4386,7 @@
           <w:rFonts w:ascii="Aptos" w:hAnsi="Aptos" w:eastAsia="Microsoft YaHei"/>
           <w:sz w:val="21"/>
         </w:rPr>
-        <w:t>分隔符优先级</w:t>
+        <w:t>Top K 配置</w:t>
       </w:r>
     </w:p>
     <w:p>
@@ -3027,14 +4409,14 @@
           <w:b/>
           <w:sz w:val="21"/>
         </w:rPr>
-        <w:t xml:space="preserve">1. 选择分块器  </w:t>
-      </w:r>
-      <w:r>
-        <w:rPr>
-          <w:rFonts w:ascii="Aptos" w:hAnsi="Aptos" w:eastAsia="Microsoft YaHei"/>
-          <w:sz w:val="21"/>
-        </w:rPr>
-        <w:t>操作：从 RecursiveCharacterTextSplitter 开始，按段落、句子和字符逐级切分。 目的：获得简单、稳定、易解释的基线。</w:t>
+        <w:t xml:space="preserve">1. 实现检索接口  </w:t>
+      </w:r>
+      <w:r>
+        <w:rPr>
+          <w:rFonts w:ascii="Aptos" w:hAnsi="Aptos" w:eastAsia="Microsoft YaHei"/>
+          <w:sz w:val="21"/>
+        </w:rPr>
+        <w:t>操作：输入中文问题，输出按相似度排序的 Document 与原始分数。 目的：形成可单独调用和测试的检索层。</w:t>
       </w:r>
     </w:p>
     <w:p>
@@ -3049,14 +4431,14 @@
           <w:b/>
           <w:sz w:val="21"/>
         </w:rPr>
-        <w:t xml:space="preserve">2. 设置初始参数  </w:t>
-      </w:r>
-      <w:r>
-        <w:rPr>
-          <w:rFonts w:ascii="Aptos" w:hAnsi="Aptos" w:eastAsia="Microsoft YaHei"/>
-          <w:sz w:val="21"/>
-        </w:rPr>
-        <w:t>操作：以 500 至 800 个中文字符和 80 至 120 字符重叠作为实验起点。 目的：提供可运行基线，而不是宣称最佳值。</w:t>
+        <w:t xml:space="preserve">2. 建立小型金标准  </w:t>
+      </w:r>
+      <w:r>
+        <w:rPr>
+          <w:rFonts w:ascii="Aptos" w:hAnsi="Aptos" w:eastAsia="Microsoft YaHei"/>
+          <w:sz w:val="21"/>
+        </w:rPr>
+        <w:t>操作：先编写约 20 至 30 个覆盖不同主题的问题并标注证据。 目的：为参数比较提供固定参照。</w:t>
       </w:r>
     </w:p>
     <w:p>
@@ -3071,14 +4453,14 @@
           <w:b/>
           <w:sz w:val="21"/>
         </w:rPr>
-        <w:t xml:space="preserve">3. 扩展片段元数据  </w:t>
-      </w:r>
-      <w:r>
-        <w:rPr>
-          <w:rFonts w:ascii="Aptos" w:hAnsi="Aptos" w:eastAsia="Microsoft YaHei"/>
-          <w:sz w:val="21"/>
-        </w:rPr>
-        <w:t>操作：增加 chunk_id、chunk_index、start_char、end_char 和 section。 目的：支持引用定位和失败分析。</w:t>
+        <w:t xml:space="preserve">3. 定义基础指标  </w:t>
+      </w:r>
+      <w:r>
+        <w:rPr>
+          <w:rFonts w:ascii="Aptos" w:hAnsi="Aptos" w:eastAsia="Microsoft YaHei"/>
+          <w:sz w:val="21"/>
+        </w:rPr>
+        <w:t>操作：计算 Hit@K、Recall@K、MRR 和检索延迟。 目的：同时观察相关性与速度。</w:t>
       </w:r>
     </w:p>
     <w:p>
@@ -3093,14 +4475,14 @@
           <w:b/>
           <w:sz w:val="21"/>
         </w:rPr>
-        <w:t xml:space="preserve">4. 保证稳定编号  </w:t>
-      </w:r>
-      <w:r>
-        <w:rPr>
-          <w:rFonts w:ascii="Aptos" w:hAnsi="Aptos" w:eastAsia="Microsoft YaHei"/>
-          <w:sz w:val="21"/>
-        </w:rPr>
-        <w:t>操作：相同输入和配置应产生相同 chunk_id 与顺序。 目的：便于索引重建和评估对齐。</w:t>
+        <w:t xml:space="preserve">4. 运行参数实验  </w:t>
+      </w:r>
+      <w:r>
+        <w:rPr>
+          <w:rFonts w:ascii="Aptos" w:hAnsi="Aptos" w:eastAsia="Microsoft YaHei"/>
+          <w:sz w:val="21"/>
+        </w:rPr>
+        <w:t>操作：比较 Top K、chunk_size、overlap 和查询指令。 目的：用数据选择配置。</w:t>
       </w:r>
     </w:p>
     <w:p>
@@ -3115,14 +4497,14 @@
           <w:b/>
           <w:sz w:val="21"/>
         </w:rPr>
-        <w:t xml:space="preserve">5. 建立边界测试  </w:t>
-      </w:r>
-      <w:r>
-        <w:rPr>
-          <w:rFonts w:ascii="Aptos" w:hAnsi="Aptos" w:eastAsia="Microsoft YaHei"/>
-          <w:sz w:val="21"/>
-        </w:rPr>
-        <w:t>操作：测试短文档、长段落、空段落、中文标点和跨段内容。 目的：发现截断与异常重复。</w:t>
+        <w:t xml:space="preserve">5. 记录失败案例  </w:t>
+      </w:r>
+      <w:r>
+        <w:rPr>
+          <w:rFonts w:ascii="Aptos" w:hAnsi="Aptos" w:eastAsia="Microsoft YaHei"/>
+          <w:sz w:val="21"/>
+        </w:rPr>
+        <w:t>操作：保存未召回、错排、重复召回和问题歧义。 目的：把错误转化为下一轮优化依据。</w:t>
       </w:r>
     </w:p>
     <w:p>
@@ -3143,7 +4525,7 @@
           <w:rFonts w:ascii="Aptos" w:hAnsi="Aptos" w:eastAsia="Microsoft YaHei"/>
           <w:sz w:val="21"/>
         </w:rPr>
-        <w:t>chunk_document 函数</w:t>
+        <w:t>retrieval.py</w:t>
       </w:r>
     </w:p>
     <w:p>
@@ -3156,7 +4538,7 @@
           <w:rFonts w:ascii="Aptos" w:hAnsi="Aptos" w:eastAsia="Microsoft YaHei"/>
           <w:sz w:val="21"/>
         </w:rPr>
-        <w:t>分块配置对象</w:t>
+        <w:t>data/eval/retrieval_questions.jsonl</w:t>
       </w:r>
     </w:p>
     <w:p>
@@ -3169,7 +4551,7 @@
           <w:rFonts w:ascii="Aptos" w:hAnsi="Aptos" w:eastAsia="Microsoft YaHei"/>
           <w:sz w:val="21"/>
         </w:rPr>
-        <w:t>片段级元数据</w:t>
+        <w:t>检索评估脚本</w:t>
       </w:r>
     </w:p>
     <w:p>
@@ -3182,7 +4564,7 @@
           <w:rFonts w:ascii="Aptos" w:hAnsi="Aptos" w:eastAsia="Microsoft YaHei"/>
           <w:sz w:val="21"/>
         </w:rPr>
-        <w:t>参数实验记录模板</w:t>
+        <w:t>第一份真实基线报告</w:t>
       </w:r>
     </w:p>
     <w:p>
@@ -3203,7 +4585,7 @@
           <w:rFonts w:ascii="Aptos" w:hAnsi="Aptos" w:eastAsia="Microsoft YaHei"/>
           <w:sz w:val="21"/>
         </w:rPr>
-        <w:t>片段不为空</w:t>
+        <w:t>固定输入返回确定数量结果</w:t>
       </w:r>
     </w:p>
     <w:p>
@@ -3216,7 +4598,7 @@
           <w:rFonts w:ascii="Aptos" w:hAnsi="Aptos" w:eastAsia="Microsoft YaHei"/>
           <w:sz w:val="21"/>
         </w:rPr>
-        <w:t>长度基本符合限制</w:t>
+        <w:t>分数和排序可解释</w:t>
       </w:r>
     </w:p>
     <w:p>
@@ -3229,7 +4611,7 @@
           <w:rFonts w:ascii="Aptos" w:hAnsi="Aptos" w:eastAsia="Microsoft YaHei"/>
           <w:sz w:val="21"/>
         </w:rPr>
-        <w:t>重叠符合配置</w:t>
+        <w:t>指标计算有单元测试</w:t>
       </w:r>
     </w:p>
     <w:p>
@@ -3242,7 +4624,15 @@
           <w:rFonts w:ascii="Aptos" w:hAnsi="Aptos" w:eastAsia="Microsoft YaHei"/>
           <w:sz w:val="21"/>
         </w:rPr>
-        <w:t>正文顺序可恢复</w:t>
+        <w:t>实验报告包含配置和运行时间</w:t>
+      </w:r>
+    </w:p>
+    <w:p>
+      <w:pPr>
+        <w:pStyle w:val="Heading2"/>
+      </w:pPr>
+      <w:r>
+        <w:t>关键取舍</w:t>
       </w:r>
     </w:p>
     <w:p>
@@ -3255,15 +4645,7 @@
           <w:rFonts w:ascii="Aptos" w:hAnsi="Aptos" w:eastAsia="Microsoft YaHei"/>
           <w:sz w:val="21"/>
         </w:rPr>
-        <w:t>来源和 document_id 不丢失</w:t>
-      </w:r>
-    </w:p>
-    <w:p>
-      <w:pPr>
-        <w:pStyle w:val="Heading2"/>
-      </w:pPr>
-      <w:r>
-        <w:t>关键取舍</w:t>
+        <w:t>先建立 20 至 30 题的小而可靠测试集，再逐步扩充。</w:t>
       </w:r>
     </w:p>
     <w:p>
@@ -3276,7 +4658,7 @@
           <w:rFonts w:ascii="Aptos" w:hAnsi="Aptos" w:eastAsia="Microsoft YaHei"/>
           <w:sz w:val="21"/>
         </w:rPr>
-        <w:t>先采用字符分块建立基线，再比较基于标题或语义的分块。</w:t>
+        <w:t>不使用最终答案正确率代替检索指标。</w:t>
       </w:r>
     </w:p>
     <w:p>
@@ -3289,20 +4671,7 @@
           <w:rFonts w:ascii="Aptos" w:hAnsi="Aptos" w:eastAsia="Microsoft YaHei"/>
           <w:sz w:val="21"/>
         </w:rPr>
-        <w:t>初始参数只是实验条件，必须通过检索指标调整。</w:t>
-      </w:r>
-    </w:p>
-    <w:p>
-      <w:pPr>
-        <w:pStyle w:val="ListBullet"/>
-        <w:spacing w:after="60" w:line="276" w:lineRule="auto"/>
-      </w:pPr>
-      <w:r>
-        <w:rPr>
-          <w:rFonts w:ascii="Aptos" w:hAnsi="Aptos" w:eastAsia="Microsoft YaHei"/>
-          <w:sz w:val="21"/>
-        </w:rPr>
-        <w:t>不得只根据肉眼阅读少量片段宣布参数最优。</w:t>
+        <w:t>所有性能数字都必须来自保存的真实实验结果。</w:t>
       </w:r>
     </w:p>
     <w:p>
@@ -3322,7 +4691,7 @@
           <w:rFonts w:ascii="Aptos" w:hAnsi="Aptos" w:eastAsia="Microsoft YaHei"/>
           <w:sz w:val="21"/>
         </w:rPr>
-        <w:t>1. chunk_size 如何影响召回率和答案完整性？</w:t>
+        <w:t>1. Hit@K、Recall@K 和 MRR 分别反映什么？</w:t>
       </w:r>
     </w:p>
     <w:p>
@@ -3334,7 +4703,7 @@
           <w:rFonts w:ascii="Aptos" w:hAnsi="Aptos" w:eastAsia="Microsoft YaHei"/>
           <w:sz w:val="21"/>
         </w:rPr>
-        <w:t>2. 为什么 overlap 太大可能降低 Top K 的有效多样性？</w:t>
+        <w:t>2. 为什么只观察几个成功示例不能证明检索器有效？</w:t>
       </w:r>
     </w:p>
     <w:p>
@@ -3348,7 +4717,7 @@
         <w:spacing w:after="80"/>
       </w:pPr>
       <w:r>
-        <w:t>第 4 轮  中文向量表示与 FAISS 索引</w:t>
+        <w:t>第 6 轮  受证据约束的答案生成</w:t>
       </w:r>
     </w:p>
     <w:p>
@@ -3389,7 +4758,7 @@
           <w:rFonts w:ascii="Aptos" w:hAnsi="Aptos" w:eastAsia="Microsoft YaHei"/>
           <w:sz w:val="21"/>
         </w:rPr>
-        <w:t>把文本片段编码为向量，建立可保存、可加载、可查询的语义索引。</w:t>
+        <w:t>让 LLM 只依据检索证据回答，并输出可核查引用和无依据拒答。</w:t>
       </w:r>
     </w:p>
     <w:p>
@@ -3416,7 +4785,7 @@
           <w:rFonts w:ascii="Aptos" w:hAnsi="Aptos" w:eastAsia="Microsoft YaHei"/>
           <w:sz w:val="21"/>
         </w:rPr>
-        <w:t>Embedding 将语义相近的文本映射到相近向量。向量归一化后，内积等价于余弦相似度。FAISS 负责高效保存和搜索向量，但它不会判断证据是否足以回答问题。</w:t>
+        <w:t>RAG 不是把资料和问题简单拼接。提示词需要明确证据边界、引用格式和拒答条件，同时保留检索结果，才能检查答案中的每个事实是否得到支持。</w:t>
       </w:r>
     </w:p>
     <w:p>
@@ -3437,7 +4806,7 @@
           <w:rFonts w:ascii="Aptos" w:hAnsi="Aptos" w:eastAsia="Microsoft YaHei"/>
           <w:sz w:val="21"/>
         </w:rPr>
-        <w:t>已分块的 Documents</w:t>
+        <w:t>用户问题</w:t>
       </w:r>
     </w:p>
     <w:p>
@@ -3450,7 +4819,7 @@
           <w:rFonts w:ascii="Aptos" w:hAnsi="Aptos" w:eastAsia="Microsoft YaHei"/>
           <w:sz w:val="21"/>
         </w:rPr>
-        <w:t>BAAI/bge-small-zh-v1.5</w:t>
+        <w:t>Top K 检索片段</w:t>
       </w:r>
     </w:p>
     <w:p>
@@ -3463,7 +4832,7 @@
           <w:rFonts w:ascii="Aptos" w:hAnsi="Aptos" w:eastAsia="Microsoft YaHei"/>
           <w:sz w:val="21"/>
         </w:rPr>
-        <w:t>Embedding 批大小</w:t>
+        <w:t>生成提示模板</w:t>
       </w:r>
     </w:p>
     <w:p>
@@ -3476,7 +4845,7 @@
           <w:rFonts w:ascii="Aptos" w:hAnsi="Aptos" w:eastAsia="Microsoft YaHei"/>
           <w:sz w:val="21"/>
         </w:rPr>
-        <w:t>归一化设置</w:t>
+        <w:t>可配置的 ChatModel</w:t>
       </w:r>
     </w:p>
     <w:p>
@@ -3499,14 +4868,14 @@
           <w:b/>
           <w:sz w:val="21"/>
         </w:rPr>
-        <w:t xml:space="preserve">1. 确认模型下载  </w:t>
-      </w:r>
-      <w:r>
-        <w:rPr>
-          <w:rFonts w:ascii="Aptos" w:hAnsi="Aptos" w:eastAsia="Microsoft YaHei"/>
-          <w:sz w:val="21"/>
-        </w:rPr>
-        <w:t>操作：经用户确认后下载 bge-small-zh-v1.5，并记录模型版本或 revision。 目的：控制磁盘使用并保证实验可复现。</w:t>
+        <w:t xml:space="preserve">1. 定义模型接口  </w:t>
+      </w:r>
+      <w:r>
+        <w:rPr>
+          <w:rFonts w:ascii="Aptos" w:hAnsi="Aptos" w:eastAsia="Microsoft YaHei"/>
+          <w:sz w:val="21"/>
+        </w:rPr>
+        <w:t>操作：将模型供应商封装为统一 ChatModel 调用，密钥从环境变量读取。 目的：避免业务逻辑绑定单一服务。</w:t>
       </w:r>
     </w:p>
     <w:p>
@@ -3521,14 +4890,14 @@
           <w:b/>
           <w:sz w:val="21"/>
         </w:rPr>
-        <w:t xml:space="preserve">2. 封装 Embedding  </w:t>
-      </w:r>
-      <w:r>
-        <w:rPr>
-          <w:rFonts w:ascii="Aptos" w:hAnsi="Aptos" w:eastAsia="Microsoft YaHei"/>
-          <w:sz w:val="21"/>
-        </w:rPr>
-        <w:t>操作：通过 langchain-huggingface 提供文档和查询编码接口。 目的：隔离模型细节，便于后续替换。</w:t>
+        <w:t xml:space="preserve">2. 设计上下文格式  </w:t>
+      </w:r>
+      <w:r>
+        <w:rPr>
+          <w:rFonts w:ascii="Aptos" w:hAnsi="Aptos" w:eastAsia="Microsoft YaHei"/>
+          <w:sz w:val="21"/>
+        </w:rPr>
+        <w:t>操作：为每个片段分配可见引用编号，并包含标题、来源与正文。 目的：让模型能够准确引用。</w:t>
       </w:r>
     </w:p>
     <w:p>
@@ -3543,14 +4912,14 @@
           <w:b/>
           <w:sz w:val="21"/>
         </w:rPr>
-        <w:t xml:space="preserve">3. 确定向量策略  </w:t>
-      </w:r>
-      <w:r>
-        <w:rPr>
-          <w:rFonts w:ascii="Aptos" w:hAnsi="Aptos" w:eastAsia="Microsoft YaHei"/>
-          <w:sz w:val="21"/>
-        </w:rPr>
-        <w:t>操作：文档向量归一化，查询侧按模型说明决定是否加入中文检索指令。 目的：保证相似度计算与模型训练方式一致。</w:t>
+        <w:t xml:space="preserve">3. 设计受限提示词  </w:t>
+      </w:r>
+      <w:r>
+        <w:rPr>
+          <w:rFonts w:ascii="Aptos" w:hAnsi="Aptos" w:eastAsia="Microsoft YaHei"/>
+          <w:sz w:val="21"/>
+        </w:rPr>
+        <w:t>操作：要求仅使用提供证据、区分事实与建议、证据不足时明确拒答。 目的：降低无依据生成。</w:t>
       </w:r>
     </w:p>
     <w:p>
@@ -3565,14 +4934,14 @@
           <w:b/>
           <w:sz w:val="21"/>
         </w:rPr>
-        <w:t xml:space="preserve">4. 建立 FAISS 索引  </w:t>
-      </w:r>
-      <w:r>
-        <w:rPr>
-          <w:rFonts w:ascii="Aptos" w:hAnsi="Aptos" w:eastAsia="Microsoft YaHei"/>
-          <w:sz w:val="21"/>
-        </w:rPr>
-        <w:t>操作：为每个 chunk 建立向量并维护向量到 chunk_id 的映射。 目的：支持 Top K 语义检索。</w:t>
+        <w:t xml:space="preserve">4. 解析结构化结果  </w:t>
+      </w:r>
+      <w:r>
+        <w:rPr>
+          <w:rFonts w:ascii="Aptos" w:hAnsi="Aptos" w:eastAsia="Microsoft YaHei"/>
+          <w:sz w:val="21"/>
+        </w:rPr>
+        <w:t>操作：返回 answer、citations、refused 和 refusal_reason。 目的：便于测试和界面展示。</w:t>
       </w:r>
     </w:p>
     <w:p>
@@ -3587,14 +4956,14 @@
           <w:b/>
           <w:sz w:val="21"/>
         </w:rPr>
-        <w:t xml:space="preserve">5. 保存和加载索引  </w:t>
-      </w:r>
-      <w:r>
-        <w:rPr>
-          <w:rFonts w:ascii="Aptos" w:hAnsi="Aptos" w:eastAsia="Microsoft YaHei"/>
-          <w:sz w:val="21"/>
-        </w:rPr>
-        <w:t>操作：同时保存 FAISS 文件、文档映射和配置清单。 目的：避免每次运行都重复计算向量。</w:t>
+        <w:t xml:space="preserve">5. 验证引用  </w:t>
+      </w:r>
+      <w:r>
+        <w:rPr>
+          <w:rFonts w:ascii="Aptos" w:hAnsi="Aptos" w:eastAsia="Microsoft YaHei"/>
+          <w:sz w:val="21"/>
+        </w:rPr>
+        <w:t>操作：检查引用编号存在，并确认引用片段确实被传入模型。 目的：阻止伪造来源。</w:t>
       </w:r>
     </w:p>
     <w:p>
@@ -3615,7 +4984,7 @@
           <w:rFonts w:ascii="Aptos" w:hAnsi="Aptos" w:eastAsia="Microsoft YaHei"/>
           <w:sz w:val="21"/>
         </w:rPr>
-        <w:t>Embedding 配置与封装</w:t>
+        <w:t>generation.py</w:t>
       </w:r>
     </w:p>
     <w:p>
@@ -3628,7 +4997,7 @@
           <w:rFonts w:ascii="Aptos" w:hAnsi="Aptos" w:eastAsia="Microsoft YaHei"/>
           <w:sz w:val="21"/>
         </w:rPr>
-        <w:t>FAISS 索引构建脚本</w:t>
+        <w:t>Prompt 模板</w:t>
       </w:r>
     </w:p>
     <w:p>
@@ -3641,7 +5010,7 @@
           <w:rFonts w:ascii="Aptos" w:hAnsi="Aptos" w:eastAsia="Microsoft YaHei"/>
           <w:sz w:val="21"/>
         </w:rPr>
-        <w:t>索引目录</w:t>
+        <w:t>回答结果模型</w:t>
       </w:r>
     </w:p>
     <w:p>
@@ -3654,7 +5023,7 @@
           <w:rFonts w:ascii="Aptos" w:hAnsi="Aptos" w:eastAsia="Microsoft YaHei"/>
           <w:sz w:val="21"/>
         </w:rPr>
-        <w:t>索引 manifest</w:t>
+        <w:t>引用校验逻辑</w:t>
       </w:r>
     </w:p>
     <w:p>
@@ -3675,7 +5044,7 @@
           <w:rFonts w:ascii="Aptos" w:hAnsi="Aptos" w:eastAsia="Microsoft YaHei"/>
           <w:sz w:val="21"/>
         </w:rPr>
-        <w:t>向量维度正确</w:t>
+        <w:t>有证据问题能回答并引用</w:t>
       </w:r>
     </w:p>
     <w:p>
@@ -3688,7 +5057,7 @@
           <w:rFonts w:ascii="Aptos" w:hAnsi="Aptos" w:eastAsia="Microsoft YaHei"/>
           <w:sz w:val="21"/>
         </w:rPr>
-        <w:t>归一化后模长接近 1</w:t>
+        <w:t>无依据问题会拒答</w:t>
       </w:r>
     </w:p>
     <w:p>
@@ -3701,7 +5070,7 @@
           <w:rFonts w:ascii="Aptos" w:hAnsi="Aptos" w:eastAsia="Microsoft YaHei"/>
           <w:sz w:val="21"/>
         </w:rPr>
-        <w:t>索引条目数等于 chunk 数</w:t>
+        <w:t>引用编号合法</w:t>
       </w:r>
     </w:p>
     <w:p>
@@ -3714,7 +5083,7 @@
           <w:rFonts w:ascii="Aptos" w:hAnsi="Aptos" w:eastAsia="Microsoft YaHei"/>
           <w:sz w:val="21"/>
         </w:rPr>
-        <w:t>保存后可重新加载</w:t>
+        <w:t>提示词不泄漏内部实现</w:t>
       </w:r>
     </w:p>
     <w:p>
@@ -3727,7 +5096,7 @@
           <w:rFonts w:ascii="Aptos" w:hAnsi="Aptos" w:eastAsia="Microsoft YaHei"/>
           <w:sz w:val="21"/>
         </w:rPr>
-        <w:t>固定查询返回预期片段</w:t>
+        <w:t>密钥不进入 Git</w:t>
       </w:r>
     </w:p>
     <w:p>
@@ -3748,7 +5117,7 @@
           <w:rFonts w:ascii="Aptos" w:hAnsi="Aptos" w:eastAsia="Microsoft YaHei"/>
           <w:sz w:val="21"/>
         </w:rPr>
-        <w:t>第一版使用 bge-small-zh-v1.5，优先速度、体积和可演示性。</w:t>
+        <w:t>先选择一个稳定的 OpenAI 兼容 ChatModel 建立基线，再考虑本地模型。</w:t>
       </w:r>
     </w:p>
     <w:p>
@@ -3761,7 +5130,7 @@
           <w:rFonts w:ascii="Aptos" w:hAnsi="Aptos" w:eastAsia="Microsoft YaHei"/>
           <w:sz w:val="21"/>
         </w:rPr>
-        <w:t>FAISS 使用 CPU 版本，Embedding 可使用 CUDA。</w:t>
+        <w:t>拒答阈值不能直接照搬模型卡分数，需要在本项目数据上校准。</w:t>
       </w:r>
     </w:p>
     <w:p>
@@ -3774,7 +5143,7 @@
           <w:rFonts w:ascii="Aptos" w:hAnsi="Aptos" w:eastAsia="Microsoft YaHei"/>
           <w:sz w:val="21"/>
         </w:rPr>
-        <w:t>索引 manifest 必须记录模型、分块配置、数据版本和创建时间。</w:t>
+        <w:t>生成层不得修改或补造来源元数据。</w:t>
       </w:r>
     </w:p>
     <w:p>
@@ -3794,7 +5163,7 @@
           <w:rFonts w:ascii="Aptos" w:hAnsi="Aptos" w:eastAsia="Microsoft YaHei"/>
           <w:sz w:val="21"/>
         </w:rPr>
-        <w:t>1. 为什么更换 Embedding 模型后必须重建索引？</w:t>
+        <w:t>1. 为什么引用编号合法仍不代表引用准确？</w:t>
       </w:r>
     </w:p>
     <w:p>
@@ -3806,7 +5175,7 @@
           <w:rFonts w:ascii="Aptos" w:hAnsi="Aptos" w:eastAsia="Microsoft YaHei"/>
           <w:sz w:val="21"/>
         </w:rPr>
-        <w:t>2. 向量归一化后为什么可以用内积表示余弦相似度？</w:t>
+        <w:t>2. 证据不足拒答与模型安全拒答有什么区别？</w:t>
       </w:r>
     </w:p>
     <w:p>
@@ -3820,7 +5189,7 @@
         <w:spacing w:after="80"/>
       </w:pPr>
       <w:r>
-        <w:t>第 5 轮  基础检索与检索测试集</w:t>
+        <w:t>第 7 轮  心理健康安全边界与危机响应</w:t>
       </w:r>
     </w:p>
     <w:p>
@@ -3861,7 +5230,7 @@
           <w:rFonts w:ascii="Aptos" w:hAnsi="Aptos" w:eastAsia="Microsoft YaHei"/>
           <w:sz w:val="21"/>
         </w:rPr>
-        <w:t>在接入 LLM 前证明检索器能稳定找到正确证据，并建立可量化的基线。</w:t>
+        <w:t>确保系统保持科普定位，并对自伤、自杀或其他紧急危险信号采用专门响应。</w:t>
       </w:r>
     </w:p>
     <w:p>
@@ -3888,7 +5257,7 @@
           <w:rFonts w:ascii="Aptos" w:hAnsi="Aptos" w:eastAsia="Microsoft YaHei"/>
           <w:sz w:val="21"/>
         </w:rPr>
-        <w:t>最终答案错误可能来自检索，也可能来自生成。先单独评估检索，才能知道优化应落在哪一层。测试集需要人工标注相关 source_id 或 chunk_id，指标必须由真实运行产生。</w:t>
+        <w:t>普通的知识库无答案与紧急危机是两类不同状态。危机识别不能只依赖向量相似度，因为隐晦表达可能漏检，普通科普问题也可能包含高风险关键词。</w:t>
       </w:r>
     </w:p>
     <w:p>
@@ -3909,7 +5278,7 @@
           <w:rFonts w:ascii="Aptos" w:hAnsi="Aptos" w:eastAsia="Microsoft YaHei"/>
           <w:sz w:val="21"/>
         </w:rPr>
-        <w:t>FAISS 索引</w:t>
+        <w:t>用户问题</w:t>
       </w:r>
     </w:p>
     <w:p>
@@ -3922,7 +5291,7 @@
           <w:rFonts w:ascii="Aptos" w:hAnsi="Aptos" w:eastAsia="Microsoft YaHei"/>
           <w:sz w:val="21"/>
         </w:rPr>
-        <w:t>人工编写的问题</w:t>
+        <w:t>风险规则或分类结果</w:t>
       </w:r>
     </w:p>
     <w:p>
@@ -3935,7 +5304,7 @@
           <w:rFonts w:ascii="Aptos" w:hAnsi="Aptos" w:eastAsia="Microsoft YaHei"/>
           <w:sz w:val="21"/>
         </w:rPr>
-        <w:t>相关文档或片段标注</w:t>
+        <w:t>地区相关求助信息</w:t>
       </w:r>
     </w:p>
     <w:p>
@@ -3948,7 +5317,7 @@
           <w:rFonts w:ascii="Aptos" w:hAnsi="Aptos" w:eastAsia="Microsoft YaHei"/>
           <w:sz w:val="21"/>
         </w:rPr>
-        <w:t>Top K 配置</w:t>
+        <w:t>RAG 回答结果</w:t>
       </w:r>
     </w:p>
     <w:p>
@@ -3971,14 +5340,14 @@
           <w:b/>
           <w:sz w:val="21"/>
         </w:rPr>
-        <w:t xml:space="preserve">1. 实现检索接口  </w:t>
-      </w:r>
-      <w:r>
-        <w:rPr>
-          <w:rFonts w:ascii="Aptos" w:hAnsi="Aptos" w:eastAsia="Microsoft YaHei"/>
-          <w:sz w:val="21"/>
-        </w:rPr>
-        <w:t>操作：输入中文问题，输出按相似度排序的 Document 与原始分数。 目的：形成可单独调用和测试的检索层。</w:t>
+        <w:t xml:space="preserve">1. 定义能力边界  </w:t>
+      </w:r>
+      <w:r>
+        <w:rPr>
+          <w:rFonts w:ascii="Aptos" w:hAnsi="Aptos" w:eastAsia="Microsoft YaHei"/>
+          <w:sz w:val="21"/>
+        </w:rPr>
+        <w:t>操作：明确不诊断、不替代治疗、不提供处方、不输出危险操作建议。 目的：让产品定位和回答规则一致。</w:t>
       </w:r>
     </w:p>
     <w:p>
@@ -3993,14 +5362,14 @@
           <w:b/>
           <w:sz w:val="21"/>
         </w:rPr>
-        <w:t xml:space="preserve">2. 建立小型金标准  </w:t>
-      </w:r>
-      <w:r>
-        <w:rPr>
-          <w:rFonts w:ascii="Aptos" w:hAnsi="Aptos" w:eastAsia="Microsoft YaHei"/>
-          <w:sz w:val="21"/>
-        </w:rPr>
-        <w:t>操作：先编写约 20 至 30 个覆盖不同主题的问题并标注证据。 目的：为参数比较提供固定参照。</w:t>
+        <w:t xml:space="preserve">2. 设计风险路由  </w:t>
+      </w:r>
+      <w:r>
+        <w:rPr>
+          <w:rFonts w:ascii="Aptos" w:hAnsi="Aptos" w:eastAsia="Microsoft YaHei"/>
+          <w:sz w:val="21"/>
+        </w:rPr>
+        <w:t>操作：在普通检索前识别紧急风险信号，并允许规则与分类器组合。 目的：让高风险请求优先进入安全流程。</w:t>
       </w:r>
     </w:p>
     <w:p>
@@ -4015,14 +5384,14 @@
           <w:b/>
           <w:sz w:val="21"/>
         </w:rPr>
-        <w:t xml:space="preserve">3. 定义基础指标  </w:t>
-      </w:r>
-      <w:r>
-        <w:rPr>
-          <w:rFonts w:ascii="Aptos" w:hAnsi="Aptos" w:eastAsia="Microsoft YaHei"/>
-          <w:sz w:val="21"/>
-        </w:rPr>
-        <w:t>操作：计算 Hit@K、Recall@K、MRR 和检索延迟。 目的：同时观察相关性与速度。</w:t>
+        <w:t xml:space="preserve">3. 编写危机响应  </w:t>
+      </w:r>
+      <w:r>
+        <w:rPr>
+          <w:rFonts w:ascii="Aptos" w:hAnsi="Aptos" w:eastAsia="Microsoft YaHei"/>
+          <w:sz w:val="21"/>
+        </w:rPr>
+        <w:t>操作：提供简洁关怀、立即安全建议、当地紧急服务和可信任联系人方向。 目的：帮助用户尽快获得现实世界支持。</w:t>
       </w:r>
     </w:p>
     <w:p>
@@ -4037,14 +5406,14 @@
           <w:b/>
           <w:sz w:val="21"/>
         </w:rPr>
-        <w:t xml:space="preserve">4. 运行参数实验  </w:t>
-      </w:r>
-      <w:r>
-        <w:rPr>
-          <w:rFonts w:ascii="Aptos" w:hAnsi="Aptos" w:eastAsia="Microsoft YaHei"/>
-          <w:sz w:val="21"/>
-        </w:rPr>
-        <w:t>操作：比较 Top K、chunk_size、overlap 和查询指令。 目的：用数据选择配置。</w:t>
+        <w:t xml:space="preserve">4. 区分拒答类型  </w:t>
+      </w:r>
+      <w:r>
+        <w:rPr>
+          <w:rFonts w:ascii="Aptos" w:hAnsi="Aptos" w:eastAsia="Microsoft YaHei"/>
+          <w:sz w:val="21"/>
+        </w:rPr>
+        <w:t>操作：分别记录知识库未覆盖、医疗边界、危险请求和紧急危机。 目的：支持评估和问题追踪。</w:t>
       </w:r>
     </w:p>
     <w:p>
@@ -4059,14 +5428,14 @@
           <w:b/>
           <w:sz w:val="21"/>
         </w:rPr>
-        <w:t xml:space="preserve">5. 记录失败案例  </w:t>
-      </w:r>
-      <w:r>
-        <w:rPr>
-          <w:rFonts w:ascii="Aptos" w:hAnsi="Aptos" w:eastAsia="Microsoft YaHei"/>
-          <w:sz w:val="21"/>
-        </w:rPr>
-        <w:t>操作：保存未召回、错排、重复召回和问题歧义。 目的：把错误转化为下一轮优化依据。</w:t>
+        <w:t xml:space="preserve">5. 建立安全测试集  </w:t>
+      </w:r>
+      <w:r>
+        <w:rPr>
+          <w:rFonts w:ascii="Aptos" w:hAnsi="Aptos" w:eastAsia="Microsoft YaHei"/>
+          <w:sz w:val="21"/>
+        </w:rPr>
+        <w:t>操作：覆盖直接表达、隐晦表达、第三人称、科普讨论和误报场景。 目的：评估召回、误报和响应合规性。</w:t>
       </w:r>
     </w:p>
     <w:p>
@@ -4087,7 +5456,7 @@
           <w:rFonts w:ascii="Aptos" w:hAnsi="Aptos" w:eastAsia="Microsoft YaHei"/>
           <w:sz w:val="21"/>
         </w:rPr>
-        <w:t>retrieval.py</w:t>
+        <w:t>safety.py</w:t>
       </w:r>
     </w:p>
     <w:p>
@@ -4100,7 +5469,7 @@
           <w:rFonts w:ascii="Aptos" w:hAnsi="Aptos" w:eastAsia="Microsoft YaHei"/>
           <w:sz w:val="21"/>
         </w:rPr>
-        <w:t>data/eval/retrieval_questions.jsonl</w:t>
+        <w:t>安全路由结果模型</w:t>
       </w:r>
     </w:p>
     <w:p>
@@ -4113,7 +5482,7 @@
           <w:rFonts w:ascii="Aptos" w:hAnsi="Aptos" w:eastAsia="Microsoft YaHei"/>
           <w:sz w:val="21"/>
         </w:rPr>
-        <w:t>检索评估脚本</w:t>
+        <w:t>危机响应模板</w:t>
       </w:r>
     </w:p>
     <w:p>
@@ -4126,7 +5495,7 @@
           <w:rFonts w:ascii="Aptos" w:hAnsi="Aptos" w:eastAsia="Microsoft YaHei"/>
           <w:sz w:val="21"/>
         </w:rPr>
-        <w:t>第一份真实基线报告</w:t>
+        <w:t>安全测试集与测试报告</w:t>
       </w:r>
     </w:p>
     <w:p>
@@ -4147,7 +5516,7 @@
           <w:rFonts w:ascii="Aptos" w:hAnsi="Aptos" w:eastAsia="Microsoft YaHei"/>
           <w:sz w:val="21"/>
         </w:rPr>
-        <w:t>固定输入返回确定数量结果</w:t>
+        <w:t>高风险表达进入危机流程</w:t>
       </w:r>
     </w:p>
     <w:p>
@@ -4160,7 +5529,7 @@
           <w:rFonts w:ascii="Aptos" w:hAnsi="Aptos" w:eastAsia="Microsoft YaHei"/>
           <w:sz w:val="21"/>
         </w:rPr>
-        <w:t>分数和排序可解释</w:t>
+        <w:t>普通科普问题不过度拦截</w:t>
       </w:r>
     </w:p>
     <w:p>
@@ -4173,7 +5542,7 @@
           <w:rFonts w:ascii="Aptos" w:hAnsi="Aptos" w:eastAsia="Microsoft YaHei"/>
           <w:sz w:val="21"/>
         </w:rPr>
-        <w:t>指标计算有单元测试</w:t>
+        <w:t>不输出诊断和处方</w:t>
       </w:r>
     </w:p>
     <w:p>
@@ -4186,15 +5555,7 @@
           <w:rFonts w:ascii="Aptos" w:hAnsi="Aptos" w:eastAsia="Microsoft YaHei"/>
           <w:sz w:val="21"/>
         </w:rPr>
-        <w:t>实验报告包含配置和运行时间</w:t>
-      </w:r>
-    </w:p>
-    <w:p>
-      <w:pPr>
-        <w:pStyle w:val="Heading2"/>
-      </w:pPr>
-      <w:r>
-        <w:t>关键取舍</w:t>
+        <w:t>危险操作请求被安全拒绝</w:t>
       </w:r>
     </w:p>
     <w:p>
@@ -4207,7 +5568,15 @@
           <w:rFonts w:ascii="Aptos" w:hAnsi="Aptos" w:eastAsia="Microsoft YaHei"/>
           <w:sz w:val="21"/>
         </w:rPr>
-        <w:t>先建立 20 至 30 题的小而可靠测试集，再逐步扩充。</w:t>
+        <w:t>求助指引与地区匹配</w:t>
+      </w:r>
+    </w:p>
+    <w:p>
+      <w:pPr>
+        <w:pStyle w:val="Heading2"/>
+      </w:pPr>
+      <w:r>
+        <w:t>关键取舍</w:t>
       </w:r>
     </w:p>
     <w:p>
@@ -4220,7 +5589,7 @@
           <w:rFonts w:ascii="Aptos" w:hAnsi="Aptos" w:eastAsia="Microsoft YaHei"/>
           <w:sz w:val="21"/>
         </w:rPr>
-        <w:t>不使用最终答案正确率代替检索指标。</w:t>
+        <w:t>安全路由优先于一般 RAG 回答。</w:t>
       </w:r>
     </w:p>
     <w:p>
@@ -4233,7 +5602,20 @@
           <w:rFonts w:ascii="Aptos" w:hAnsi="Aptos" w:eastAsia="Microsoft YaHei"/>
           <w:sz w:val="21"/>
         </w:rPr>
-        <w:t>所有性能数字都必须来自保存的真实实验结果。</w:t>
+        <w:t>紧急求助信息必须来自可信且可维护的配置，不能由模型临时猜测。</w:t>
+      </w:r>
+    </w:p>
+    <w:p>
+      <w:pPr>
+        <w:pStyle w:val="ListBullet"/>
+        <w:spacing w:after="60" w:line="276" w:lineRule="auto"/>
+      </w:pPr>
+      <w:r>
+        <w:rPr>
+          <w:rFonts w:ascii="Aptos" w:hAnsi="Aptos" w:eastAsia="Microsoft YaHei"/>
+          <w:sz w:val="21"/>
+        </w:rPr>
+        <w:t>安全测试不仅检查文字是否温和，还要检查是否提供明确可执行的求助方向。</w:t>
       </w:r>
     </w:p>
     <w:p>
@@ -4253,7 +5635,7 @@
           <w:rFonts w:ascii="Aptos" w:hAnsi="Aptos" w:eastAsia="Microsoft YaHei"/>
           <w:sz w:val="21"/>
         </w:rPr>
-        <w:t>1. Hit@K、Recall@K 和 MRR 分别反映什么？</w:t>
+        <w:t>1. 为什么危机检测要优先保证召回率？</w:t>
       </w:r>
     </w:p>
     <w:p>
@@ -4265,7 +5647,7 @@
           <w:rFonts w:ascii="Aptos" w:hAnsi="Aptos" w:eastAsia="Microsoft YaHei"/>
           <w:sz w:val="21"/>
         </w:rPr>
-        <w:t>2. 为什么只观察几个成功示例不能证明检索器有效？</w:t>
+        <w:t>2. 如何区分讨论自杀预防知识与表达即时自伤意图？</w:t>
       </w:r>
     </w:p>
     <w:p>
@@ -4279,7 +5661,7 @@
         <w:spacing w:after="80"/>
       </w:pPr>
       <w:r>
-        <w:t>第 6 轮  受证据约束的答案生成</w:t>
+        <w:t>第 8 轮  BM25 混合检索与重排</w:t>
       </w:r>
     </w:p>
     <w:p>
@@ -4320,7 +5702,7 @@
           <w:rFonts w:ascii="Aptos" w:hAnsi="Aptos" w:eastAsia="Microsoft YaHei"/>
           <w:sz w:val="21"/>
         </w:rPr>
-        <w:t>让 LLM 只依据检索证据回答，并输出可核查引用和无依据拒答。</w:t>
+        <w:t>补足纯向量检索对专有名词、精确词汇和细粒度排序的不足。</w:t>
       </w:r>
     </w:p>
     <w:p>
@@ -4347,7 +5729,7 @@
           <w:rFonts w:ascii="Aptos" w:hAnsi="Aptos" w:eastAsia="Microsoft YaHei"/>
           <w:sz w:val="21"/>
         </w:rPr>
-        <w:t>RAG 不是把资料和问题简单拼接。提示词需要明确证据边界、引用格式和拒答条件，同时保留检索结果，才能检查答案中的每个事实是否得到支持。</w:t>
+        <w:t>BM25 擅长词项匹配，向量检索擅长语义匹配，两者召回结果可以互补。Reranker 同时读取问题与候选片段，通常排序更准确，但计算成本高于单向量搜索。</w:t>
       </w:r>
     </w:p>
     <w:p>
@@ -4368,7 +5750,7 @@
           <w:rFonts w:ascii="Aptos" w:hAnsi="Aptos" w:eastAsia="Microsoft YaHei"/>
           <w:sz w:val="21"/>
         </w:rPr>
-        <w:t>用户问题</w:t>
+        <w:t>同一批 chunks</w:t>
       </w:r>
     </w:p>
     <w:p>
@@ -4381,7 +5763,7 @@
           <w:rFonts w:ascii="Aptos" w:hAnsi="Aptos" w:eastAsia="Microsoft YaHei"/>
           <w:sz w:val="21"/>
         </w:rPr>
-        <w:t>Top K 检索片段</w:t>
+        <w:t>FAISS 结果</w:t>
       </w:r>
     </w:p>
     <w:p>
@@ -4394,7 +5776,7 @@
           <w:rFonts w:ascii="Aptos" w:hAnsi="Aptos" w:eastAsia="Microsoft YaHei"/>
           <w:sz w:val="21"/>
         </w:rPr>
-        <w:t>生成提示模板</w:t>
+        <w:t>BM25 结果</w:t>
       </w:r>
     </w:p>
     <w:p>
@@ -4407,7 +5789,20 @@
           <w:rFonts w:ascii="Aptos" w:hAnsi="Aptos" w:eastAsia="Microsoft YaHei"/>
           <w:sz w:val="21"/>
         </w:rPr>
-        <w:t>可配置的 ChatModel</w:t>
+        <w:t>融合配置</w:t>
+      </w:r>
+    </w:p>
+    <w:p>
+      <w:pPr>
+        <w:pStyle w:val="ListBullet"/>
+        <w:spacing w:after="60" w:line="276" w:lineRule="auto"/>
+      </w:pPr>
+      <w:r>
+        <w:rPr>
+          <w:rFonts w:ascii="Aptos" w:hAnsi="Aptos" w:eastAsia="Microsoft YaHei"/>
+          <w:sz w:val="21"/>
+        </w:rPr>
+        <w:t>Reranker 候选数</w:t>
       </w:r>
     </w:p>
     <w:p>
@@ -4430,14 +5825,14 @@
           <w:b/>
           <w:sz w:val="21"/>
         </w:rPr>
-        <w:t xml:space="preserve">1. 定义模型接口  </w:t>
-      </w:r>
-      <w:r>
-        <w:rPr>
-          <w:rFonts w:ascii="Aptos" w:hAnsi="Aptos" w:eastAsia="Microsoft YaHei"/>
-          <w:sz w:val="21"/>
-        </w:rPr>
-        <w:t>操作：将模型供应商封装为统一 ChatModel 调用，密钥从环境变量读取。 目的：避免业务逻辑绑定单一服务。</w:t>
+        <w:t xml:space="preserve">1. 建立 BM25 基线  </w:t>
+      </w:r>
+      <w:r>
+        <w:rPr>
+          <w:rFonts w:ascii="Aptos" w:hAnsi="Aptos" w:eastAsia="Microsoft YaHei"/>
+          <w:sz w:val="21"/>
+        </w:rPr>
+        <w:t>操作：对中文进行明确分词或字符级基线，并输出 BM25 Top K。 目的：获得词法检索对照组。</w:t>
       </w:r>
     </w:p>
     <w:p>
@@ -4452,14 +5847,14 @@
           <w:b/>
           <w:sz w:val="21"/>
         </w:rPr>
-        <w:t xml:space="preserve">2. 设计上下文格式  </w:t>
-      </w:r>
-      <w:r>
-        <w:rPr>
-          <w:rFonts w:ascii="Aptos" w:hAnsi="Aptos" w:eastAsia="Microsoft YaHei"/>
-          <w:sz w:val="21"/>
-        </w:rPr>
-        <w:t>操作：为每个片段分配可见引用编号，并包含标题、来源与正文。 目的：让模型能够准确引用。</w:t>
+        <w:t xml:space="preserve">2. 实现结果融合  </w:t>
+      </w:r>
+      <w:r>
+        <w:rPr>
+          <w:rFonts w:ascii="Aptos" w:hAnsi="Aptos" w:eastAsia="Microsoft YaHei"/>
+          <w:sz w:val="21"/>
+        </w:rPr>
+        <w:t>操作：用 Reciprocal Rank Fusion 等方法合并向量与 BM25 排名。 目的：避免直接比较不同量纲的原始分数。</w:t>
       </w:r>
     </w:p>
     <w:p>
@@ -4474,14 +5869,14 @@
           <w:b/>
           <w:sz w:val="21"/>
         </w:rPr>
-        <w:t xml:space="preserve">3. 设计受限提示词  </w:t>
-      </w:r>
-      <w:r>
-        <w:rPr>
-          <w:rFonts w:ascii="Aptos" w:hAnsi="Aptos" w:eastAsia="Microsoft YaHei"/>
-          <w:sz w:val="21"/>
-        </w:rPr>
-        <w:t>操作：要求仅使用提供证据、区分事实与建议、证据不足时明确拒答。 目的：降低无依据生成。</w:t>
+        <w:t xml:space="preserve">3. 加入 Reranker  </w:t>
+      </w:r>
+      <w:r>
+        <w:rPr>
+          <w:rFonts w:ascii="Aptos" w:hAnsi="Aptos" w:eastAsia="Microsoft YaHei"/>
+          <w:sz w:val="21"/>
+        </w:rPr>
+        <w:t>操作：对融合后的候选集重排，返回较少的最终上下文。 目的：提高前几名证据的相关性。</w:t>
       </w:r>
     </w:p>
     <w:p>
@@ -4496,14 +5891,14 @@
           <w:b/>
           <w:sz w:val="21"/>
         </w:rPr>
-        <w:t xml:space="preserve">4. 解析结构化结果  </w:t>
-      </w:r>
-      <w:r>
-        <w:rPr>
-          <w:rFonts w:ascii="Aptos" w:hAnsi="Aptos" w:eastAsia="Microsoft YaHei"/>
-          <w:sz w:val="21"/>
-        </w:rPr>
-        <w:t>操作：返回 answer、citations、refused 和 refusal_reason。 目的：便于测试和界面展示。</w:t>
+        <w:t xml:space="preserve">4. 控制候选规模  </w:t>
+      </w:r>
+      <w:r>
+        <w:rPr>
+          <w:rFonts w:ascii="Aptos" w:hAnsi="Aptos" w:eastAsia="Microsoft YaHei"/>
+          <w:sz w:val="21"/>
+        </w:rPr>
+        <w:t>操作：记录召回 K、重排 K、最终 K 和每阶段延迟。 目的：平衡质量、显存和响应时间。</w:t>
       </w:r>
     </w:p>
     <w:p>
@@ -4518,14 +5913,14 @@
           <w:b/>
           <w:sz w:val="21"/>
         </w:rPr>
-        <w:t xml:space="preserve">5. 验证引用  </w:t>
-      </w:r>
-      <w:r>
-        <w:rPr>
-          <w:rFonts w:ascii="Aptos" w:hAnsi="Aptos" w:eastAsia="Microsoft YaHei"/>
-          <w:sz w:val="21"/>
-        </w:rPr>
-        <w:t>操作：检查引用编号存在，并确认引用片段确实被传入模型。 目的：阻止伪造来源。</w:t>
+        <w:t xml:space="preserve">5. 进行消融实验  </w:t>
+      </w:r>
+      <w:r>
+        <w:rPr>
+          <w:rFonts w:ascii="Aptos" w:hAnsi="Aptos" w:eastAsia="Microsoft YaHei"/>
+          <w:sz w:val="21"/>
+        </w:rPr>
+        <w:t>操作：分别比较向量、BM25、混合、混合加重排。 目的：识别每个组件的真实贡献。</w:t>
       </w:r>
     </w:p>
     <w:p>
@@ -4546,7 +5941,7 @@
           <w:rFonts w:ascii="Aptos" w:hAnsi="Aptos" w:eastAsia="Microsoft YaHei"/>
           <w:sz w:val="21"/>
         </w:rPr>
-        <w:t>generation.py</w:t>
+        <w:t>BM25Retriever</w:t>
       </w:r>
     </w:p>
     <w:p>
@@ -4559,7 +5954,7 @@
           <w:rFonts w:ascii="Aptos" w:hAnsi="Aptos" w:eastAsia="Microsoft YaHei"/>
           <w:sz w:val="21"/>
         </w:rPr>
-        <w:t>Prompt 模板</w:t>
+        <w:t>HybridRetriever</w:t>
       </w:r>
     </w:p>
     <w:p>
@@ -4572,7 +5967,7 @@
           <w:rFonts w:ascii="Aptos" w:hAnsi="Aptos" w:eastAsia="Microsoft YaHei"/>
           <w:sz w:val="21"/>
         </w:rPr>
-        <w:t>回答结果模型</w:t>
+        <w:t>Reranker 封装</w:t>
       </w:r>
     </w:p>
     <w:p>
@@ -4585,7 +5980,7 @@
           <w:rFonts w:ascii="Aptos" w:hAnsi="Aptos" w:eastAsia="Microsoft YaHei"/>
           <w:sz w:val="21"/>
         </w:rPr>
-        <w:t>引用校验逻辑</w:t>
+        <w:t>消融实验报告</w:t>
       </w:r>
     </w:p>
     <w:p>
@@ -4606,7 +6001,7 @@
           <w:rFonts w:ascii="Aptos" w:hAnsi="Aptos" w:eastAsia="Microsoft YaHei"/>
           <w:sz w:val="21"/>
         </w:rPr>
-        <w:t>有证据问题能回答并引用</w:t>
+        <w:t>不同检索器返回统一结构</w:t>
       </w:r>
     </w:p>
     <w:p>
@@ -4619,7 +6014,7 @@
           <w:rFonts w:ascii="Aptos" w:hAnsi="Aptos" w:eastAsia="Microsoft YaHei"/>
           <w:sz w:val="21"/>
         </w:rPr>
-        <w:t>无依据问题会拒答</w:t>
+        <w:t>融合结果能去重</w:t>
       </w:r>
     </w:p>
     <w:p>
@@ -4632,7 +6027,7 @@
           <w:rFonts w:ascii="Aptos" w:hAnsi="Aptos" w:eastAsia="Microsoft YaHei"/>
           <w:sz w:val="21"/>
         </w:rPr>
-        <w:t>引用编号合法</w:t>
+        <w:t>重排不丢失来源</w:t>
       </w:r>
     </w:p>
     <w:p>
@@ -4645,7 +6040,15 @@
           <w:rFonts w:ascii="Aptos" w:hAnsi="Aptos" w:eastAsia="Microsoft YaHei"/>
           <w:sz w:val="21"/>
         </w:rPr>
-        <w:t>提示词不泄漏内部实现</w:t>
+        <w:t>质量和延迟都有实测记录</w:t>
+      </w:r>
+    </w:p>
+    <w:p>
+      <w:pPr>
+        <w:pStyle w:val="Heading2"/>
+      </w:pPr>
+      <w:r>
+        <w:t>关键取舍</w:t>
       </w:r>
     </w:p>
     <w:p>
@@ -4658,15 +6061,7 @@
           <w:rFonts w:ascii="Aptos" w:hAnsi="Aptos" w:eastAsia="Microsoft YaHei"/>
           <w:sz w:val="21"/>
         </w:rPr>
-        <w:t>密钥不进入 Git</w:t>
-      </w:r>
-    </w:p>
-    <w:p>
-      <w:pPr>
-        <w:pStyle w:val="Heading2"/>
-      </w:pPr>
-      <w:r>
-        <w:t>关键取舍</w:t>
+        <w:t>先用 rank-bm25 建立简单基线，不急于引入搜索服务器。</w:t>
       </w:r>
     </w:p>
     <w:p>
@@ -4679,7 +6074,7 @@
           <w:rFonts w:ascii="Aptos" w:hAnsi="Aptos" w:eastAsia="Microsoft YaHei"/>
           <w:sz w:val="21"/>
         </w:rPr>
-        <w:t>先选择一个稳定的 OpenAI 兼容 ChatModel 建立基线，再考虑本地模型。</w:t>
+        <w:t>优先使用排名融合，不直接相加未经校准的 FAISS 与 BM25 分数。</w:t>
       </w:r>
     </w:p>
     <w:p>
@@ -4692,20 +6087,7 @@
           <w:rFonts w:ascii="Aptos" w:hAnsi="Aptos" w:eastAsia="Microsoft YaHei"/>
           <w:sz w:val="21"/>
         </w:rPr>
-        <w:t>拒答阈值不能直接照搬模型卡分数，需要在本项目数据上校准。</w:t>
-      </w:r>
-    </w:p>
-    <w:p>
-      <w:pPr>
-        <w:pStyle w:val="ListBullet"/>
-        <w:spacing w:after="60" w:line="276" w:lineRule="auto"/>
-      </w:pPr>
-      <w:r>
-        <w:rPr>
-          <w:rFonts w:ascii="Aptos" w:hAnsi="Aptos" w:eastAsia="Microsoft YaHei"/>
-          <w:sz w:val="21"/>
-        </w:rPr>
-        <w:t>生成层不得修改或补造来源元数据。</w:t>
+        <w:t>只有真实指标改善时才保留 Reranker。</w:t>
       </w:r>
     </w:p>
     <w:p>
@@ -4725,7 +6107,7 @@
           <w:rFonts w:ascii="Aptos" w:hAnsi="Aptos" w:eastAsia="Microsoft YaHei"/>
           <w:sz w:val="21"/>
         </w:rPr>
-        <w:t>1. 为什么引用编号合法仍不代表引用准确？</w:t>
+        <w:t>1. 为什么不能直接相加 BM25 分数和余弦相似度？</w:t>
       </w:r>
     </w:p>
     <w:p>
@@ -4737,7 +6119,7 @@
           <w:rFonts w:ascii="Aptos" w:hAnsi="Aptos" w:eastAsia="Microsoft YaHei"/>
           <w:sz w:val="21"/>
         </w:rPr>
-        <w:t>2. 证据不足拒答与模型安全拒答有什么区别？</w:t>
+        <w:t>2. Reranker 为什么通常只处理召回后的候选集？</w:t>
       </w:r>
     </w:p>
     <w:p>
@@ -4751,7 +6133,7 @@
         <w:spacing w:after="80"/>
       </w:pPr>
       <w:r>
-        <w:t>第 7 轮  心理健康安全边界与危机响应</w:t>
+        <w:t>第 9 轮  端到端评估与实验管理</w:t>
       </w:r>
     </w:p>
     <w:p>
@@ -4792,7 +6174,7 @@
           <w:rFonts w:ascii="Aptos" w:hAnsi="Aptos" w:eastAsia="Microsoft YaHei"/>
           <w:sz w:val="21"/>
         </w:rPr>
-        <w:t>确保系统保持科普定位，并对自伤、自杀或其他紧急危险信号采用专门响应。</w:t>
+        <w:t>用固定数据和指标评估检索、答案、忠实度、引用、安全性与延迟。</w:t>
       </w:r>
     </w:p>
     <w:p>
@@ -4819,7 +6201,7 @@
           <w:rFonts w:ascii="Aptos" w:hAnsi="Aptos" w:eastAsia="Microsoft YaHei"/>
           <w:sz w:val="21"/>
         </w:rPr>
-        <w:t>普通的知识库无答案与紧急危机是两类不同状态。危机识别不能只依赖向量相似度，因为隐晦表达可能漏检，普通科普问题也可能包含高风险关键词。</w:t>
+        <w:t>单一总分会掩盖错误来源。评估应拆成检索层、生成层、安全层和性能层，并保存配置、数据版本和逐题结果，确保优化前后可比较。</w:t>
       </w:r>
     </w:p>
     <w:p>
@@ -4840,7 +6222,7 @@
           <w:rFonts w:ascii="Aptos" w:hAnsi="Aptos" w:eastAsia="Microsoft YaHei"/>
           <w:sz w:val="21"/>
         </w:rPr>
-        <w:t>用户问题</w:t>
+        <w:t>检索测试集</w:t>
       </w:r>
     </w:p>
     <w:p>
@@ -4853,7 +6235,7 @@
           <w:rFonts w:ascii="Aptos" w:hAnsi="Aptos" w:eastAsia="Microsoft YaHei"/>
           <w:sz w:val="21"/>
         </w:rPr>
-        <w:t>风险规则或分类结果</w:t>
+        <w:t>答案测试集</w:t>
       </w:r>
     </w:p>
     <w:p>
@@ -4866,7 +6248,7 @@
           <w:rFonts w:ascii="Aptos" w:hAnsi="Aptos" w:eastAsia="Microsoft YaHei"/>
           <w:sz w:val="21"/>
         </w:rPr>
-        <w:t>地区相关求助信息</w:t>
+        <w:t>安全测试集</w:t>
       </w:r>
     </w:p>
     <w:p>
@@ -4879,7 +6261,20 @@
           <w:rFonts w:ascii="Aptos" w:hAnsi="Aptos" w:eastAsia="Microsoft YaHei"/>
           <w:sz w:val="21"/>
         </w:rPr>
-        <w:t>RAG 回答结果</w:t>
+        <w:t>固定实验配置</w:t>
+      </w:r>
+    </w:p>
+    <w:p>
+      <w:pPr>
+        <w:pStyle w:val="ListBullet"/>
+        <w:spacing w:after="60" w:line="276" w:lineRule="auto"/>
+      </w:pPr>
+      <w:r>
+        <w:rPr>
+          <w:rFonts w:ascii="Aptos" w:hAnsi="Aptos" w:eastAsia="Microsoft YaHei"/>
+          <w:sz w:val="21"/>
+        </w:rPr>
+        <w:t>系统输出</w:t>
       </w:r>
     </w:p>
     <w:p>
@@ -4902,14 +6297,14 @@
           <w:b/>
           <w:sz w:val="21"/>
         </w:rPr>
-        <w:t xml:space="preserve">1. 定义能力边界  </w:t>
-      </w:r>
-      <w:r>
-        <w:rPr>
-          <w:rFonts w:ascii="Aptos" w:hAnsi="Aptos" w:eastAsia="Microsoft YaHei"/>
-          <w:sz w:val="21"/>
-        </w:rPr>
-        <w:t>操作：明确不诊断、不替代治疗、不提供处方、不输出危险操作建议。 目的：让产品定位和回答规则一致。</w:t>
+        <w:t xml:space="preserve">1. 冻结评估数据  </w:t>
+      </w:r>
+      <w:r>
+        <w:rPr>
+          <w:rFonts w:ascii="Aptos" w:hAnsi="Aptos" w:eastAsia="Microsoft YaHei"/>
+          <w:sz w:val="21"/>
+        </w:rPr>
+        <w:t>操作：为问题、参考证据、参考要点和安全标签建立版本。 目的：避免每轮实验使用不同标准。</w:t>
       </w:r>
     </w:p>
     <w:p>
@@ -4924,14 +6319,14 @@
           <w:b/>
           <w:sz w:val="21"/>
         </w:rPr>
-        <w:t xml:space="preserve">2. 设计风险路由  </w:t>
-      </w:r>
-      <w:r>
-        <w:rPr>
-          <w:rFonts w:ascii="Aptos" w:hAnsi="Aptos" w:eastAsia="Microsoft YaHei"/>
-          <w:sz w:val="21"/>
-        </w:rPr>
-        <w:t>操作：在普通检索前识别紧急风险信号，并允许规则与分类器组合。 目的：让高风险请求优先进入安全流程。</w:t>
+        <w:t xml:space="preserve">2. 实现检索指标  </w:t>
+      </w:r>
+      <w:r>
+        <w:rPr>
+          <w:rFonts w:ascii="Aptos" w:hAnsi="Aptos" w:eastAsia="Microsoft YaHei"/>
+          <w:sz w:val="21"/>
+        </w:rPr>
+        <w:t>操作：计算 Hit@K、Recall@K、MRR 和检索延迟。 目的：测量证据是否被找到及其排序。</w:t>
       </w:r>
     </w:p>
     <w:p>
@@ -4946,14 +6341,14 @@
           <w:b/>
           <w:sz w:val="21"/>
         </w:rPr>
-        <w:t xml:space="preserve">3. 编写危机响应  </w:t>
-      </w:r>
-      <w:r>
-        <w:rPr>
-          <w:rFonts w:ascii="Aptos" w:hAnsi="Aptos" w:eastAsia="Microsoft YaHei"/>
-          <w:sz w:val="21"/>
-        </w:rPr>
-        <w:t>操作：提供简洁关怀、立即安全建议、当地紧急服务和可信任联系人方向。 目的：帮助用户尽快获得现实世界支持。</w:t>
+        <w:t xml:space="preserve">3. 实现答案指标  </w:t>
+      </w:r>
+      <w:r>
+        <w:rPr>
+          <w:rFonts w:ascii="Aptos" w:hAnsi="Aptos" w:eastAsia="Microsoft YaHei"/>
+          <w:sz w:val="21"/>
+        </w:rPr>
+        <w:t>操作：人工或半自动评估正确性、完整性、忠实度和拒答合理性。 目的：区分表达质量与事实支持。</w:t>
       </w:r>
     </w:p>
     <w:p>
@@ -4968,14 +6363,14 @@
           <w:b/>
           <w:sz w:val="21"/>
         </w:rPr>
-        <w:t xml:space="preserve">4. 区分拒答类型  </w:t>
-      </w:r>
-      <w:r>
-        <w:rPr>
-          <w:rFonts w:ascii="Aptos" w:hAnsi="Aptos" w:eastAsia="Microsoft YaHei"/>
-          <w:sz w:val="21"/>
-        </w:rPr>
-        <w:t>操作：分别记录知识库未覆盖、医疗边界、危险请求和紧急危机。 目的：支持评估和问题追踪。</w:t>
+        <w:t xml:space="preserve">4. 实现引用指标  </w:t>
+      </w:r>
+      <w:r>
+        <w:rPr>
+          <w:rFonts w:ascii="Aptos" w:hAnsi="Aptos" w:eastAsia="Microsoft YaHei"/>
+          <w:sz w:val="21"/>
+        </w:rPr>
+        <w:t>操作：计算引用有效率、引用支持率和来源准确率。 目的：检查引用是否真的支撑答案。</w:t>
       </w:r>
     </w:p>
     <w:p>
@@ -4990,14 +6385,14 @@
           <w:b/>
           <w:sz w:val="21"/>
         </w:rPr>
-        <w:t xml:space="preserve">5. 建立安全测试集  </w:t>
-      </w:r>
-      <w:r>
-        <w:rPr>
-          <w:rFonts w:ascii="Aptos" w:hAnsi="Aptos" w:eastAsia="Microsoft YaHei"/>
-          <w:sz w:val="21"/>
-        </w:rPr>
-        <w:t>操作：覆盖直接表达、隐晦表达、第三人称、科普讨论和误报场景。 目的：评估召回、误报和响应合规性。</w:t>
+        <w:t xml:space="preserve">5. 保存实验结果  </w:t>
+      </w:r>
+      <w:r>
+        <w:rPr>
+          <w:rFonts w:ascii="Aptos" w:hAnsi="Aptos" w:eastAsia="Microsoft YaHei"/>
+          <w:sz w:val="21"/>
+        </w:rPr>
+        <w:t>操作：每次运行保存配置、版本、逐题输出、聚合指标和时间戳。 目的：形成可复现的优化证据。</w:t>
       </w:r>
     </w:p>
     <w:p>
@@ -5018,7 +6413,7 @@
           <w:rFonts w:ascii="Aptos" w:hAnsi="Aptos" w:eastAsia="Microsoft YaHei"/>
           <w:sz w:val="21"/>
         </w:rPr>
-        <w:t>safety.py</w:t>
+        <w:t>evaluate_retrieval.py</w:t>
       </w:r>
     </w:p>
     <w:p>
@@ -5031,7 +6426,7 @@
           <w:rFonts w:ascii="Aptos" w:hAnsi="Aptos" w:eastAsia="Microsoft YaHei"/>
           <w:sz w:val="21"/>
         </w:rPr>
-        <w:t>安全路由结果模型</w:t>
+        <w:t>evaluate_answers.py</w:t>
       </w:r>
     </w:p>
     <w:p>
@@ -5044,7 +6439,7 @@
           <w:rFonts w:ascii="Aptos" w:hAnsi="Aptos" w:eastAsia="Microsoft YaHei"/>
           <w:sz w:val="21"/>
         </w:rPr>
-        <w:t>危机响应模板</w:t>
+        <w:t>实验配置文件</w:t>
       </w:r>
     </w:p>
     <w:p>
@@ -5057,7 +6452,7 @@
           <w:rFonts w:ascii="Aptos" w:hAnsi="Aptos" w:eastAsia="Microsoft YaHei"/>
           <w:sz w:val="21"/>
         </w:rPr>
-        <w:t>安全测试集与测试报告</w:t>
+        <w:t>逐题结果与汇总报告</w:t>
       </w:r>
     </w:p>
     <w:p>
@@ -5078,7 +6473,7 @@
           <w:rFonts w:ascii="Aptos" w:hAnsi="Aptos" w:eastAsia="Microsoft YaHei"/>
           <w:sz w:val="21"/>
         </w:rPr>
-        <w:t>高风险表达进入危机流程</w:t>
+        <w:t>指标函数用手算样例验证</w:t>
       </w:r>
     </w:p>
     <w:p>
@@ -5091,7 +6486,7 @@
           <w:rFonts w:ascii="Aptos" w:hAnsi="Aptos" w:eastAsia="Microsoft YaHei"/>
           <w:sz w:val="21"/>
         </w:rPr>
-        <w:t>普通科普问题不过度拦截</w:t>
+        <w:t>同配置重复运行结果可解释</w:t>
       </w:r>
     </w:p>
     <w:p>
@@ -5104,7 +6499,7 @@
           <w:rFonts w:ascii="Aptos" w:hAnsi="Aptos" w:eastAsia="Microsoft YaHei"/>
           <w:sz w:val="21"/>
         </w:rPr>
-        <w:t>不输出诊断和处方</w:t>
+        <w:t>失败样例可追溯到输入和证据</w:t>
       </w:r>
     </w:p>
     <w:p>
@@ -5117,7 +6512,15 @@
           <w:rFonts w:ascii="Aptos" w:hAnsi="Aptos" w:eastAsia="Microsoft YaHei"/>
           <w:sz w:val="21"/>
         </w:rPr>
-        <w:t>危险操作请求被安全拒绝</w:t>
+        <w:t>所有展示指标都有原始记录</w:t>
+      </w:r>
+    </w:p>
+    <w:p>
+      <w:pPr>
+        <w:pStyle w:val="Heading2"/>
+      </w:pPr>
+      <w:r>
+        <w:t>关键取舍</w:t>
       </w:r>
     </w:p>
     <w:p>
@@ -5130,15 +6533,7 @@
           <w:rFonts w:ascii="Aptos" w:hAnsi="Aptos" w:eastAsia="Microsoft YaHei"/>
           <w:sz w:val="21"/>
         </w:rPr>
-        <w:t>求助指引与地区匹配</w:t>
-      </w:r>
-    </w:p>
-    <w:p>
-      <w:pPr>
-        <w:pStyle w:val="Heading2"/>
-      </w:pPr>
-      <w:r>
-        <w:t>关键取舍</w:t>
+        <w:t>自动评估作为辅助，心理健康安全和复杂忠实度需要人工复核。</w:t>
       </w:r>
     </w:p>
     <w:p>
@@ -5151,7 +6546,7 @@
           <w:rFonts w:ascii="Aptos" w:hAnsi="Aptos" w:eastAsia="Microsoft YaHei"/>
           <w:sz w:val="21"/>
         </w:rPr>
-        <w:t>安全路由优先于一般 RAG 回答。</w:t>
+        <w:t>报告平均延迟时同时保存分位数，避免少量极慢请求被隐藏。</w:t>
       </w:r>
     </w:p>
     <w:p>
@@ -5164,20 +6559,123 @@
           <w:rFonts w:ascii="Aptos" w:hAnsi="Aptos" w:eastAsia="Microsoft YaHei"/>
           <w:sz w:val="21"/>
         </w:rPr>
-        <w:t>紧急求助信息必须来自可信且可维护的配置，不能由模型临时猜测。</w:t>
+        <w:t>不得编造性能数字，也不得只保留最优一次运行。</w:t>
+      </w:r>
+    </w:p>
+    <w:p>
+      <w:pPr>
+        <w:pStyle w:val="Heading2"/>
+      </w:pPr>
+      <w:r>
+        <w:t>理解检查</w:t>
+      </w:r>
+    </w:p>
+    <w:p>
+      <w:pPr>
+        <w:spacing w:after="80"/>
+      </w:pPr>
+      <w:r>
+        <w:rPr>
+          <w:rFonts w:ascii="Aptos" w:hAnsi="Aptos" w:eastAsia="Microsoft YaHei"/>
+          <w:sz w:val="21"/>
+        </w:rPr>
+        <w:t>1. 忠实度与答案正确性为什么不是同一个指标？</w:t>
+      </w:r>
+    </w:p>
+    <w:p>
+      <w:pPr>
+        <w:spacing w:after="80"/>
+      </w:pPr>
+      <w:r>
+        <w:rPr>
+          <w:rFonts w:ascii="Aptos" w:hAnsi="Aptos" w:eastAsia="Microsoft YaHei"/>
+          <w:sz w:val="21"/>
+        </w:rPr>
+        <w:t>2. 为什么实验报告需要保存逐题结果而不只保存平均分？</w:t>
+      </w:r>
+    </w:p>
+    <w:p>
+      <w:r>
+        <w:br w:type="page"/>
+      </w:r>
+    </w:p>
+    <w:p>
+      <w:pPr>
+        <w:pStyle w:val="Heading1"/>
+      </w:pPr>
+      <w:r>
+        <w:t>第 10 轮  FastAPI HTTP 服务</w:t>
+      </w:r>
+    </w:p>
+    <w:p>
+      <w:r>
+        <w:t>状态  待实施</w:t>
+      </w:r>
+    </w:p>
+    <w:p>
+      <w:pPr>
+        <w:pStyle w:val="Heading2"/>
+      </w:pPr>
+      <w:r>
+        <w:t>本轮目的</w:t>
+      </w:r>
+    </w:p>
+    <w:p>
+      <w:r>
+        <w:t>把经过评估的 RAG 能力封装成稳定的 HTTP API，使 Streamlit 和其他客户端通过统一契约调用系统。</w:t>
+      </w:r>
+    </w:p>
+    <w:p>
+      <w:pPr>
+        <w:pStyle w:val="Heading2"/>
+      </w:pPr>
+      <w:r>
+        <w:t>核心原理</w:t>
+      </w:r>
+    </w:p>
+    <w:p>
+      <w:r>
+        <w:t>HTTP 服务层负责输入校验、错误映射、版本信息和响应结构，不替代检索与生成逻辑。业务能力继续保留在独立模块中，接口只进行编排和传输。</w:t>
+      </w:r>
+    </w:p>
+    <w:p>
+      <w:pPr>
+        <w:pStyle w:val="Heading2"/>
+      </w:pPr>
+      <w:r>
+        <w:t>输入与前置条件</w:t>
       </w:r>
     </w:p>
     <w:p>
       <w:pPr>
         <w:pStyle w:val="ListBullet"/>
-        <w:spacing w:after="60" w:line="276" w:lineRule="auto"/>
-      </w:pPr>
-      <w:r>
-        <w:rPr>
-          <w:rFonts w:ascii="Aptos" w:hAnsi="Aptos" w:eastAsia="Microsoft YaHei"/>
-          <w:sz w:val="21"/>
-        </w:rPr>
-        <w:t>安全测试不仅检查文字是否温和，还要检查是否提供明确可执行的求助方向。</w:t>
+      </w:pPr>
+      <w:r>
+        <w:t>已通过评估的 RAG pipeline</w:t>
+      </w:r>
+    </w:p>
+    <w:p>
+      <w:pPr>
+        <w:pStyle w:val="ListBullet"/>
+      </w:pPr>
+      <w:r>
+        <w:t>Pydantic 请求与响应模型</w:t>
+      </w:r>
+    </w:p>
+    <w:p>
+      <w:pPr>
+        <w:pStyle w:val="ListBullet"/>
+      </w:pPr>
+      <w:r>
+        <w:t>运行配置与密钥管理</w:t>
+      </w:r>
+    </w:p>
+    <w:p>
+      <w:pPr>
+        <w:pStyle w:val="ListBullet"/>
+      </w:pPr>
+      <w:r>
+        <w:t>安全路由接口</w:t>
       </w:r>
     </w:p>
     <w:p>
@@ -5185,45 +6683,698 @@
         <w:pStyle w:val="Heading2"/>
       </w:pPr>
       <w:r>
+        <w:t>详细实施步骤</w:t>
+      </w:r>
+    </w:p>
+    <w:p>
+      <w:r>
+        <w:t>1. 设计接口契约  操作：定义 /health、/retrieve、/chat 和 /sources/{source_id} 的请求、响应与错误格式。 目的：先固定边界再写路由。</w:t>
+      </w:r>
+    </w:p>
+    <w:p>
+      <w:r>
+        <w:t>2. 实现应用工厂  操作：通过依赖注入加载索引、模型和配置，避免模块导入时下载模型。 目的：提高测试性和启动可控性。</w:t>
+      </w:r>
+    </w:p>
+    <w:p>
+      <w:r>
+        <w:t>3. 增加校验与错误处理  操作：限制问题长度、校验参数并统一返回可解释错误。 目的：减少无效请求和内部信息泄漏。</w:t>
+      </w:r>
+    </w:p>
+    <w:p>
+      <w:r>
+        <w:t>4. 增加接口测试  操作：使用 TestClient 覆盖正常回答、拒答、危机路由、参数错误和依赖失败。 目的：验证服务契约。</w:t>
+      </w:r>
+    </w:p>
+    <w:p>
+      <w:r>
+        <w:t>5. 记录版本与耗时  操作：响应中返回请求 ID、知识库版本、检索模式和分阶段耗时。 目的：支持复现和排错。</w:t>
+      </w:r>
+    </w:p>
+    <w:p>
+      <w:pPr>
+        <w:pStyle w:val="Heading2"/>
+      </w:pPr>
+      <w:r>
+        <w:t>本轮产物</w:t>
+      </w:r>
+    </w:p>
+    <w:p>
+      <w:pPr>
+        <w:pStyle w:val="ListBullet"/>
+      </w:pPr>
+      <w:r>
+        <w:t>FastAPI 应用入口</w:t>
+      </w:r>
+    </w:p>
+    <w:p>
+      <w:pPr>
+        <w:pStyle w:val="ListBullet"/>
+      </w:pPr>
+      <w:r>
+        <w:t>FastAPI 服务契约</w:t>
+      </w:r>
+    </w:p>
+    <w:p>
+      <w:pPr>
+        <w:pStyle w:val="ListBullet"/>
+      </w:pPr>
+      <w:r>
+        <w:t>Pydantic 数据模型</w:t>
+      </w:r>
+    </w:p>
+    <w:p>
+      <w:pPr>
+        <w:pStyle w:val="ListBullet"/>
+      </w:pPr>
+      <w:r>
+        <w:t>OpenAPI 接口文档</w:t>
+      </w:r>
+    </w:p>
+    <w:p>
+      <w:pPr>
+        <w:pStyle w:val="ListBullet"/>
+      </w:pPr>
+      <w:r>
+        <w:t>HTTP 集成测试</w:t>
+      </w:r>
+    </w:p>
+    <w:p>
+      <w:pPr>
+        <w:pStyle w:val="ListBullet"/>
+      </w:pPr>
+      <w:r>
+        <w:t>接口运行说明</w:t>
+      </w:r>
+    </w:p>
+    <w:p>
+      <w:pPr>
+        <w:pStyle w:val="Heading2"/>
+      </w:pPr>
+      <w:r>
+        <w:t>验收与测试</w:t>
+      </w:r>
+    </w:p>
+    <w:p>
+      <w:pPr>
+        <w:pStyle w:val="ListBullet"/>
+      </w:pPr>
+      <w:r>
+        <w:t>接口可启动且健康检查成功</w:t>
+      </w:r>
+    </w:p>
+    <w:p>
+      <w:pPr>
+        <w:pStyle w:val="ListBullet"/>
+      </w:pPr>
+      <w:r>
+        <w:t>请求和响应符合固定 schema</w:t>
+      </w:r>
+    </w:p>
+    <w:p>
+      <w:pPr>
+        <w:pStyle w:val="ListBullet"/>
+      </w:pPr>
+      <w:r>
+        <w:t>错误不会暴露密钥或内部堆栈</w:t>
+      </w:r>
+    </w:p>
+    <w:p>
+      <w:pPr>
+        <w:pStyle w:val="ListBullet"/>
+      </w:pPr>
+      <w:r>
+        <w:t>同一输入通过 Python 调用与 HTTP 调用得到等价业务结果</w:t>
+      </w:r>
+    </w:p>
+    <w:p>
+      <w:pPr>
+        <w:pStyle w:val="Heading2"/>
+      </w:pPr>
+      <w:r>
+        <w:t>关键取舍</w:t>
+      </w:r>
+    </w:p>
+    <w:p>
+      <w:pPr>
+        <w:pStyle w:val="ListBullet"/>
+      </w:pPr>
+      <w:r>
+        <w:t>先提供同步接口，只有真实并发需求出现后再引入任务队列。</w:t>
+      </w:r>
+    </w:p>
+    <w:p>
+      <w:pPr>
+        <w:pStyle w:val="ListBullet"/>
+      </w:pPr>
+      <w:r>
+        <w:t>Streamlit 只调用 API，不直接复制 RAG 业务代码。</w:t>
+      </w:r>
+    </w:p>
+    <w:p>
+      <w:pPr>
+        <w:pStyle w:val="ListBullet"/>
+      </w:pPr>
+      <w:r>
+        <w:t>接口版本使用 /api/v1，避免后续变更破坏客户端。</w:t>
+      </w:r>
+    </w:p>
+    <w:p>
+      <w:pPr>
+        <w:pStyle w:val="Heading2"/>
+      </w:pPr>
+      <w:r>
         <w:t>理解检查</w:t>
       </w:r>
     </w:p>
     <w:p>
-      <w:pPr>
-        <w:spacing w:after="80"/>
-      </w:pPr>
-      <w:r>
-        <w:rPr>
-          <w:rFonts w:ascii="Aptos" w:hAnsi="Aptos" w:eastAsia="Microsoft YaHei"/>
-          <w:sz w:val="21"/>
-        </w:rPr>
-        <w:t>1. 为什么危机检测要优先保证召回率？</w:t>
-      </w:r>
-    </w:p>
-    <w:p>
-      <w:pPr>
-        <w:spacing w:after="80"/>
-      </w:pPr>
-      <w:r>
-        <w:rPr>
-          <w:rFonts w:ascii="Aptos" w:hAnsi="Aptos" w:eastAsia="Microsoft YaHei"/>
-          <w:sz w:val="21"/>
-        </w:rPr>
-        <w:t>2. 如何区分讨论自杀预防知识与表达即时自伤意图？</w:t>
-      </w:r>
-    </w:p>
-    <w:p>
-      <w:r>
-        <w:br w:type="page"/>
-      </w:r>
-    </w:p>
+      <w:r>
+        <w:t>1. 为什么 HTTP API 不应该直接包含全部检索和生成实现？</w:t>
+      </w:r>
+    </w:p>
+    <w:p>
+      <w:r>
+        <w:t>2. 依赖注入如何让模型和索引更容易测试？</w:t>
+      </w:r>
+    </w:p>
+    <w:p/>
+    <w:p>
+      <w:pPr>
+        <w:pStyle w:val="Heading1"/>
+      </w:pPr>
+      <w:r>
+        <w:t>第 11 轮  LangGraph 可观测工作流</w:t>
+      </w:r>
+    </w:p>
+    <w:p>
+      <w:r>
+        <w:t>状态  待实施</w:t>
+      </w:r>
+    </w:p>
+    <w:p>
+      <w:pPr>
+        <w:pStyle w:val="Heading2"/>
+      </w:pPr>
+      <w:r>
+        <w:t>本轮目的</w:t>
+      </w:r>
+    </w:p>
+    <w:p>
+      <w:r>
+        <w:t>把风险判断、问题分类、检索、证据检查、重试、生成和引用校验组织成有状态、可追踪的条件工作流。</w:t>
+      </w:r>
+    </w:p>
+    <w:p>
+      <w:pPr>
+        <w:pStyle w:val="Heading2"/>
+      </w:pPr>
+      <w:r>
+        <w:t>核心原理</w:t>
+      </w:r>
+    </w:p>
+    <w:p>
+      <w:r>
+        <w:t>工作流适合表达确定步骤和条件分支。每个节点只承担一种职责，状态对象保存必要信息；节点路径和中间结果可用于测试、调试和评估。</w:t>
+      </w:r>
+    </w:p>
+    <w:p>
+      <w:pPr>
+        <w:pStyle w:val="Heading2"/>
+      </w:pPr>
+      <w:r>
+        <w:t>输入与前置条件</w:t>
+      </w:r>
+    </w:p>
+    <w:p>
+      <w:pPr>
+        <w:pStyle w:val="ListBullet"/>
+      </w:pPr>
+      <w:r>
+        <w:t>稳定的检索与生成模块</w:t>
+      </w:r>
+    </w:p>
+    <w:p>
+      <w:pPr>
+        <w:pStyle w:val="ListBullet"/>
+      </w:pPr>
+      <w:r>
+        <w:t>显式安全规则</w:t>
+      </w:r>
+    </w:p>
+    <w:p>
+      <w:pPr>
+        <w:pStyle w:val="ListBullet"/>
+      </w:pPr>
+      <w:r>
+        <w:t>工作流状态 schema</w:t>
+      </w:r>
+    </w:p>
+    <w:p>
+      <w:pPr>
+        <w:pStyle w:val="Heading2"/>
+      </w:pPr>
+      <w:r>
+        <w:t>详细实施步骤</w:t>
+      </w:r>
+    </w:p>
+    <w:p>
+      <w:r>
+        <w:t>1. 定义状态与节点  操作：明确 query、risk_level、retrieved_docs、evidence_status、answer、citations 和 errors。 目的：让数据流可检查。</w:t>
+      </w:r>
+    </w:p>
+    <w:p>
+      <w:r>
+        <w:t>2. 实现条件路由  操作：普通问题进入检索，高风险请求进入安全响应，范围外请求进入拒答。 目的：把安全边界写成程序结构。</w:t>
+      </w:r>
+    </w:p>
+    <w:p>
+      <w:r>
+        <w:t>3. 实现证据不足分支  操作：允许一次受控查询改写和二次检索，仍不足则拒答。 目的：提高召回但避免无限循环。</w:t>
+      </w:r>
+    </w:p>
+    <w:p>
+      <w:r>
+        <w:t>4. 实现引用校验节点  操作：检查引用编号、来源存在性和答案证据覆盖。 目的：减少伪引用。</w:t>
+      </w:r>
+    </w:p>
+    <w:p>
+      <w:r>
+        <w:t>5. 记录执行轨迹  操作：保存经过的节点、每步耗时、错误和最终决策。 目的：支持可观测性与回归测试。</w:t>
+      </w:r>
+    </w:p>
+    <w:p>
+      <w:pPr>
+        <w:pStyle w:val="Heading2"/>
+      </w:pPr>
+      <w:r>
+        <w:t>本轮产物</w:t>
+      </w:r>
+    </w:p>
+    <w:p>
+      <w:pPr>
+        <w:pStyle w:val="ListBullet"/>
+      </w:pPr>
+      <w:r>
+        <w:t>LangGraph 状态定义</w:t>
+      </w:r>
+    </w:p>
+    <w:p>
+      <w:pPr>
+        <w:pStyle w:val="ListBullet"/>
+      </w:pPr>
+      <w:r>
+        <w:t>工作流节点与条件边</w:t>
+      </w:r>
+    </w:p>
+    <w:p>
+      <w:pPr>
+        <w:pStyle w:val="ListBullet"/>
+      </w:pPr>
+      <w:r>
+        <w:t>流程轨迹记录</w:t>
+      </w:r>
+    </w:p>
+    <w:p>
+      <w:pPr>
+        <w:pStyle w:val="ListBullet"/>
+      </w:pPr>
+      <w:r>
+        <w:t>节点级和端到端测试</w:t>
+      </w:r>
+    </w:p>
+    <w:p>
+      <w:pPr>
+        <w:pStyle w:val="ListBullet"/>
+      </w:pPr>
+      <w:r>
+        <w:t>工作流架构说明</w:t>
+      </w:r>
+    </w:p>
+    <w:p>
+      <w:pPr>
+        <w:pStyle w:val="Heading2"/>
+      </w:pPr>
+      <w:r>
+        <w:t>验收与测试</w:t>
+      </w:r>
+    </w:p>
+    <w:p>
+      <w:pPr>
+        <w:pStyle w:val="ListBullet"/>
+      </w:pPr>
+      <w:r>
+        <w:t>各分支路径可由测试稳定触发</w:t>
+      </w:r>
+    </w:p>
+    <w:p>
+      <w:pPr>
+        <w:pStyle w:val="ListBullet"/>
+      </w:pPr>
+      <w:r>
+        <w:t>循环次数有明确上限</w:t>
+      </w:r>
+    </w:p>
+    <w:p>
+      <w:pPr>
+        <w:pStyle w:val="ListBullet"/>
+      </w:pPr>
+      <w:r>
+        <w:t>高风险请求不会进入普通生成</w:t>
+      </w:r>
+    </w:p>
+    <w:p>
+      <w:pPr>
+        <w:pStyle w:val="ListBullet"/>
+      </w:pPr>
+      <w:r>
+        <w:t>证据不足时能重试一次或明确拒答</w:t>
+      </w:r>
+    </w:p>
+    <w:p>
+      <w:pPr>
+        <w:pStyle w:val="ListBullet"/>
+      </w:pPr>
+      <w:r>
+        <w:t>节点失败返回受控错误</w:t>
+      </w:r>
+    </w:p>
+    <w:p>
+      <w:pPr>
+        <w:pStyle w:val="Heading2"/>
+      </w:pPr>
+      <w:r>
+        <w:t>关键取舍</w:t>
+      </w:r>
+    </w:p>
+    <w:p>
+      <w:pPr>
+        <w:pStyle w:val="ListBullet"/>
+      </w:pPr>
+      <w:r>
+        <w:t>安全路由和拒答使用确定性规则与受控模型判断组合。</w:t>
+      </w:r>
+    </w:p>
+    <w:p>
+      <w:pPr>
+        <w:pStyle w:val="ListBullet"/>
+      </w:pPr>
+      <w:r>
+        <w:t>重试次数默认最多一次，防止延迟和成本失控。</w:t>
+      </w:r>
+    </w:p>
+    <w:p>
+      <w:pPr>
+        <w:pStyle w:val="ListBullet"/>
+      </w:pPr>
+      <w:r>
+        <w:t>工作流先保持单体进程，不提前引入分布式编排。</w:t>
+      </w:r>
+    </w:p>
+    <w:p>
+      <w:pPr>
+        <w:pStyle w:val="Heading2"/>
+      </w:pPr>
+      <w:r>
+        <w:t>理解检查</w:t>
+      </w:r>
+    </w:p>
+    <w:p>
+      <w:r>
+        <w:t>1. LangChain chain 与 LangGraph workflow 的主要区别是什么？</w:t>
+      </w:r>
+    </w:p>
+    <w:p>
+      <w:r>
+        <w:t>2. 为什么心理健康安全节点不能完全交给自由 Agent 决定？</w:t>
+      </w:r>
+    </w:p>
+    <w:p/>
+    <w:p>
+      <w:pPr>
+        <w:pStyle w:val="Heading1"/>
+      </w:pPr>
+      <w:r>
+        <w:t>第 12 轮  受约束 Agent</w:t>
+      </w:r>
+    </w:p>
+    <w:p>
+      <w:r>
+        <w:t>状态  待实施</w:t>
+      </w:r>
+    </w:p>
+    <w:p>
+      <w:pPr>
+        <w:pStyle w:val="Heading2"/>
+      </w:pPr>
+      <w:r>
+        <w:t>本轮目的</w:t>
+      </w:r>
+    </w:p>
+    <w:p>
+      <w:r>
+        <w:t>在稳定工作流之上加入有限自主决策，让模型只在白名单工具中选择查询改写、检索方式或补充检索。</w:t>
+      </w:r>
+    </w:p>
+    <w:p>
+      <w:pPr>
+        <w:pStyle w:val="Heading2"/>
+      </w:pPr>
+      <w:r>
+        <w:t>核心原理</w:t>
+      </w:r>
+    </w:p>
+    <w:p>
+      <w:r>
+        <w:t>Agent 的价值是根据上下文选择动作，而不是替代全部流程。工具权限、最大步数、可访问数据和终止条件必须由程序控制，关键安全决策仍由显式工作流约束。</w:t>
+      </w:r>
+    </w:p>
+    <w:p>
+      <w:pPr>
+        <w:pStyle w:val="Heading2"/>
+      </w:pPr>
+      <w:r>
+        <w:t>输入与前置条件</w:t>
+      </w:r>
+    </w:p>
+    <w:p>
+      <w:pPr>
+        <w:pStyle w:val="ListBullet"/>
+      </w:pPr>
+      <w:r>
+        <w:t>已验证的 LangGraph 工作流</w:t>
+      </w:r>
+    </w:p>
+    <w:p>
+      <w:pPr>
+        <w:pStyle w:val="ListBullet"/>
+      </w:pPr>
+      <w:r>
+        <w:t>白名单检索工具</w:t>
+      </w:r>
+    </w:p>
+    <w:p>
+      <w:pPr>
+        <w:pStyle w:val="ListBullet"/>
+      </w:pPr>
+      <w:r>
+        <w:t>Agent 决策日志</w:t>
+      </w:r>
+    </w:p>
+    <w:p>
+      <w:pPr>
+        <w:pStyle w:val="ListBullet"/>
+      </w:pPr>
+      <w:r>
+        <w:t>无 Agent 的基线实验</w:t>
+      </w:r>
+    </w:p>
+    <w:p>
+      <w:pPr>
+        <w:pStyle w:val="Heading2"/>
+      </w:pPr>
+      <w:r>
+        <w:t>详细实施步骤</w:t>
+      </w:r>
+    </w:p>
+    <w:p>
+      <w:r>
+        <w:t>1. 定义工具白名单  操作：仅暴露向量检索、BM25、混合检索、来源查询和受控查询改写。 目的：限制行为范围。</w:t>
+      </w:r>
+    </w:p>
+    <w:p>
+      <w:r>
+        <w:t>2. 定义决策权限  操作：允许 Agent 选择检索策略，但禁止诊断、开药、外部写操作和绕过安全路由。 目的：保持心理健康场景边界。</w:t>
+      </w:r>
+    </w:p>
+    <w:p>
+      <w:r>
+        <w:t>3. 设置执行预算  操作：限制最大工具调用次数、超时和 token 使用量。 目的：避免循环、成本和延迟失控。</w:t>
+      </w:r>
+    </w:p>
+    <w:p>
+      <w:r>
+        <w:t>4. 保存完整轨迹  操作：记录工具名称、输入摘要、结果 ID、选择原因和终止状态。 目的：使 Agent 可解释、可复盘。</w:t>
+      </w:r>
+    </w:p>
+    <w:p>
+      <w:r>
+        <w:t>5. 进行消融实验  操作：用同一测试集比较固定工作流与 Agent 工作流的质量、延迟、失败率和成本。 目的：证明 Agent 是否真的有价值。</w:t>
+      </w:r>
+    </w:p>
+    <w:p>
+      <w:pPr>
+        <w:pStyle w:val="Heading2"/>
+      </w:pPr>
+      <w:r>
+        <w:t>本轮产物</w:t>
+      </w:r>
+    </w:p>
+    <w:p>
+      <w:pPr>
+        <w:pStyle w:val="ListBullet"/>
+      </w:pPr>
+      <w:r>
+        <w:t>Agent 工具定义</w:t>
+      </w:r>
+    </w:p>
+    <w:p>
+      <w:pPr>
+        <w:pStyle w:val="ListBullet"/>
+      </w:pPr>
+      <w:r>
+        <w:t>权限和执行预算配置</w:t>
+      </w:r>
+    </w:p>
+    <w:p>
+      <w:pPr>
+        <w:pStyle w:val="ListBullet"/>
+      </w:pPr>
+      <w:r>
+        <w:t>决策轨迹日志</w:t>
+      </w:r>
+    </w:p>
+    <w:p>
+      <w:pPr>
+        <w:pStyle w:val="ListBullet"/>
+      </w:pPr>
+      <w:r>
+        <w:t>Agent 安全测试</w:t>
+      </w:r>
+    </w:p>
+    <w:p>
+      <w:pPr>
+        <w:pStyle w:val="ListBullet"/>
+      </w:pPr>
+      <w:r>
+        <w:t>有无 Agent 对比实验</w:t>
+      </w:r>
+    </w:p>
+    <w:p>
+      <w:pPr>
+        <w:pStyle w:val="Heading2"/>
+      </w:pPr>
+      <w:r>
+        <w:t>验收与测试</w:t>
+      </w:r>
+    </w:p>
+    <w:p>
+      <w:pPr>
+        <w:pStyle w:val="ListBullet"/>
+      </w:pPr>
+      <w:r>
+        <w:t>只能调用白名单工具</w:t>
+      </w:r>
+    </w:p>
+    <w:p>
+      <w:pPr>
+        <w:pStyle w:val="ListBullet"/>
+      </w:pPr>
+      <w:r>
+        <w:t>达到步数或超时上限后安全终止</w:t>
+      </w:r>
+    </w:p>
+    <w:p>
+      <w:pPr>
+        <w:pStyle w:val="ListBullet"/>
+      </w:pPr>
+      <w:r>
+        <w:t>不能绕过高风险安全分支</w:t>
+      </w:r>
+    </w:p>
+    <w:p>
+      <w:pPr>
+        <w:pStyle w:val="ListBullet"/>
+      </w:pPr>
+      <w:r>
+        <w:t>工具异常不会导致无依据回答</w:t>
+      </w:r>
+    </w:p>
+    <w:p>
+      <w:pPr>
+        <w:pStyle w:val="ListBullet"/>
+      </w:pPr>
+      <w:r>
+        <w:t>只有真实实验提升才保留 Agent</w:t>
+      </w:r>
+    </w:p>
+    <w:p>
+      <w:pPr>
+        <w:pStyle w:val="Heading2"/>
+      </w:pPr>
+      <w:r>
+        <w:t>关键取舍</w:t>
+      </w:r>
+    </w:p>
+    <w:p>
+      <w:pPr>
+        <w:pStyle w:val="ListBullet"/>
+      </w:pPr>
+      <w:r>
+        <w:t>默认采用受约束工具调用 Agent，不采用完全自主多智能体系统。</w:t>
+      </w:r>
+    </w:p>
+    <w:p>
+      <w:pPr>
+        <w:pStyle w:val="ListBullet"/>
+      </w:pPr>
+      <w:r>
+        <w:t>Agent 不是必经路径；简单问题继续使用较短的确定性路径。</w:t>
+      </w:r>
+    </w:p>
+    <w:p>
+      <w:pPr>
+        <w:pStyle w:val="ListBullet"/>
+      </w:pPr>
+      <w:r>
+        <w:t>若质量提升不足以抵消延迟和复杂度，最终版本可保留工作流而关闭 Agent。</w:t>
+      </w:r>
+    </w:p>
+    <w:p>
+      <w:pPr>
+        <w:pStyle w:val="Heading2"/>
+      </w:pPr>
+      <w:r>
+        <w:t>理解检查</w:t>
+      </w:r>
+    </w:p>
+    <w:p>
+      <w:r>
+        <w:t>1. Agent 与工作流的控制权分别在哪里？</w:t>
+      </w:r>
+    </w:p>
+    <w:p>
+      <w:r>
+        <w:t>2. 为什么引入 Agent 后必须做无 Agent 基线对比？</w:t>
+      </w:r>
+    </w:p>
+    <w:p/>
     <w:p>
       <w:pPr>
         <w:pStyle w:val="Heading1"/>
         <w:spacing w:after="80"/>
       </w:pPr>
       <w:r>
-        <w:t>第 8 轮  BM25 混合检索与重排</w:t>
+        <w:t>第 13 轮  Streamlit 演示与项目交付</w:t>
       </w:r>
     </w:p>
     <w:p>
@@ -5264,7 +7415,7 @@
           <w:rFonts w:ascii="Aptos" w:hAnsi="Aptos" w:eastAsia="Microsoft YaHei"/>
           <w:sz w:val="21"/>
         </w:rPr>
-        <w:t>补足纯向量检索对专有名词、精确词汇和细粒度排序的不足。</w:t>
+        <w:t>把已验证的 RAG 能力组织成可演示、可运行、可讲解的完整项目。</w:t>
       </w:r>
     </w:p>
     <w:p>
@@ -5291,7 +7442,7 @@
           <w:rFonts w:ascii="Aptos" w:hAnsi="Aptos" w:eastAsia="Microsoft YaHei"/>
           <w:sz w:val="21"/>
         </w:rPr>
-        <w:t>BM25 擅长词项匹配，向量检索擅长语义匹配，两者召回结果可以互补。Reranker 同时读取问题与候选片段，通常排序更准确，但计算成本高于单向量搜索。</w:t>
+        <w:t>界面只是已验证能力的展示层，不能用界面掩盖检索和安全缺陷。面试演示应让观察者看见问题、答案、证据、引用、参数和安全边界。</w:t>
       </w:r>
     </w:p>
     <w:p>
@@ -5312,7 +7463,7 @@
           <w:rFonts w:ascii="Aptos" w:hAnsi="Aptos" w:eastAsia="Microsoft YaHei"/>
           <w:sz w:val="21"/>
         </w:rPr>
-        <w:t>同一批 chunks</w:t>
+        <w:t>完整 RAG pipeline</w:t>
       </w:r>
     </w:p>
     <w:p>
@@ -5325,7 +7476,7 @@
           <w:rFonts w:ascii="Aptos" w:hAnsi="Aptos" w:eastAsia="Microsoft YaHei"/>
           <w:sz w:val="21"/>
         </w:rPr>
-        <w:t>FAISS 结果</w:t>
+        <w:t>安全路由</w:t>
       </w:r>
     </w:p>
     <w:p>
@@ -5338,7 +7489,7 @@
           <w:rFonts w:ascii="Aptos" w:hAnsi="Aptos" w:eastAsia="Microsoft YaHei"/>
           <w:sz w:val="21"/>
         </w:rPr>
-        <w:t>BM25 结果</w:t>
+        <w:t>实验结果</w:t>
       </w:r>
     </w:p>
     <w:p>
@@ -5351,7 +7502,7 @@
           <w:rFonts w:ascii="Aptos" w:hAnsi="Aptos" w:eastAsia="Microsoft YaHei"/>
           <w:sz w:val="21"/>
         </w:rPr>
-        <w:t>融合配置</w:t>
+        <w:t>运行配置</w:t>
       </w:r>
     </w:p>
     <w:p>
@@ -5364,7 +7515,7 @@
           <w:rFonts w:ascii="Aptos" w:hAnsi="Aptos" w:eastAsia="Microsoft YaHei"/>
           <w:sz w:val="21"/>
         </w:rPr>
-        <w:t>Reranker 候选数</w:t>
+        <w:t>README 内容</w:t>
       </w:r>
     </w:p>
     <w:p>
@@ -5387,14 +7538,14 @@
           <w:b/>
           <w:sz w:val="21"/>
         </w:rPr>
-        <w:t xml:space="preserve">1. 建立 BM25 基线  </w:t>
-      </w:r>
-      <w:r>
-        <w:rPr>
-          <w:rFonts w:ascii="Aptos" w:hAnsi="Aptos" w:eastAsia="Microsoft YaHei"/>
-          <w:sz w:val="21"/>
-        </w:rPr>
-        <w:t>操作：对中文进行明确分词或字符级基线，并输出 BM25 Top K。 目的：获得词法检索对照组。</w:t>
+        <w:t xml:space="preserve">1. 设计最小界面  </w:t>
+      </w:r>
+      <w:r>
+        <w:rPr>
+          <w:rFonts w:ascii="Aptos" w:hAnsi="Aptos" w:eastAsia="Microsoft YaHei"/>
+          <w:sz w:val="21"/>
+        </w:rPr>
+        <w:t>操作：提供问题输入、答案、引用、拒答提示和检索片段展开区。 目的：让核心链路可观察。</w:t>
       </w:r>
     </w:p>
     <w:p>
@@ -5409,14 +7560,14 @@
           <w:b/>
           <w:sz w:val="21"/>
         </w:rPr>
-        <w:t xml:space="preserve">2. 实现结果融合  </w:t>
-      </w:r>
-      <w:r>
-        <w:rPr>
-          <w:rFonts w:ascii="Aptos" w:hAnsi="Aptos" w:eastAsia="Microsoft YaHei"/>
-          <w:sz w:val="21"/>
-        </w:rPr>
-        <w:t>操作：用 Reciprocal Rank Fusion 等方法合并向量与 BM25 排名。 目的：避免直接比较不同量纲的原始分数。</w:t>
+        <w:t xml:space="preserve">2. 展示关键配置  </w:t>
+      </w:r>
+      <w:r>
+        <w:rPr>
+          <w:rFonts w:ascii="Aptos" w:hAnsi="Aptos" w:eastAsia="Microsoft YaHei"/>
+          <w:sz w:val="21"/>
+        </w:rPr>
+        <w:t>操作：显示模型、索引版本、Top K 和检索模式，但隐藏密钥。 目的：便于演示实验条件。</w:t>
       </w:r>
     </w:p>
     <w:p>
@@ -5431,14 +7582,14 @@
           <w:b/>
           <w:sz w:val="21"/>
         </w:rPr>
-        <w:t xml:space="preserve">3. 加入 Reranker  </w:t>
-      </w:r>
-      <w:r>
-        <w:rPr>
-          <w:rFonts w:ascii="Aptos" w:hAnsi="Aptos" w:eastAsia="Microsoft YaHei"/>
-          <w:sz w:val="21"/>
-        </w:rPr>
-        <w:t>操作：对融合后的候选集重排，返回较少的最终上下文。 目的：提高前几名证据的相关性。</w:t>
+        <w:t xml:space="preserve">3. 增加运行反馈  </w:t>
+      </w:r>
+      <w:r>
+        <w:rPr>
+          <w:rFonts w:ascii="Aptos" w:hAnsi="Aptos" w:eastAsia="Microsoft YaHei"/>
+          <w:sz w:val="21"/>
+        </w:rPr>
+        <w:t>操作：展示处理中状态、错误提示和分阶段耗时。 目的：让用户理解响应过程。</w:t>
       </w:r>
     </w:p>
     <w:p>
@@ -5453,14 +7604,14 @@
           <w:b/>
           <w:sz w:val="21"/>
         </w:rPr>
-        <w:t xml:space="preserve">4. 控制候选规模  </w:t>
-      </w:r>
-      <w:r>
-        <w:rPr>
-          <w:rFonts w:ascii="Aptos" w:hAnsi="Aptos" w:eastAsia="Microsoft YaHei"/>
-          <w:sz w:val="21"/>
-        </w:rPr>
-        <w:t>操作：记录召回 K、重排 K、最终 K 和每阶段延迟。 目的：平衡质量、显存和响应时间。</w:t>
+        <w:t xml:space="preserve">4. 完善项目文档  </w:t>
+      </w:r>
+      <w:r>
+        <w:rPr>
+          <w:rFonts w:ascii="Aptos" w:hAnsi="Aptos" w:eastAsia="Microsoft YaHei"/>
+          <w:sz w:val="21"/>
+        </w:rPr>
+        <w:t>操作：补充安装、数据准备、建索引、运行、测试、评估和安全说明。 目的：让第三方可以复现。</w:t>
       </w:r>
     </w:p>
     <w:p>
@@ -5475,14 +7626,14 @@
           <w:b/>
           <w:sz w:val="21"/>
         </w:rPr>
-        <w:t xml:space="preserve">5. 进行消融实验  </w:t>
-      </w:r>
-      <w:r>
-        <w:rPr>
-          <w:rFonts w:ascii="Aptos" w:hAnsi="Aptos" w:eastAsia="Microsoft YaHei"/>
-          <w:sz w:val="21"/>
-        </w:rPr>
-        <w:t>操作：分别比较向量、BM25、混合、混合加重排。 目的：识别每个组件的真实贡献。</w:t>
+        <w:t xml:space="preserve">5. 完成演示验收  </w:t>
+      </w:r>
+      <w:r>
+        <w:rPr>
+          <w:rFonts w:ascii="Aptos" w:hAnsi="Aptos" w:eastAsia="Microsoft YaHei"/>
+          <w:sz w:val="21"/>
+        </w:rPr>
+        <w:t>操作：从新环境按 README 全流程运行，并准备成功与拒答示例。 目的：证明项目不是只在开发机偶然可用。</w:t>
       </w:r>
     </w:p>
     <w:p>
@@ -5503,7 +7654,7 @@
           <w:rFonts w:ascii="Aptos" w:hAnsi="Aptos" w:eastAsia="Microsoft YaHei"/>
           <w:sz w:val="21"/>
         </w:rPr>
-        <w:t>BM25Retriever</w:t>
+        <w:t>app.py</w:t>
       </w:r>
     </w:p>
     <w:p>
@@ -5516,7 +7667,7 @@
           <w:rFonts w:ascii="Aptos" w:hAnsi="Aptos" w:eastAsia="Microsoft YaHei"/>
           <w:sz w:val="21"/>
         </w:rPr>
-        <w:t>HybridRetriever</w:t>
+        <w:t>完整 README</w:t>
       </w:r>
     </w:p>
     <w:p>
@@ -5529,7 +7680,7 @@
           <w:rFonts w:ascii="Aptos" w:hAnsi="Aptos" w:eastAsia="Microsoft YaHei"/>
           <w:sz w:val="21"/>
         </w:rPr>
-        <w:t>Reranker 封装</w:t>
+        <w:t>运行与测试命令</w:t>
       </w:r>
     </w:p>
     <w:p>
@@ -5542,15 +7693,7 @@
           <w:rFonts w:ascii="Aptos" w:hAnsi="Aptos" w:eastAsia="Microsoft YaHei"/>
           <w:sz w:val="21"/>
         </w:rPr>
-        <w:t>消融实验报告</w:t>
-      </w:r>
-    </w:p>
-    <w:p>
-      <w:pPr>
-        <w:pStyle w:val="Heading2"/>
-      </w:pPr>
-      <w:r>
-        <w:t>验收与测试</w:t>
+        <w:t>实验结果目录</w:t>
       </w:r>
     </w:p>
     <w:p>
@@ -5563,7 +7706,15 @@
           <w:rFonts w:ascii="Aptos" w:hAnsi="Aptos" w:eastAsia="Microsoft YaHei"/>
           <w:sz w:val="21"/>
         </w:rPr>
-        <w:t>不同检索器返回统一结构</w:t>
+        <w:t>面试演示脚本</w:t>
+      </w:r>
+    </w:p>
+    <w:p>
+      <w:pPr>
+        <w:pStyle w:val="Heading2"/>
+      </w:pPr>
+      <w:r>
+        <w:t>验收与测试</w:t>
       </w:r>
     </w:p>
     <w:p>
@@ -5576,7 +7727,7 @@
           <w:rFonts w:ascii="Aptos" w:hAnsi="Aptos" w:eastAsia="Microsoft YaHei"/>
           <w:sz w:val="21"/>
         </w:rPr>
-        <w:t>融合结果能去重</w:t>
+        <w:t>Streamlit 可启动</w:t>
       </w:r>
     </w:p>
     <w:p>
@@ -5589,7 +7740,7 @@
           <w:rFonts w:ascii="Aptos" w:hAnsi="Aptos" w:eastAsia="Microsoft YaHei"/>
           <w:sz w:val="21"/>
         </w:rPr>
-        <w:t>重排不丢失来源</w:t>
+        <w:t>回答和引用可展开</w:t>
       </w:r>
     </w:p>
     <w:p>
@@ -5602,15 +7753,7 @@
           <w:rFonts w:ascii="Aptos" w:hAnsi="Aptos" w:eastAsia="Microsoft YaHei"/>
           <w:sz w:val="21"/>
         </w:rPr>
-        <w:t>质量和延迟都有实测记录</w:t>
-      </w:r>
-    </w:p>
-    <w:p>
-      <w:pPr>
-        <w:pStyle w:val="Heading2"/>
-      </w:pPr>
-      <w:r>
-        <w:t>关键取舍</w:t>
+        <w:t>无依据问题正确拒答</w:t>
       </w:r>
     </w:p>
     <w:p>
@@ -5623,7 +7766,7 @@
           <w:rFonts w:ascii="Aptos" w:hAnsi="Aptos" w:eastAsia="Microsoft YaHei"/>
           <w:sz w:val="21"/>
         </w:rPr>
-        <w:t>先用 rank-bm25 建立简单基线，不急于引入搜索服务器。</w:t>
+        <w:t>危机问题进入安全流程</w:t>
       </w:r>
     </w:p>
     <w:p>
@@ -5636,7 +7779,15 @@
           <w:rFonts w:ascii="Aptos" w:hAnsi="Aptos" w:eastAsia="Microsoft YaHei"/>
           <w:sz w:val="21"/>
         </w:rPr>
-        <w:t>优先使用排名融合，不直接相加未经校准的 FAISS 与 BM25 分数。</w:t>
+        <w:t>README 从空环境可复现</w:t>
+      </w:r>
+    </w:p>
+    <w:p>
+      <w:pPr>
+        <w:pStyle w:val="Heading2"/>
+      </w:pPr>
+      <w:r>
+        <w:t>关键取舍</w:t>
       </w:r>
     </w:p>
     <w:p>
@@ -5649,129 +7800,7 @@
           <w:rFonts w:ascii="Aptos" w:hAnsi="Aptos" w:eastAsia="Microsoft YaHei"/>
           <w:sz w:val="21"/>
         </w:rPr>
-        <w:t>只有真实指标改善时才保留 Reranker。</w:t>
-      </w:r>
-    </w:p>
-    <w:p>
-      <w:pPr>
-        <w:pStyle w:val="Heading2"/>
-      </w:pPr>
-      <w:r>
-        <w:t>理解检查</w:t>
-      </w:r>
-    </w:p>
-    <w:p>
-      <w:pPr>
-        <w:spacing w:after="80"/>
-      </w:pPr>
-      <w:r>
-        <w:rPr>
-          <w:rFonts w:ascii="Aptos" w:hAnsi="Aptos" w:eastAsia="Microsoft YaHei"/>
-          <w:sz w:val="21"/>
-        </w:rPr>
-        <w:t>1. 为什么不能直接相加 BM25 分数和余弦相似度？</w:t>
-      </w:r>
-    </w:p>
-    <w:p>
-      <w:pPr>
-        <w:spacing w:after="80"/>
-      </w:pPr>
-      <w:r>
-        <w:rPr>
-          <w:rFonts w:ascii="Aptos" w:hAnsi="Aptos" w:eastAsia="Microsoft YaHei"/>
-          <w:sz w:val="21"/>
-        </w:rPr>
-        <w:t>2. Reranker 为什么通常只处理召回后的候选集？</w:t>
-      </w:r>
-    </w:p>
-    <w:p>
-      <w:r>
-        <w:br w:type="page"/>
-      </w:r>
-    </w:p>
-    <w:p>
-      <w:pPr>
-        <w:pStyle w:val="Heading1"/>
-        <w:spacing w:after="80"/>
-      </w:pPr>
-      <w:r>
-        <w:t>第 9 轮  端到端评估与实验管理</w:t>
-      </w:r>
-    </w:p>
-    <w:p>
-      <w:pPr>
-        <w:spacing w:after="200"/>
-      </w:pPr>
-      <w:r>
-        <w:rPr>
-          <w:rFonts w:ascii="Aptos" w:hAnsi="Aptos" w:eastAsia="Microsoft YaHei"/>
-          <w:b/>
-          <w:color w:val="5A5A5A"/>
-          <w:sz w:val="20"/>
-        </w:rPr>
-        <w:t>状态  待实施</w:t>
-      </w:r>
-    </w:p>
-    <w:p>
-      <w:pPr>
-        <w:pStyle w:val="Heading2"/>
-      </w:pPr>
-      <w:r>
-        <w:t>本轮目的</w:t>
-      </w:r>
-    </w:p>
-    <w:p>
-      <w:pPr>
-        <w:spacing w:after="120" w:line="288" w:lineRule="auto"/>
-      </w:pPr>
-      <w:r>
-        <w:rPr>
-          <w:rFonts w:ascii="Aptos" w:hAnsi="Aptos" w:eastAsia="Microsoft YaHei"/>
-          <w:b/>
-          <w:sz w:val="21"/>
-        </w:rPr>
-      </w:r>
-      <w:r>
-        <w:rPr>
-          <w:rFonts w:ascii="Aptos" w:hAnsi="Aptos" w:eastAsia="Microsoft YaHei"/>
-          <w:sz w:val="21"/>
-        </w:rPr>
-        <w:t>用固定数据和指标评估检索、答案、忠实度、引用、安全性与延迟。</w:t>
-      </w:r>
-    </w:p>
-    <w:p>
-      <w:pPr>
-        <w:pStyle w:val="Heading2"/>
-      </w:pPr>
-      <w:r>
-        <w:t>核心原理</w:t>
-      </w:r>
-    </w:p>
-    <w:p>
-      <w:pPr>
-        <w:spacing w:after="120" w:line="288" w:lineRule="auto"/>
-      </w:pPr>
-      <w:r>
-        <w:rPr>
-          <w:rFonts w:ascii="Aptos" w:hAnsi="Aptos" w:eastAsia="Microsoft YaHei"/>
-          <w:b/>
-          <w:sz w:val="21"/>
-        </w:rPr>
-      </w:r>
-      <w:r>
-        <w:rPr>
-          <w:rFonts w:ascii="Aptos" w:hAnsi="Aptos" w:eastAsia="Microsoft YaHei"/>
-          <w:sz w:val="21"/>
-        </w:rPr>
-        <w:t>单一总分会掩盖错误来源。评估应拆成检索层、生成层、安全层和性能层，并保存配置、数据版本和逐题结果，确保优化前后可比较。</w:t>
-      </w:r>
-    </w:p>
-    <w:p>
-      <w:pPr>
-        <w:pStyle w:val="Heading2"/>
-      </w:pPr>
-      <w:r>
-        <w:t>输入与前置条件</w:t>
+        <w:t>界面最后实现，避免过早消耗时间。</w:t>
       </w:r>
     </w:p>
     <w:p>
@@ -5784,7 +7813,7 @@
           <w:rFonts w:ascii="Aptos" w:hAnsi="Aptos" w:eastAsia="Microsoft YaHei"/>
           <w:sz w:val="21"/>
         </w:rPr>
-        <w:t>检索测试集</w:t>
+        <w:t>演示时保留检索片段和分数，突出对 RAG 原理的理解。</w:t>
       </w:r>
     </w:p>
     <w:p>
@@ -5797,982 +7826,184 @@
           <w:rFonts w:ascii="Aptos" w:hAnsi="Aptos" w:eastAsia="Microsoft YaHei"/>
           <w:sz w:val="21"/>
         </w:rPr>
-        <w:t>答案测试集</w:t>
+        <w:t>公开仓库不提交原始敏感资料、API 密钥、模型缓存和大型索引文件。</w:t>
+      </w:r>
+    </w:p>
+    <w:p>
+      <w:pPr>
+        <w:pStyle w:val="Heading2"/>
+      </w:pPr>
+      <w:r>
+        <w:t>理解检查</w:t>
+      </w:r>
+    </w:p>
+    <w:p>
+      <w:pPr>
+        <w:spacing w:after="80"/>
+      </w:pPr>
+      <w:r>
+        <w:rPr>
+          <w:rFonts w:ascii="Aptos" w:hAnsi="Aptos" w:eastAsia="Microsoft YaHei"/>
+          <w:sz w:val="21"/>
+        </w:rPr>
+        <w:t>1. 为什么 Streamlit 应放在项目后期？</w:t>
+      </w:r>
+    </w:p>
+    <w:p>
+      <w:pPr>
+        <w:spacing w:after="80"/>
+      </w:pPr>
+      <w:r>
+        <w:rPr>
+          <w:rFonts w:ascii="Aptos" w:hAnsi="Aptos" w:eastAsia="Microsoft YaHei"/>
+          <w:sz w:val="21"/>
+        </w:rPr>
+        <w:t>2. 面试演示中哪些证据最能说明系统不是简单调用 LLM？</w:t>
+      </w:r>
+    </w:p>
+    <w:p>
+      <w:r>
+        <w:br w:type="page"/>
+      </w:r>
+    </w:p>
+    <w:p>
+      <w:pPr>
+        <w:pStyle w:val="Heading1"/>
+      </w:pPr>
+      <w:r>
+        <w:t>贯穿全项目的记录要求</w:t>
+      </w:r>
+    </w:p>
+    <w:p>
+      <w:pPr>
+        <w:spacing w:after="120" w:line="288" w:lineRule="auto"/>
+      </w:pPr>
+      <w:r>
+        <w:rPr>
+          <w:rFonts w:ascii="Aptos" w:hAnsi="Aptos" w:eastAsia="Microsoft YaHei"/>
+          <w:b/>
+          <w:sz w:val="21"/>
+        </w:rPr>
+        <w:t xml:space="preserve">数据记录  </w:t>
+      </w:r>
+      <w:r>
+        <w:rPr>
+          <w:rFonts w:ascii="Aptos" w:hAnsi="Aptos" w:eastAsia="Microsoft YaHei"/>
+          <w:sz w:val="21"/>
+        </w:rPr>
+        <w:t>保存来源、授权或公开范围、获取日期、清洗版本、文档数和片段数。</w:t>
+      </w:r>
+    </w:p>
+    <w:p>
+      <w:pPr>
+        <w:spacing w:after="120" w:line="288" w:lineRule="auto"/>
+      </w:pPr>
+      <w:r>
+        <w:rPr>
+          <w:rFonts w:ascii="Aptos" w:hAnsi="Aptos" w:eastAsia="Microsoft YaHei"/>
+          <w:b/>
+          <w:sz w:val="21"/>
+        </w:rPr>
+        <w:t xml:space="preserve">配置记录  </w:t>
+      </w:r>
+      <w:r>
+        <w:rPr>
+          <w:rFonts w:ascii="Aptos" w:hAnsi="Aptos" w:eastAsia="Microsoft YaHei"/>
+          <w:sz w:val="21"/>
+        </w:rPr>
+        <w:t>保存模型名称与版本、分块参数、Top K、检索模式、提示词版本和安全规则版本。</w:t>
+      </w:r>
+    </w:p>
+    <w:p>
+      <w:pPr>
+        <w:spacing w:after="120" w:line="288" w:lineRule="auto"/>
+      </w:pPr>
+      <w:r>
+        <w:rPr>
+          <w:rFonts w:ascii="Aptos" w:hAnsi="Aptos" w:eastAsia="Microsoft YaHei"/>
+          <w:b/>
+          <w:sz w:val="21"/>
+        </w:rPr>
+        <w:t xml:space="preserve">实验记录  </w:t>
+      </w:r>
+      <w:r>
+        <w:rPr>
+          <w:rFonts w:ascii="Aptos" w:hAnsi="Aptos" w:eastAsia="Microsoft YaHei"/>
+          <w:sz w:val="21"/>
+        </w:rPr>
+        <w:t>保存运行日期、硬件、数据版本、逐题结果、聚合指标、延迟和失败案例。</w:t>
+      </w:r>
+    </w:p>
+    <w:p>
+      <w:pPr>
+        <w:spacing w:after="120" w:line="288" w:lineRule="auto"/>
+      </w:pPr>
+      <w:r>
+        <w:rPr>
+          <w:rFonts w:ascii="Aptos" w:hAnsi="Aptos" w:eastAsia="Microsoft YaHei"/>
+          <w:b/>
+          <w:sz w:val="21"/>
+        </w:rPr>
+        <w:t xml:space="preserve">代码记录  </w:t>
+      </w:r>
+      <w:r>
+        <w:rPr>
+          <w:rFonts w:ascii="Aptos" w:hAnsi="Aptos" w:eastAsia="Microsoft YaHei"/>
+          <w:sz w:val="21"/>
+        </w:rPr>
+        <w:t>每轮通过测试后提交 Git，提交信息说明新增能力，避免一次提交混入多个阶段。</w:t>
+      </w:r>
+    </w:p>
+    <w:p>
+      <w:pPr>
+        <w:spacing w:after="120" w:line="288" w:lineRule="auto"/>
+      </w:pPr>
+      <w:r>
+        <w:rPr>
+          <w:rFonts w:ascii="Aptos" w:hAnsi="Aptos" w:eastAsia="Microsoft YaHei"/>
+          <w:b/>
+          <w:sz w:val="21"/>
+        </w:rPr>
+        <w:t xml:space="preserve">安全记录  </w:t>
+      </w:r>
+      <w:r>
+        <w:rPr>
+          <w:rFonts w:ascii="Aptos" w:hAnsi="Aptos" w:eastAsia="Microsoft YaHei"/>
+          <w:sz w:val="21"/>
+        </w:rPr>
+        <w:t>记录危机用例、误报、漏报、响应模板和求助信息的来源与更新时间。</w:t>
+      </w:r>
+    </w:p>
+    <w:p>
+      <w:pPr>
+        <w:pStyle w:val="Heading1"/>
+      </w:pPr>
+      <w:r>
+        <w:t>最终完成标准</w:t>
       </w:r>
     </w:p>
     <w:p>
       <w:pPr>
         <w:pStyle w:val="ListBullet"/>
-        <w:spacing w:after="60" w:line="276" w:lineRule="auto"/>
-      </w:pPr>
-      <w:r>
-        <w:rPr>
-          <w:rFonts w:ascii="Aptos" w:hAnsi="Aptos" w:eastAsia="Microsoft YaHei"/>
-          <w:sz w:val="21"/>
-        </w:rPr>
-        <w:t>安全测试集</w:t>
+      </w:pPr>
+      <w:r>
+        <w:t>FastAPI 提供版本化的健康检查、检索、问答和来源查询接口，并通过集成测试。</w:t>
       </w:r>
     </w:p>
     <w:p>
       <w:pPr>
         <w:pStyle w:val="ListBullet"/>
-        <w:spacing w:after="60" w:line="276" w:lineRule="auto"/>
-      </w:pPr>
-      <w:r>
-        <w:rPr>
-          <w:rFonts w:ascii="Aptos" w:hAnsi="Aptos" w:eastAsia="Microsoft YaHei"/>
-          <w:sz w:val="21"/>
-        </w:rPr>
-        <w:t>固定实验配置</w:t>
+      </w:pPr>
+      <w:r>
+        <w:t>LangGraph 工作流的安全路由、二次检索、证据判断、拒答和引用校验路径可追踪。</w:t>
       </w:r>
     </w:p>
     <w:p>
       <w:pPr>
         <w:pStyle w:val="ListBullet"/>
-        <w:spacing w:after="60" w:line="276" w:lineRule="auto"/>
-      </w:pPr>
-      <w:r>
-        <w:rPr>
-          <w:rFonts w:ascii="Aptos" w:hAnsi="Aptos" w:eastAsia="Microsoft YaHei"/>
-          <w:sz w:val="21"/>
-        </w:rPr>
-        <w:t>系统输出</w:t>
-      </w:r>
-    </w:p>
-    <w:p>
-      <w:pPr>
-        <w:pStyle w:val="Heading2"/>
-      </w:pPr>
-      <w:r>
-        <w:t>详细实施步骤</w:t>
-      </w:r>
-    </w:p>
-    <w:p>
-      <w:pPr>
-        <w:spacing w:after="100" w:line="288" w:lineRule="auto"/>
-        <w:ind w:left="216" w:hanging="216"/>
-        <w:keepLines/>
-      </w:pPr>
-      <w:r>
-        <w:rPr>
-          <w:rFonts w:ascii="Aptos" w:hAnsi="Aptos" w:eastAsia="Microsoft YaHei"/>
-          <w:b/>
-          <w:sz w:val="21"/>
-        </w:rPr>
-        <w:t xml:space="preserve">1. 冻结评估数据  </w:t>
-      </w:r>
-      <w:r>
-        <w:rPr>
-          <w:rFonts w:ascii="Aptos" w:hAnsi="Aptos" w:eastAsia="Microsoft YaHei"/>
-          <w:sz w:val="21"/>
-        </w:rPr>
-        <w:t>操作：为问题、参考证据、参考要点和安全标签建立版本。 目的：避免每轮实验使用不同标准。</w:t>
-      </w:r>
-    </w:p>
-    <w:p>
-      <w:pPr>
-        <w:spacing w:after="100" w:line="288" w:lineRule="auto"/>
-        <w:ind w:left="216" w:hanging="216"/>
-        <w:keepLines/>
-      </w:pPr>
-      <w:r>
-        <w:rPr>
-          <w:rFonts w:ascii="Aptos" w:hAnsi="Aptos" w:eastAsia="Microsoft YaHei"/>
-          <w:b/>
-          <w:sz w:val="21"/>
-        </w:rPr>
-        <w:t xml:space="preserve">2. 实现检索指标  </w:t>
-      </w:r>
-      <w:r>
-        <w:rPr>
-          <w:rFonts w:ascii="Aptos" w:hAnsi="Aptos" w:eastAsia="Microsoft YaHei"/>
-          <w:sz w:val="21"/>
-        </w:rPr>
-        <w:t>操作：计算 Hit@K、Recall@K、MRR 和检索延迟。 目的：测量证据是否被找到及其排序。</w:t>
-      </w:r>
-    </w:p>
-    <w:p>
-      <w:pPr>
-        <w:spacing w:after="100" w:line="288" w:lineRule="auto"/>
-        <w:ind w:left="216" w:hanging="216"/>
-        <w:keepLines/>
-      </w:pPr>
-      <w:r>
-        <w:rPr>
-          <w:rFonts w:ascii="Aptos" w:hAnsi="Aptos" w:eastAsia="Microsoft YaHei"/>
-          <w:b/>
-          <w:sz w:val="21"/>
-        </w:rPr>
-        <w:t xml:space="preserve">3. 实现答案指标  </w:t>
-      </w:r>
-      <w:r>
-        <w:rPr>
-          <w:rFonts w:ascii="Aptos" w:hAnsi="Aptos" w:eastAsia="Microsoft YaHei"/>
-          <w:sz w:val="21"/>
-        </w:rPr>
-        <w:t>操作：人工或半自动评估正确性、完整性、忠实度和拒答合理性。 目的：区分表达质量与事实支持。</w:t>
-      </w:r>
-    </w:p>
-    <w:p>
-      <w:pPr>
-        <w:spacing w:after="100" w:line="288" w:lineRule="auto"/>
-        <w:ind w:left="216" w:hanging="216"/>
-        <w:keepLines/>
-      </w:pPr>
-      <w:r>
-        <w:rPr>
-          <w:rFonts w:ascii="Aptos" w:hAnsi="Aptos" w:eastAsia="Microsoft YaHei"/>
-          <w:b/>
-          <w:sz w:val="21"/>
-        </w:rPr>
-        <w:t xml:space="preserve">4. 实现引用指标  </w:t>
-      </w:r>
-      <w:r>
-        <w:rPr>
-          <w:rFonts w:ascii="Aptos" w:hAnsi="Aptos" w:eastAsia="Microsoft YaHei"/>
-          <w:sz w:val="21"/>
-        </w:rPr>
-        <w:t>操作：计算引用有效率、引用支持率和来源准确率。 目的：检查引用是否真的支撑答案。</w:t>
-      </w:r>
-    </w:p>
-    <w:p>
-      <w:pPr>
-        <w:spacing w:after="100" w:line="288" w:lineRule="auto"/>
-        <w:ind w:left="216" w:hanging="216"/>
-        <w:keepLines/>
-      </w:pPr>
-      <w:r>
-        <w:rPr>
-          <w:rFonts w:ascii="Aptos" w:hAnsi="Aptos" w:eastAsia="Microsoft YaHei"/>
-          <w:b/>
-          <w:sz w:val="21"/>
-        </w:rPr>
-        <w:t xml:space="preserve">5. 保存实验结果  </w:t>
-      </w:r>
-      <w:r>
-        <w:rPr>
-          <w:rFonts w:ascii="Aptos" w:hAnsi="Aptos" w:eastAsia="Microsoft YaHei"/>
-          <w:sz w:val="21"/>
-        </w:rPr>
-        <w:t>操作：每次运行保存配置、版本、逐题输出、聚合指标和时间戳。 目的：形成可复现的优化证据。</w:t>
-      </w:r>
-    </w:p>
-    <w:p>
-      <w:pPr>
-        <w:pStyle w:val="Heading2"/>
-      </w:pPr>
-      <w:r>
-        <w:t>本轮产物</w:t>
-      </w:r>
-    </w:p>
-    <w:p>
-      <w:pPr>
-        <w:pStyle w:val="ListBullet"/>
-        <w:spacing w:after="60" w:line="276" w:lineRule="auto"/>
-      </w:pPr>
-      <w:r>
-        <w:rPr>
-          <w:rFonts w:ascii="Aptos" w:hAnsi="Aptos" w:eastAsia="Microsoft YaHei"/>
-          <w:sz w:val="21"/>
-        </w:rPr>
-        <w:t>evaluate_retrieval.py</w:t>
-      </w:r>
-    </w:p>
-    <w:p>
-      <w:pPr>
-        <w:pStyle w:val="ListBullet"/>
-        <w:spacing w:after="60" w:line="276" w:lineRule="auto"/>
-      </w:pPr>
-      <w:r>
-        <w:rPr>
-          <w:rFonts w:ascii="Aptos" w:hAnsi="Aptos" w:eastAsia="Microsoft YaHei"/>
-          <w:sz w:val="21"/>
-        </w:rPr>
-        <w:t>evaluate_answers.py</w:t>
-      </w:r>
-    </w:p>
-    <w:p>
-      <w:pPr>
-        <w:pStyle w:val="ListBullet"/>
-        <w:spacing w:after="60" w:line="276" w:lineRule="auto"/>
-      </w:pPr>
-      <w:r>
-        <w:rPr>
-          <w:rFonts w:ascii="Aptos" w:hAnsi="Aptos" w:eastAsia="Microsoft YaHei"/>
-          <w:sz w:val="21"/>
-        </w:rPr>
-        <w:t>实验配置文件</w:t>
-      </w:r>
-    </w:p>
-    <w:p>
-      <w:pPr>
-        <w:pStyle w:val="ListBullet"/>
-        <w:spacing w:after="60" w:line="276" w:lineRule="auto"/>
-      </w:pPr>
-      <w:r>
-        <w:rPr>
-          <w:rFonts w:ascii="Aptos" w:hAnsi="Aptos" w:eastAsia="Microsoft YaHei"/>
-          <w:sz w:val="21"/>
-        </w:rPr>
-        <w:t>逐题结果与汇总报告</w:t>
-      </w:r>
-    </w:p>
-    <w:p>
-      <w:pPr>
-        <w:pStyle w:val="Heading2"/>
-      </w:pPr>
-      <w:r>
-        <w:t>验收与测试</w:t>
-      </w:r>
-    </w:p>
-    <w:p>
-      <w:pPr>
-        <w:pStyle w:val="ListBullet"/>
-        <w:spacing w:after="60" w:line="276" w:lineRule="auto"/>
-      </w:pPr>
-      <w:r>
-        <w:rPr>
-          <w:rFonts w:ascii="Aptos" w:hAnsi="Aptos" w:eastAsia="Microsoft YaHei"/>
-          <w:sz w:val="21"/>
-        </w:rPr>
-        <w:t>指标函数用手算样例验证</w:t>
-      </w:r>
-    </w:p>
-    <w:p>
-      <w:pPr>
-        <w:pStyle w:val="ListBullet"/>
-        <w:spacing w:after="60" w:line="276" w:lineRule="auto"/>
-      </w:pPr>
-      <w:r>
-        <w:rPr>
-          <w:rFonts w:ascii="Aptos" w:hAnsi="Aptos" w:eastAsia="Microsoft YaHei"/>
-          <w:sz w:val="21"/>
-        </w:rPr>
-        <w:t>同配置重复运行结果可解释</w:t>
-      </w:r>
-    </w:p>
-    <w:p>
-      <w:pPr>
-        <w:pStyle w:val="ListBullet"/>
-        <w:spacing w:after="60" w:line="276" w:lineRule="auto"/>
-      </w:pPr>
-      <w:r>
-        <w:rPr>
-          <w:rFonts w:ascii="Aptos" w:hAnsi="Aptos" w:eastAsia="Microsoft YaHei"/>
-          <w:sz w:val="21"/>
-        </w:rPr>
-        <w:t>失败样例可追溯到输入和证据</w:t>
-      </w:r>
-    </w:p>
-    <w:p>
-      <w:pPr>
-        <w:pStyle w:val="ListBullet"/>
-        <w:spacing w:after="60" w:line="276" w:lineRule="auto"/>
-      </w:pPr>
-      <w:r>
-        <w:rPr>
-          <w:rFonts w:ascii="Aptos" w:hAnsi="Aptos" w:eastAsia="Microsoft YaHei"/>
-          <w:sz w:val="21"/>
-        </w:rPr>
-        <w:t>所有展示指标都有原始记录</w:t>
-      </w:r>
-    </w:p>
-    <w:p>
-      <w:pPr>
-        <w:pStyle w:val="Heading2"/>
-      </w:pPr>
-      <w:r>
-        <w:t>关键取舍</w:t>
-      </w:r>
-    </w:p>
-    <w:p>
-      <w:pPr>
-        <w:pStyle w:val="ListBullet"/>
-        <w:spacing w:after="60" w:line="276" w:lineRule="auto"/>
-      </w:pPr>
-      <w:r>
-        <w:rPr>
-          <w:rFonts w:ascii="Aptos" w:hAnsi="Aptos" w:eastAsia="Microsoft YaHei"/>
-          <w:sz w:val="21"/>
-        </w:rPr>
-        <w:t>自动评估作为辅助，心理健康安全和复杂忠实度需要人工复核。</w:t>
-      </w:r>
-    </w:p>
-    <w:p>
-      <w:pPr>
-        <w:pStyle w:val="ListBullet"/>
-        <w:spacing w:after="60" w:line="276" w:lineRule="auto"/>
-      </w:pPr>
-      <w:r>
-        <w:rPr>
-          <w:rFonts w:ascii="Aptos" w:hAnsi="Aptos" w:eastAsia="Microsoft YaHei"/>
-          <w:sz w:val="21"/>
-        </w:rPr>
-        <w:t>报告平均延迟时同时保存分位数，避免少量极慢请求被隐藏。</w:t>
-      </w:r>
-    </w:p>
-    <w:p>
-      <w:pPr>
-        <w:pStyle w:val="ListBullet"/>
-        <w:spacing w:after="60" w:line="276" w:lineRule="auto"/>
-      </w:pPr>
-      <w:r>
-        <w:rPr>
-          <w:rFonts w:ascii="Aptos" w:hAnsi="Aptos" w:eastAsia="Microsoft YaHei"/>
-          <w:sz w:val="21"/>
-        </w:rPr>
-        <w:t>不得编造性能数字，也不得只保留最优一次运行。</w:t>
-      </w:r>
-    </w:p>
-    <w:p>
-      <w:pPr>
-        <w:pStyle w:val="Heading2"/>
-      </w:pPr>
-      <w:r>
-        <w:t>理解检查</w:t>
-      </w:r>
-    </w:p>
-    <w:p>
-      <w:pPr>
-        <w:spacing w:after="80"/>
-      </w:pPr>
-      <w:r>
-        <w:rPr>
-          <w:rFonts w:ascii="Aptos" w:hAnsi="Aptos" w:eastAsia="Microsoft YaHei"/>
-          <w:sz w:val="21"/>
-        </w:rPr>
-        <w:t>1. 忠实度与答案正确性为什么不是同一个指标？</w:t>
-      </w:r>
-    </w:p>
-    <w:p>
-      <w:pPr>
-        <w:spacing w:after="80"/>
-      </w:pPr>
-      <w:r>
-        <w:rPr>
-          <w:rFonts w:ascii="Aptos" w:hAnsi="Aptos" w:eastAsia="Microsoft YaHei"/>
-          <w:sz w:val="21"/>
-        </w:rPr>
-        <w:t>2. 为什么实验报告需要保存逐题结果而不只保存平均分？</w:t>
-      </w:r>
-    </w:p>
-    <w:p>
-      <w:r>
-        <w:br w:type="page"/>
-      </w:r>
-    </w:p>
-    <w:p>
-      <w:pPr>
-        <w:pStyle w:val="Heading1"/>
-        <w:spacing w:after="80"/>
-      </w:pPr>
-      <w:r>
-        <w:t>第 10 轮  Streamlit 演示与项目交付</w:t>
-      </w:r>
-    </w:p>
-    <w:p>
-      <w:pPr>
-        <w:spacing w:after="200"/>
-      </w:pPr>
-      <w:r>
-        <w:rPr>
-          <w:rFonts w:ascii="Aptos" w:hAnsi="Aptos" w:eastAsia="Microsoft YaHei"/>
-          <w:b/>
-          <w:color w:val="5A5A5A"/>
-          <w:sz w:val="20"/>
-        </w:rPr>
-        <w:t>状态  待实施</w:t>
-      </w:r>
-    </w:p>
-    <w:p>
-      <w:pPr>
-        <w:pStyle w:val="Heading2"/>
-      </w:pPr>
-      <w:r>
-        <w:t>本轮目的</w:t>
-      </w:r>
-    </w:p>
-    <w:p>
-      <w:pPr>
-        <w:spacing w:after="120" w:line="288" w:lineRule="auto"/>
-      </w:pPr>
-      <w:r>
-        <w:rPr>
-          <w:rFonts w:ascii="Aptos" w:hAnsi="Aptos" w:eastAsia="Microsoft YaHei"/>
-          <w:b/>
-          <w:sz w:val="21"/>
-        </w:rPr>
-      </w:r>
-      <w:r>
-        <w:rPr>
-          <w:rFonts w:ascii="Aptos" w:hAnsi="Aptos" w:eastAsia="Microsoft YaHei"/>
-          <w:sz w:val="21"/>
-        </w:rPr>
-        <w:t>把已验证的 RAG 能力组织成可演示、可运行、可讲解的完整项目。</w:t>
-      </w:r>
-    </w:p>
-    <w:p>
-      <w:pPr>
-        <w:pStyle w:val="Heading2"/>
-      </w:pPr>
-      <w:r>
-        <w:t>核心原理</w:t>
-      </w:r>
-    </w:p>
-    <w:p>
-      <w:pPr>
-        <w:spacing w:after="120" w:line="288" w:lineRule="auto"/>
-      </w:pPr>
-      <w:r>
-        <w:rPr>
-          <w:rFonts w:ascii="Aptos" w:hAnsi="Aptos" w:eastAsia="Microsoft YaHei"/>
-          <w:b/>
-          <w:sz w:val="21"/>
-        </w:rPr>
-      </w:r>
-      <w:r>
-        <w:rPr>
-          <w:rFonts w:ascii="Aptos" w:hAnsi="Aptos" w:eastAsia="Microsoft YaHei"/>
-          <w:sz w:val="21"/>
-        </w:rPr>
-        <w:t>界面只是已验证能力的展示层，不能用界面掩盖检索和安全缺陷。面试演示应让观察者看见问题、答案、证据、引用、参数和安全边界。</w:t>
-      </w:r>
-    </w:p>
-    <w:p>
-      <w:pPr>
-        <w:pStyle w:val="Heading2"/>
-      </w:pPr>
-      <w:r>
-        <w:t>输入与前置条件</w:t>
-      </w:r>
-    </w:p>
-    <w:p>
-      <w:pPr>
-        <w:pStyle w:val="ListBullet"/>
-        <w:spacing w:after="60" w:line="276" w:lineRule="auto"/>
-      </w:pPr>
-      <w:r>
-        <w:rPr>
-          <w:rFonts w:ascii="Aptos" w:hAnsi="Aptos" w:eastAsia="Microsoft YaHei"/>
-          <w:sz w:val="21"/>
-        </w:rPr>
-        <w:t>完整 RAG pipeline</w:t>
-      </w:r>
-    </w:p>
-    <w:p>
-      <w:pPr>
-        <w:pStyle w:val="ListBullet"/>
-        <w:spacing w:after="60" w:line="276" w:lineRule="auto"/>
-      </w:pPr>
-      <w:r>
-        <w:rPr>
-          <w:rFonts w:ascii="Aptos" w:hAnsi="Aptos" w:eastAsia="Microsoft YaHei"/>
-          <w:sz w:val="21"/>
-        </w:rPr>
-        <w:t>安全路由</w:t>
-      </w:r>
-    </w:p>
-    <w:p>
-      <w:pPr>
-        <w:pStyle w:val="ListBullet"/>
-        <w:spacing w:after="60" w:line="276" w:lineRule="auto"/>
-      </w:pPr>
-      <w:r>
-        <w:rPr>
-          <w:rFonts w:ascii="Aptos" w:hAnsi="Aptos" w:eastAsia="Microsoft YaHei"/>
-          <w:sz w:val="21"/>
-        </w:rPr>
-        <w:t>实验结果</w:t>
-      </w:r>
-    </w:p>
-    <w:p>
-      <w:pPr>
-        <w:pStyle w:val="ListBullet"/>
-        <w:spacing w:after="60" w:line="276" w:lineRule="auto"/>
-      </w:pPr>
-      <w:r>
-        <w:rPr>
-          <w:rFonts w:ascii="Aptos" w:hAnsi="Aptos" w:eastAsia="Microsoft YaHei"/>
-          <w:sz w:val="21"/>
-        </w:rPr>
-        <w:t>运行配置</w:t>
-      </w:r>
-    </w:p>
-    <w:p>
-      <w:pPr>
-        <w:pStyle w:val="ListBullet"/>
-        <w:spacing w:after="60" w:line="276" w:lineRule="auto"/>
-      </w:pPr>
-      <w:r>
-        <w:rPr>
-          <w:rFonts w:ascii="Aptos" w:hAnsi="Aptos" w:eastAsia="Microsoft YaHei"/>
-          <w:sz w:val="21"/>
-        </w:rPr>
-        <w:t>README 内容</w:t>
-      </w:r>
-    </w:p>
-    <w:p>
-      <w:pPr>
-        <w:pStyle w:val="Heading2"/>
-      </w:pPr>
-      <w:r>
-        <w:t>详细实施步骤</w:t>
-      </w:r>
-    </w:p>
-    <w:p>
-      <w:pPr>
-        <w:spacing w:after="100" w:line="288" w:lineRule="auto"/>
-        <w:ind w:left="216" w:hanging="216"/>
-        <w:keepLines/>
-      </w:pPr>
-      <w:r>
-        <w:rPr>
-          <w:rFonts w:ascii="Aptos" w:hAnsi="Aptos" w:eastAsia="Microsoft YaHei"/>
-          <w:b/>
-          <w:sz w:val="21"/>
-        </w:rPr>
-        <w:t xml:space="preserve">1. 设计最小界面  </w:t>
-      </w:r>
-      <w:r>
-        <w:rPr>
-          <w:rFonts w:ascii="Aptos" w:hAnsi="Aptos" w:eastAsia="Microsoft YaHei"/>
-          <w:sz w:val="21"/>
-        </w:rPr>
-        <w:t>操作：提供问题输入、答案、引用、拒答提示和检索片段展开区。 目的：让核心链路可观察。</w:t>
-      </w:r>
-    </w:p>
-    <w:p>
-      <w:pPr>
-        <w:spacing w:after="100" w:line="288" w:lineRule="auto"/>
-        <w:ind w:left="216" w:hanging="216"/>
-        <w:keepLines/>
-      </w:pPr>
-      <w:r>
-        <w:rPr>
-          <w:rFonts w:ascii="Aptos" w:hAnsi="Aptos" w:eastAsia="Microsoft YaHei"/>
-          <w:b/>
-          <w:sz w:val="21"/>
-        </w:rPr>
-        <w:t xml:space="preserve">2. 展示关键配置  </w:t>
-      </w:r>
-      <w:r>
-        <w:rPr>
-          <w:rFonts w:ascii="Aptos" w:hAnsi="Aptos" w:eastAsia="Microsoft YaHei"/>
-          <w:sz w:val="21"/>
-        </w:rPr>
-        <w:t>操作：显示模型、索引版本、Top K 和检索模式，但隐藏密钥。 目的：便于演示实验条件。</w:t>
-      </w:r>
-    </w:p>
-    <w:p>
-      <w:pPr>
-        <w:spacing w:after="100" w:line="288" w:lineRule="auto"/>
-        <w:ind w:left="216" w:hanging="216"/>
-        <w:keepLines/>
-      </w:pPr>
-      <w:r>
-        <w:rPr>
-          <w:rFonts w:ascii="Aptos" w:hAnsi="Aptos" w:eastAsia="Microsoft YaHei"/>
-          <w:b/>
-          <w:sz w:val="21"/>
-        </w:rPr>
-        <w:t xml:space="preserve">3. 增加运行反馈  </w:t>
-      </w:r>
-      <w:r>
-        <w:rPr>
-          <w:rFonts w:ascii="Aptos" w:hAnsi="Aptos" w:eastAsia="Microsoft YaHei"/>
-          <w:sz w:val="21"/>
-        </w:rPr>
-        <w:t>操作：展示处理中状态、错误提示和分阶段耗时。 目的：让用户理解响应过程。</w:t>
-      </w:r>
-    </w:p>
-    <w:p>
-      <w:pPr>
-        <w:spacing w:after="100" w:line="288" w:lineRule="auto"/>
-        <w:ind w:left="216" w:hanging="216"/>
-        <w:keepLines/>
-      </w:pPr>
-      <w:r>
-        <w:rPr>
-          <w:rFonts w:ascii="Aptos" w:hAnsi="Aptos" w:eastAsia="Microsoft YaHei"/>
-          <w:b/>
-          <w:sz w:val="21"/>
-        </w:rPr>
-        <w:t xml:space="preserve">4. 完善项目文档  </w:t>
-      </w:r>
-      <w:r>
-        <w:rPr>
-          <w:rFonts w:ascii="Aptos" w:hAnsi="Aptos" w:eastAsia="Microsoft YaHei"/>
-          <w:sz w:val="21"/>
-        </w:rPr>
-        <w:t>操作：补充安装、数据准备、建索引、运行、测试、评估和安全说明。 目的：让第三方可以复现。</w:t>
-      </w:r>
-    </w:p>
-    <w:p>
-      <w:pPr>
-        <w:spacing w:after="100" w:line="288" w:lineRule="auto"/>
-        <w:ind w:left="216" w:hanging="216"/>
-        <w:keepLines/>
-      </w:pPr>
-      <w:r>
-        <w:rPr>
-          <w:rFonts w:ascii="Aptos" w:hAnsi="Aptos" w:eastAsia="Microsoft YaHei"/>
-          <w:b/>
-          <w:sz w:val="21"/>
-        </w:rPr>
-        <w:t xml:space="preserve">5. 完成演示验收  </w:t>
-      </w:r>
-      <w:r>
-        <w:rPr>
-          <w:rFonts w:ascii="Aptos" w:hAnsi="Aptos" w:eastAsia="Microsoft YaHei"/>
-          <w:sz w:val="21"/>
-        </w:rPr>
-        <w:t>操作：从新环境按 README 全流程运行，并准备成功与拒答示例。 目的：证明项目不是只在开发机偶然可用。</w:t>
-      </w:r>
-    </w:p>
-    <w:p>
-      <w:pPr>
-        <w:pStyle w:val="Heading2"/>
-      </w:pPr>
-      <w:r>
-        <w:t>本轮产物</w:t>
-      </w:r>
-    </w:p>
-    <w:p>
-      <w:pPr>
-        <w:pStyle w:val="ListBullet"/>
-        <w:spacing w:after="60" w:line="276" w:lineRule="auto"/>
-      </w:pPr>
-      <w:r>
-        <w:rPr>
-          <w:rFonts w:ascii="Aptos" w:hAnsi="Aptos" w:eastAsia="Microsoft YaHei"/>
-          <w:sz w:val="21"/>
-        </w:rPr>
-        <w:t>app.py</w:t>
-      </w:r>
-    </w:p>
-    <w:p>
-      <w:pPr>
-        <w:pStyle w:val="ListBullet"/>
-        <w:spacing w:after="60" w:line="276" w:lineRule="auto"/>
-      </w:pPr>
-      <w:r>
-        <w:rPr>
-          <w:rFonts w:ascii="Aptos" w:hAnsi="Aptos" w:eastAsia="Microsoft YaHei"/>
-          <w:sz w:val="21"/>
-        </w:rPr>
-        <w:t>完整 README</w:t>
-      </w:r>
-    </w:p>
-    <w:p>
-      <w:pPr>
-        <w:pStyle w:val="ListBullet"/>
-        <w:spacing w:after="60" w:line="276" w:lineRule="auto"/>
-      </w:pPr>
-      <w:r>
-        <w:rPr>
-          <w:rFonts w:ascii="Aptos" w:hAnsi="Aptos" w:eastAsia="Microsoft YaHei"/>
-          <w:sz w:val="21"/>
-        </w:rPr>
-        <w:t>运行与测试命令</w:t>
-      </w:r>
-    </w:p>
-    <w:p>
-      <w:pPr>
-        <w:pStyle w:val="ListBullet"/>
-        <w:spacing w:after="60" w:line="276" w:lineRule="auto"/>
-      </w:pPr>
-      <w:r>
-        <w:rPr>
-          <w:rFonts w:ascii="Aptos" w:hAnsi="Aptos" w:eastAsia="Microsoft YaHei"/>
-          <w:sz w:val="21"/>
-        </w:rPr>
-        <w:t>实验结果目录</w:t>
-      </w:r>
-    </w:p>
-    <w:p>
-      <w:pPr>
-        <w:pStyle w:val="ListBullet"/>
-        <w:spacing w:after="60" w:line="276" w:lineRule="auto"/>
-      </w:pPr>
-      <w:r>
-        <w:rPr>
-          <w:rFonts w:ascii="Aptos" w:hAnsi="Aptos" w:eastAsia="Microsoft YaHei"/>
-          <w:sz w:val="21"/>
-        </w:rPr>
-        <w:t>面试演示脚本</w:t>
-      </w:r>
-    </w:p>
-    <w:p>
-      <w:pPr>
-        <w:pStyle w:val="Heading2"/>
-      </w:pPr>
-      <w:r>
-        <w:t>验收与测试</w:t>
-      </w:r>
-    </w:p>
-    <w:p>
-      <w:pPr>
-        <w:pStyle w:val="ListBullet"/>
-        <w:spacing w:after="60" w:line="276" w:lineRule="auto"/>
-      </w:pPr>
-      <w:r>
-        <w:rPr>
-          <w:rFonts w:ascii="Aptos" w:hAnsi="Aptos" w:eastAsia="Microsoft YaHei"/>
-          <w:sz w:val="21"/>
-        </w:rPr>
-        <w:t>Streamlit 可启动</w:t>
-      </w:r>
-    </w:p>
-    <w:p>
-      <w:pPr>
-        <w:pStyle w:val="ListBullet"/>
-        <w:spacing w:after="60" w:line="276" w:lineRule="auto"/>
-      </w:pPr>
-      <w:r>
-        <w:rPr>
-          <w:rFonts w:ascii="Aptos" w:hAnsi="Aptos" w:eastAsia="Microsoft YaHei"/>
-          <w:sz w:val="21"/>
-        </w:rPr>
-        <w:t>回答和引用可展开</w:t>
-      </w:r>
-    </w:p>
-    <w:p>
-      <w:pPr>
-        <w:pStyle w:val="ListBullet"/>
-        <w:spacing w:after="60" w:line="276" w:lineRule="auto"/>
-      </w:pPr>
-      <w:r>
-        <w:rPr>
-          <w:rFonts w:ascii="Aptos" w:hAnsi="Aptos" w:eastAsia="Microsoft YaHei"/>
-          <w:sz w:val="21"/>
-        </w:rPr>
-        <w:t>无依据问题正确拒答</w:t>
-      </w:r>
-    </w:p>
-    <w:p>
-      <w:pPr>
-        <w:pStyle w:val="ListBullet"/>
-        <w:spacing w:after="60" w:line="276" w:lineRule="auto"/>
-      </w:pPr>
-      <w:r>
-        <w:rPr>
-          <w:rFonts w:ascii="Aptos" w:hAnsi="Aptos" w:eastAsia="Microsoft YaHei"/>
-          <w:sz w:val="21"/>
-        </w:rPr>
-        <w:t>危机问题进入安全流程</w:t>
-      </w:r>
-    </w:p>
-    <w:p>
-      <w:pPr>
-        <w:pStyle w:val="ListBullet"/>
-        <w:spacing w:after="60" w:line="276" w:lineRule="auto"/>
-      </w:pPr>
-      <w:r>
-        <w:rPr>
-          <w:rFonts w:ascii="Aptos" w:hAnsi="Aptos" w:eastAsia="Microsoft YaHei"/>
-          <w:sz w:val="21"/>
-        </w:rPr>
-        <w:t>README 从空环境可复现</w:t>
-      </w:r>
-    </w:p>
-    <w:p>
-      <w:pPr>
-        <w:pStyle w:val="Heading2"/>
-      </w:pPr>
-      <w:r>
-        <w:t>关键取舍</w:t>
-      </w:r>
-    </w:p>
-    <w:p>
-      <w:pPr>
-        <w:pStyle w:val="ListBullet"/>
-        <w:spacing w:after="60" w:line="276" w:lineRule="auto"/>
-      </w:pPr>
-      <w:r>
-        <w:rPr>
-          <w:rFonts w:ascii="Aptos" w:hAnsi="Aptos" w:eastAsia="Microsoft YaHei"/>
-          <w:sz w:val="21"/>
-        </w:rPr>
-        <w:t>界面最后实现，避免过早消耗时间。</w:t>
-      </w:r>
-    </w:p>
-    <w:p>
-      <w:pPr>
-        <w:pStyle w:val="ListBullet"/>
-        <w:spacing w:after="60" w:line="276" w:lineRule="auto"/>
-      </w:pPr>
-      <w:r>
-        <w:rPr>
-          <w:rFonts w:ascii="Aptos" w:hAnsi="Aptos" w:eastAsia="Microsoft YaHei"/>
-          <w:sz w:val="21"/>
-        </w:rPr>
-        <w:t>演示时保留检索片段和分数，突出对 RAG 原理的理解。</w:t>
-      </w:r>
-    </w:p>
-    <w:p>
-      <w:pPr>
-        <w:pStyle w:val="ListBullet"/>
-        <w:spacing w:after="60" w:line="276" w:lineRule="auto"/>
-      </w:pPr>
-      <w:r>
-        <w:rPr>
-          <w:rFonts w:ascii="Aptos" w:hAnsi="Aptos" w:eastAsia="Microsoft YaHei"/>
-          <w:sz w:val="21"/>
-        </w:rPr>
-        <w:t>公开仓库不提交原始敏感资料、API 密钥、模型缓存和大型索引文件。</w:t>
-      </w:r>
-    </w:p>
-    <w:p>
-      <w:pPr>
-        <w:pStyle w:val="Heading2"/>
-      </w:pPr>
-      <w:r>
-        <w:t>理解检查</w:t>
-      </w:r>
-    </w:p>
-    <w:p>
-      <w:pPr>
-        <w:spacing w:after="80"/>
-      </w:pPr>
-      <w:r>
-        <w:rPr>
-          <w:rFonts w:ascii="Aptos" w:hAnsi="Aptos" w:eastAsia="Microsoft YaHei"/>
-          <w:sz w:val="21"/>
-        </w:rPr>
-        <w:t>1. 为什么 Streamlit 应放在项目后期？</w:t>
-      </w:r>
-    </w:p>
-    <w:p>
-      <w:pPr>
-        <w:spacing w:after="80"/>
-      </w:pPr>
-      <w:r>
-        <w:rPr>
-          <w:rFonts w:ascii="Aptos" w:hAnsi="Aptos" w:eastAsia="Microsoft YaHei"/>
-          <w:sz w:val="21"/>
-        </w:rPr>
-        <w:t>2. 面试演示中哪些证据最能说明系统不是简单调用 LLM？</w:t>
-      </w:r>
-    </w:p>
-    <w:p>
-      <w:r>
-        <w:br w:type="page"/>
-      </w:r>
-    </w:p>
-    <w:p>
-      <w:pPr>
-        <w:pStyle w:val="Heading1"/>
-      </w:pPr>
-      <w:r>
-        <w:t>贯穿全项目的记录要求</w:t>
-      </w:r>
-    </w:p>
-    <w:p>
-      <w:pPr>
-        <w:spacing w:after="120" w:line="288" w:lineRule="auto"/>
-      </w:pPr>
-      <w:r>
-        <w:rPr>
-          <w:rFonts w:ascii="Aptos" w:hAnsi="Aptos" w:eastAsia="Microsoft YaHei"/>
-          <w:b/>
-          <w:sz w:val="21"/>
-        </w:rPr>
-        <w:t xml:space="preserve">数据记录  </w:t>
-      </w:r>
-      <w:r>
-        <w:rPr>
-          <w:rFonts w:ascii="Aptos" w:hAnsi="Aptos" w:eastAsia="Microsoft YaHei"/>
-          <w:sz w:val="21"/>
-        </w:rPr>
-        <w:t>保存来源、授权或公开范围、获取日期、清洗版本、文档数和片段数。</w:t>
-      </w:r>
-    </w:p>
-    <w:p>
-      <w:pPr>
-        <w:spacing w:after="120" w:line="288" w:lineRule="auto"/>
-      </w:pPr>
-      <w:r>
-        <w:rPr>
-          <w:rFonts w:ascii="Aptos" w:hAnsi="Aptos" w:eastAsia="Microsoft YaHei"/>
-          <w:b/>
-          <w:sz w:val="21"/>
-        </w:rPr>
-        <w:t xml:space="preserve">配置记录  </w:t>
-      </w:r>
-      <w:r>
-        <w:rPr>
-          <w:rFonts w:ascii="Aptos" w:hAnsi="Aptos" w:eastAsia="Microsoft YaHei"/>
-          <w:sz w:val="21"/>
-        </w:rPr>
-        <w:t>保存模型名称与版本、分块参数、Top K、检索模式、提示词版本和安全规则版本。</w:t>
-      </w:r>
-    </w:p>
-    <w:p>
-      <w:pPr>
-        <w:spacing w:after="120" w:line="288" w:lineRule="auto"/>
-      </w:pPr>
-      <w:r>
-        <w:rPr>
-          <w:rFonts w:ascii="Aptos" w:hAnsi="Aptos" w:eastAsia="Microsoft YaHei"/>
-          <w:b/>
-          <w:sz w:val="21"/>
-        </w:rPr>
-        <w:t xml:space="preserve">实验记录  </w:t>
-      </w:r>
-      <w:r>
-        <w:rPr>
-          <w:rFonts w:ascii="Aptos" w:hAnsi="Aptos" w:eastAsia="Microsoft YaHei"/>
-          <w:sz w:val="21"/>
-        </w:rPr>
-        <w:t>保存运行日期、硬件、数据版本、逐题结果、聚合指标、延迟和失败案例。</w:t>
-      </w:r>
-    </w:p>
-    <w:p>
-      <w:pPr>
-        <w:spacing w:after="120" w:line="288" w:lineRule="auto"/>
-      </w:pPr>
-      <w:r>
-        <w:rPr>
-          <w:rFonts w:ascii="Aptos" w:hAnsi="Aptos" w:eastAsia="Microsoft YaHei"/>
-          <w:b/>
-          <w:sz w:val="21"/>
-        </w:rPr>
-        <w:t xml:space="preserve">代码记录  </w:t>
-      </w:r>
-      <w:r>
-        <w:rPr>
-          <w:rFonts w:ascii="Aptos" w:hAnsi="Aptos" w:eastAsia="Microsoft YaHei"/>
-          <w:sz w:val="21"/>
-        </w:rPr>
-        <w:t>每轮通过测试后提交 Git，提交信息说明新增能力，避免一次提交混入多个阶段。</w:t>
-      </w:r>
-    </w:p>
-    <w:p>
-      <w:pPr>
-        <w:spacing w:after="120" w:line="288" w:lineRule="auto"/>
-      </w:pPr>
-      <w:r>
-        <w:rPr>
-          <w:rFonts w:ascii="Aptos" w:hAnsi="Aptos" w:eastAsia="Microsoft YaHei"/>
-          <w:b/>
-          <w:sz w:val="21"/>
-        </w:rPr>
-        <w:t xml:space="preserve">安全记录  </w:t>
-      </w:r>
-      <w:r>
-        <w:rPr>
-          <w:rFonts w:ascii="Aptos" w:hAnsi="Aptos" w:eastAsia="Microsoft YaHei"/>
-          <w:sz w:val="21"/>
-        </w:rPr>
-        <w:t>记录危机用例、误报、漏报、响应模板和求助信息的来源与更新时间。</w:t>
-      </w:r>
-    </w:p>
-    <w:p>
-      <w:pPr>
-        <w:pStyle w:val="Heading1"/>
-      </w:pPr>
-      <w:r>
-        <w:t>最终完成标准</w:t>
+      </w:pPr>
+      <w:r>
+        <w:t>受约束 Agent 只能调用白名单工具，有步数与超时上限，并完成相对固定工作流的真实对比实验。</w:t>
       </w:r>
     </w:p>
     <w:p>
@@ -6882,7 +8113,7 @@
     <w:sectPr>
       <w:footerReference w:type="default" r:id="rId9"/>
       <w:pgSz w:w="12240" w:h="15840"/>
-      <w:pgMar w:top="1037" w:right="1123" w:bottom="936" w:left="1123" w:header="720" w:footer="720" w:gutter="0"/>
+      <w:pgMar w:top="1247" w:right="1332" w:bottom="1247" w:left="1332" w:header="720" w:footer="720" w:gutter="0"/>
       <w:cols w:space="720"/>
       <w:docGrid w:linePitch="360"/>
     </w:sectPr>
